--- a/Azure-Practices/AzureServiceBus/ShoppingMicroServices/Azure-ACR-AKS-Deployment-Guide.docx
+++ b/Azure-Practices/AzureServiceBus/ShoppingMicroServices/Azure-ACR-AKS-Deployment-Guide.docx
@@ -5,8 +5,11 @@
     <w:p>
       <w:pPr>
         <w:rPr>
+          <w:rFonts w:cstheme="minorHAnsi"/>
           <w:b/>
           <w:bCs/>
+          <w:sz w:val="24"/>
+          <w:szCs w:val="24"/>
         </w:rPr>
       </w:pPr>
       <w:r>
@@ -14,19 +17,36 @@
           <w:rFonts w:ascii="Segoe UI Emoji" w:hAnsi="Segoe UI Emoji" w:cs="Segoe UI Emoji"/>
           <w:b/>
           <w:bCs/>
+          <w:sz w:val="24"/>
+          <w:szCs w:val="24"/>
         </w:rPr>
         <w:t>🚀</w:t>
       </w:r>
       <w:r>
         <w:rPr>
+          <w:rFonts w:cstheme="minorHAnsi"/>
           <w:b/>
           <w:bCs/>
+          <w:sz w:val="24"/>
+          <w:szCs w:val="24"/>
         </w:rPr>
         <w:t xml:space="preserve"> Deploying a .NET Microservice to AKS with ACR and GitHub Actions</w:t>
       </w:r>
     </w:p>
     <w:p>
-      <w:r>
+      <w:pPr>
+        <w:rPr>
+          <w:rFonts w:cstheme="minorHAnsi"/>
+          <w:sz w:val="24"/>
+          <w:szCs w:val="24"/>
+        </w:rPr>
+      </w:pPr>
+      <w:r>
+        <w:rPr>
+          <w:rFonts w:cstheme="minorHAnsi"/>
+          <w:sz w:val="24"/>
+          <w:szCs w:val="24"/>
+        </w:rPr>
         <w:t>This guide covers:</w:t>
       </w:r>
     </w:p>
@@ -36,8 +56,18 @@
           <w:ilvl w:val="0"/>
           <w:numId w:val="1"/>
         </w:numPr>
-      </w:pPr>
-      <w:r>
+        <w:rPr>
+          <w:rFonts w:cstheme="minorHAnsi"/>
+          <w:sz w:val="24"/>
+          <w:szCs w:val="24"/>
+        </w:rPr>
+      </w:pPr>
+      <w:r>
+        <w:rPr>
+          <w:rFonts w:cstheme="minorHAnsi"/>
+          <w:sz w:val="24"/>
+          <w:szCs w:val="24"/>
+        </w:rPr>
         <w:t>Resource creation with ARM templates</w:t>
       </w:r>
     </w:p>
@@ -47,8 +77,18 @@
           <w:ilvl w:val="0"/>
           <w:numId w:val="1"/>
         </w:numPr>
-      </w:pPr>
-      <w:r>
+        <w:rPr>
+          <w:rFonts w:cstheme="minorHAnsi"/>
+          <w:sz w:val="24"/>
+          <w:szCs w:val="24"/>
+        </w:rPr>
+      </w:pPr>
+      <w:r>
+        <w:rPr>
+          <w:rFonts w:cstheme="minorHAnsi"/>
+          <w:sz w:val="24"/>
+          <w:szCs w:val="24"/>
+        </w:rPr>
         <w:t>Docker image build &amp; push to ACR</w:t>
       </w:r>
     </w:p>
@@ -58,8 +98,18 @@
           <w:ilvl w:val="0"/>
           <w:numId w:val="1"/>
         </w:numPr>
-      </w:pPr>
-      <w:r>
+        <w:rPr>
+          <w:rFonts w:cstheme="minorHAnsi"/>
+          <w:sz w:val="24"/>
+          <w:szCs w:val="24"/>
+        </w:rPr>
+      </w:pPr>
+      <w:r>
+        <w:rPr>
+          <w:rFonts w:cstheme="minorHAnsi"/>
+          <w:sz w:val="24"/>
+          <w:szCs w:val="24"/>
+        </w:rPr>
         <w:t>AKS deployment &amp; exposure</w:t>
       </w:r>
     </w:p>
@@ -69,8 +119,18 @@
           <w:ilvl w:val="0"/>
           <w:numId w:val="1"/>
         </w:numPr>
-      </w:pPr>
-      <w:r>
+        <w:rPr>
+          <w:rFonts w:cstheme="minorHAnsi"/>
+          <w:sz w:val="24"/>
+          <w:szCs w:val="24"/>
+        </w:rPr>
+      </w:pPr>
+      <w:r>
+        <w:rPr>
+          <w:rFonts w:cstheme="minorHAnsi"/>
+          <w:sz w:val="24"/>
+          <w:szCs w:val="24"/>
+        </w:rPr>
         <w:t>API access verification</w:t>
       </w:r>
     </w:p>
@@ -80,1249 +140,5618 @@
           <w:ilvl w:val="0"/>
           <w:numId w:val="1"/>
         </w:numPr>
-      </w:pPr>
-      <w:r>
+        <w:rPr>
+          <w:rFonts w:cstheme="minorHAnsi"/>
+          <w:sz w:val="24"/>
+          <w:szCs w:val="24"/>
+        </w:rPr>
+      </w:pPr>
+      <w:r>
+        <w:rPr>
+          <w:rFonts w:cstheme="minorHAnsi"/>
+          <w:sz w:val="24"/>
+          <w:szCs w:val="24"/>
+        </w:rPr>
         <w:t>GitHub Actions CI/CD integration</w:t>
       </w:r>
     </w:p>
     <w:p>
       <w:pPr>
         <w:rPr>
+          <w:rFonts w:cstheme="minorHAnsi"/>
           <w:b/>
           <w:bCs/>
-        </w:rPr>
-      </w:pPr>
-      <w:r>
-        <w:rPr>
+          <w:sz w:val="24"/>
+          <w:szCs w:val="24"/>
+        </w:rPr>
+      </w:pPr>
+      <w:r>
+        <w:rPr>
+          <w:rFonts w:cstheme="minorHAnsi"/>
           <w:b/>
           <w:bCs/>
+          <w:sz w:val="24"/>
+          <w:szCs w:val="24"/>
         </w:rPr>
         <w:t>1. Create Resource Group</w:t>
       </w:r>
     </w:p>
     <w:p>
-      <w:r>
-        <w:rPr>
+      <w:pPr>
+        <w:rPr>
+          <w:rFonts w:cstheme="minorHAnsi"/>
+          <w:sz w:val="24"/>
+          <w:szCs w:val="24"/>
+        </w:rPr>
+      </w:pPr>
+      <w:r>
+        <w:rPr>
+          <w:rFonts w:cstheme="minorHAnsi"/>
           <w:b/>
           <w:bCs/>
-        </w:rPr>
-        <w:t>ARM Template (rg-template.json):</w:t>
-      </w:r>
-    </w:p>
-    <w:p>
-      <w:r>
-        <w:t>json</w:t>
-      </w:r>
-    </w:p>
-    <w:p>
-      <w:r>
-        <w:t>{</w:t>
-      </w:r>
-    </w:p>
-    <w:p>
-      <w:r>
-        <w:t xml:space="preserve">  "$schema": "https://schema.management.azure.com/schemas/2019-04-01/deploymentTemplate.json#",</w:t>
-      </w:r>
-    </w:p>
-    <w:p>
-      <w:r>
-        <w:t xml:space="preserve">  "contentVersion": "1.0.0.0",</w:t>
-      </w:r>
-    </w:p>
-    <w:p>
-      <w:r>
-        <w:t xml:space="preserve">  "resources": []</w:t>
-      </w:r>
-    </w:p>
-    <w:p>
-      <w:r>
-        <w:t>}</w:t>
-      </w:r>
-    </w:p>
-    <w:p>
-      <w:r>
-        <w:rPr>
+          <w:sz w:val="24"/>
+          <w:szCs w:val="24"/>
+        </w:rPr>
+        <w:t>ARM Template (</w:t>
+      </w:r>
+      <w:proofErr w:type="spellStart"/>
+      <w:r>
+        <w:rPr>
+          <w:rFonts w:cstheme="minorHAnsi"/>
           <w:b/>
           <w:bCs/>
-        </w:rPr>
-        <w:t>Cloud Shell Steps:</w:t>
-      </w:r>
-    </w:p>
-    <w:p>
-      <w:r>
-        <w:t>bash</w:t>
-      </w:r>
-    </w:p>
-    <w:p>
-      <w:r>
-        <w:t>nano rg-template.json   # paste JSON, save with Ctrl+O, exit Ctrl+X</w:t>
-      </w:r>
-    </w:p>
-    <w:p>
-      <w:r>
-        <w:t>az group create --name TestMskRsGrp --location southindia</w:t>
-      </w:r>
-    </w:p>
-    <w:p>
-      <w:r>
-        <w:rPr>
+          <w:sz w:val="24"/>
+          <w:szCs w:val="24"/>
+        </w:rPr>
+        <w:t>rg-template.json</w:t>
+      </w:r>
+      <w:proofErr w:type="spellEnd"/>
+      <w:r>
+        <w:rPr>
+          <w:rFonts w:cstheme="minorHAnsi"/>
           <w:b/>
           <w:bCs/>
-        </w:rPr>
-        <w:t>Verify:</w:t>
-      </w:r>
-    </w:p>
-    <w:p>
-      <w:r>
-        <w:t>bash</w:t>
-      </w:r>
-    </w:p>
-    <w:p>
-      <w:r>
-        <w:t>az group show --name TestMskRsGrp --output table</w:t>
-      </w:r>
-    </w:p>
-    <w:p>
-      <w:r>
-        <w:rPr>
+          <w:sz w:val="24"/>
+          <w:szCs w:val="24"/>
+        </w:rPr>
+        <w:t>):</w:t>
+      </w:r>
+    </w:p>
+    <w:p>
+      <w:pPr>
+        <w:rPr>
+          <w:rFonts w:cstheme="minorHAnsi"/>
+          <w:sz w:val="24"/>
+          <w:szCs w:val="24"/>
+        </w:rPr>
+      </w:pPr>
+      <w:proofErr w:type="spellStart"/>
+      <w:r>
+        <w:rPr>
+          <w:rFonts w:cstheme="minorHAnsi"/>
+          <w:sz w:val="24"/>
+          <w:szCs w:val="24"/>
+        </w:rPr>
+        <w:t>json</w:t>
+      </w:r>
+      <w:proofErr w:type="spellEnd"/>
+    </w:p>
+    <w:p>
+      <w:pPr>
+        <w:rPr>
+          <w:rFonts w:cstheme="minorHAnsi"/>
+          <w:sz w:val="24"/>
+          <w:szCs w:val="24"/>
+        </w:rPr>
+      </w:pPr>
+      <w:r>
+        <w:rPr>
+          <w:rFonts w:cstheme="minorHAnsi"/>
+          <w:sz w:val="24"/>
+          <w:szCs w:val="24"/>
+        </w:rPr>
+        <w:t>{</w:t>
+      </w:r>
+    </w:p>
+    <w:p>
+      <w:pPr>
+        <w:rPr>
+          <w:rFonts w:cstheme="minorHAnsi"/>
+          <w:sz w:val="24"/>
+          <w:szCs w:val="24"/>
+        </w:rPr>
+      </w:pPr>
+      <w:r>
+        <w:rPr>
+          <w:rFonts w:cstheme="minorHAnsi"/>
+          <w:sz w:val="24"/>
+          <w:szCs w:val="24"/>
+        </w:rPr>
+        <w:t xml:space="preserve">  "$schema": "https://schema.management.azure.com/schemas/2019-04-01/deploymentTemplate.json#",</w:t>
+      </w:r>
+    </w:p>
+    <w:p>
+      <w:pPr>
+        <w:rPr>
+          <w:rFonts w:cstheme="minorHAnsi"/>
+          <w:sz w:val="24"/>
+          <w:szCs w:val="24"/>
+        </w:rPr>
+      </w:pPr>
+      <w:r>
+        <w:rPr>
+          <w:rFonts w:cstheme="minorHAnsi"/>
+          <w:sz w:val="24"/>
+          <w:szCs w:val="24"/>
+        </w:rPr>
+        <w:t xml:space="preserve">  "</w:t>
+      </w:r>
+      <w:proofErr w:type="spellStart"/>
+      <w:r>
+        <w:rPr>
+          <w:rFonts w:cstheme="minorHAnsi"/>
+          <w:sz w:val="24"/>
+          <w:szCs w:val="24"/>
+        </w:rPr>
+        <w:t>contentVersion</w:t>
+      </w:r>
+      <w:proofErr w:type="spellEnd"/>
+      <w:r>
+        <w:rPr>
+          <w:rFonts w:cstheme="minorHAnsi"/>
+          <w:sz w:val="24"/>
+          <w:szCs w:val="24"/>
+        </w:rPr>
+        <w:t>": "1.0.0.0",</w:t>
+      </w:r>
+    </w:p>
+    <w:p>
+      <w:pPr>
+        <w:rPr>
+          <w:rFonts w:cstheme="minorHAnsi"/>
+          <w:sz w:val="24"/>
+          <w:szCs w:val="24"/>
+        </w:rPr>
+      </w:pPr>
+      <w:r>
+        <w:rPr>
+          <w:rFonts w:cstheme="minorHAnsi"/>
+          <w:sz w:val="24"/>
+          <w:szCs w:val="24"/>
+        </w:rPr>
+        <w:t xml:space="preserve">  "resources": []</w:t>
+      </w:r>
+    </w:p>
+    <w:p>
+      <w:pPr>
+        <w:rPr>
+          <w:rFonts w:cstheme="minorHAnsi"/>
+          <w:sz w:val="24"/>
+          <w:szCs w:val="24"/>
+        </w:rPr>
+      </w:pPr>
+      <w:r>
+        <w:rPr>
+          <w:rFonts w:cstheme="minorHAnsi"/>
+          <w:sz w:val="24"/>
+          <w:szCs w:val="24"/>
+        </w:rPr>
+        <w:t>}</w:t>
+      </w:r>
+    </w:p>
+    <w:p>
+      <w:pPr>
+        <w:rPr>
+          <w:rFonts w:cstheme="minorHAnsi"/>
+          <w:sz w:val="24"/>
+          <w:szCs w:val="24"/>
+        </w:rPr>
+      </w:pPr>
+      <w:r>
+        <w:rPr>
+          <w:rFonts w:cstheme="minorHAnsi"/>
           <w:b/>
           <w:bCs/>
-        </w:rPr>
-        <w:t>Expected Result:</w:t>
-      </w:r>
-      <w:r>
-        <w:t xml:space="preserve"> Resource group TestMskRsGrp listed with location southindia.</w:t>
-      </w:r>
-    </w:p>
-    <w:p>
-      <w:pPr>
-        <w:rPr>
+          <w:sz w:val="24"/>
+          <w:szCs w:val="24"/>
+        </w:rPr>
+        <w:t>Cloud Shell Steps:</w:t>
+      </w:r>
+    </w:p>
+    <w:p>
+      <w:pPr>
+        <w:rPr>
+          <w:rFonts w:cstheme="minorHAnsi"/>
+          <w:sz w:val="24"/>
+          <w:szCs w:val="24"/>
+        </w:rPr>
+      </w:pPr>
+      <w:r>
+        <w:rPr>
+          <w:rFonts w:cstheme="minorHAnsi"/>
+          <w:sz w:val="24"/>
+          <w:szCs w:val="24"/>
+        </w:rPr>
+        <w:t>bash</w:t>
+      </w:r>
+    </w:p>
+    <w:p>
+      <w:pPr>
+        <w:rPr>
+          <w:rFonts w:cstheme="minorHAnsi"/>
+          <w:sz w:val="24"/>
+          <w:szCs w:val="24"/>
+        </w:rPr>
+      </w:pPr>
+      <w:r>
+        <w:rPr>
+          <w:rFonts w:cstheme="minorHAnsi"/>
+          <w:sz w:val="24"/>
+          <w:szCs w:val="24"/>
+        </w:rPr>
+        <w:t xml:space="preserve">nano </w:t>
+      </w:r>
+      <w:proofErr w:type="spellStart"/>
+      <w:r>
+        <w:rPr>
+          <w:rFonts w:cstheme="minorHAnsi"/>
+          <w:sz w:val="24"/>
+          <w:szCs w:val="24"/>
+        </w:rPr>
+        <w:t>rg-template.json</w:t>
+      </w:r>
+      <w:proofErr w:type="spellEnd"/>
+      <w:r>
+        <w:rPr>
+          <w:rFonts w:cstheme="minorHAnsi"/>
+          <w:sz w:val="24"/>
+          <w:szCs w:val="24"/>
+        </w:rPr>
+        <w:t xml:space="preserve">   # paste JSON, save with </w:t>
+      </w:r>
+      <w:proofErr w:type="spellStart"/>
+      <w:r>
+        <w:rPr>
+          <w:rFonts w:cstheme="minorHAnsi"/>
+          <w:sz w:val="24"/>
+          <w:szCs w:val="24"/>
+        </w:rPr>
+        <w:t>Ctrl+O</w:t>
+      </w:r>
+      <w:proofErr w:type="spellEnd"/>
+      <w:r>
+        <w:rPr>
+          <w:rFonts w:cstheme="minorHAnsi"/>
+          <w:sz w:val="24"/>
+          <w:szCs w:val="24"/>
+        </w:rPr>
+        <w:t xml:space="preserve">, exit </w:t>
+      </w:r>
+      <w:proofErr w:type="spellStart"/>
+      <w:r>
+        <w:rPr>
+          <w:rFonts w:cstheme="minorHAnsi"/>
+          <w:sz w:val="24"/>
+          <w:szCs w:val="24"/>
+        </w:rPr>
+        <w:t>Ctrl+X</w:t>
+      </w:r>
+      <w:proofErr w:type="spellEnd"/>
+    </w:p>
+    <w:p>
+      <w:pPr>
+        <w:rPr>
+          <w:rFonts w:cstheme="minorHAnsi"/>
+          <w:sz w:val="24"/>
+          <w:szCs w:val="24"/>
+        </w:rPr>
+      </w:pPr>
+      <w:proofErr w:type="spellStart"/>
+      <w:r>
+        <w:rPr>
+          <w:rFonts w:cstheme="minorHAnsi"/>
+          <w:sz w:val="24"/>
+          <w:szCs w:val="24"/>
+        </w:rPr>
+        <w:t>az</w:t>
+      </w:r>
+      <w:proofErr w:type="spellEnd"/>
+      <w:r>
+        <w:rPr>
+          <w:rFonts w:cstheme="minorHAnsi"/>
+          <w:sz w:val="24"/>
+          <w:szCs w:val="24"/>
+        </w:rPr>
+        <w:t xml:space="preserve"> group create --name </w:t>
+      </w:r>
+      <w:proofErr w:type="spellStart"/>
+      <w:r>
+        <w:rPr>
+          <w:rFonts w:cstheme="minorHAnsi"/>
+          <w:sz w:val="24"/>
+          <w:szCs w:val="24"/>
+        </w:rPr>
+        <w:t>TestMskRsGrp</w:t>
+      </w:r>
+      <w:proofErr w:type="spellEnd"/>
+      <w:r>
+        <w:rPr>
+          <w:rFonts w:cstheme="minorHAnsi"/>
+          <w:sz w:val="24"/>
+          <w:szCs w:val="24"/>
+        </w:rPr>
+        <w:t xml:space="preserve"> --location </w:t>
+      </w:r>
+      <w:proofErr w:type="spellStart"/>
+      <w:r>
+        <w:rPr>
+          <w:rFonts w:cstheme="minorHAnsi"/>
+          <w:sz w:val="24"/>
+          <w:szCs w:val="24"/>
+        </w:rPr>
+        <w:t>southindia</w:t>
+      </w:r>
+      <w:proofErr w:type="spellEnd"/>
+    </w:p>
+    <w:p>
+      <w:pPr>
+        <w:rPr>
+          <w:rFonts w:cstheme="minorHAnsi"/>
+          <w:sz w:val="24"/>
+          <w:szCs w:val="24"/>
+        </w:rPr>
+      </w:pPr>
+      <w:r>
+        <w:rPr>
+          <w:rFonts w:cstheme="minorHAnsi"/>
           <w:b/>
           <w:bCs/>
-        </w:rPr>
-      </w:pPr>
-      <w:r>
-        <w:rPr>
+          <w:sz w:val="24"/>
+          <w:szCs w:val="24"/>
+        </w:rPr>
+        <w:t>Verify:</w:t>
+      </w:r>
+    </w:p>
+    <w:p>
+      <w:pPr>
+        <w:rPr>
+          <w:rFonts w:cstheme="minorHAnsi"/>
+          <w:sz w:val="24"/>
+          <w:szCs w:val="24"/>
+        </w:rPr>
+      </w:pPr>
+      <w:r>
+        <w:rPr>
+          <w:rFonts w:cstheme="minorHAnsi"/>
+          <w:sz w:val="24"/>
+          <w:szCs w:val="24"/>
+        </w:rPr>
+        <w:t>bash</w:t>
+      </w:r>
+    </w:p>
+    <w:p>
+      <w:pPr>
+        <w:rPr>
+          <w:rFonts w:cstheme="minorHAnsi"/>
+          <w:sz w:val="24"/>
+          <w:szCs w:val="24"/>
+        </w:rPr>
+      </w:pPr>
+      <w:proofErr w:type="spellStart"/>
+      <w:r>
+        <w:rPr>
+          <w:rFonts w:cstheme="minorHAnsi"/>
+          <w:sz w:val="24"/>
+          <w:szCs w:val="24"/>
+        </w:rPr>
+        <w:t>az</w:t>
+      </w:r>
+      <w:proofErr w:type="spellEnd"/>
+      <w:r>
+        <w:rPr>
+          <w:rFonts w:cstheme="minorHAnsi"/>
+          <w:sz w:val="24"/>
+          <w:szCs w:val="24"/>
+        </w:rPr>
+        <w:t xml:space="preserve"> group show --name </w:t>
+      </w:r>
+      <w:proofErr w:type="spellStart"/>
+      <w:r>
+        <w:rPr>
+          <w:rFonts w:cstheme="minorHAnsi"/>
+          <w:sz w:val="24"/>
+          <w:szCs w:val="24"/>
+        </w:rPr>
+        <w:t>TestMskRsGrp</w:t>
+      </w:r>
+      <w:proofErr w:type="spellEnd"/>
+      <w:r>
+        <w:rPr>
+          <w:rFonts w:cstheme="minorHAnsi"/>
+          <w:sz w:val="24"/>
+          <w:szCs w:val="24"/>
+        </w:rPr>
+        <w:t xml:space="preserve"> --output table</w:t>
+      </w:r>
+    </w:p>
+    <w:p>
+      <w:pPr>
+        <w:rPr>
+          <w:rFonts w:cstheme="minorHAnsi"/>
+          <w:sz w:val="24"/>
+          <w:szCs w:val="24"/>
+        </w:rPr>
+      </w:pPr>
+      <w:r>
+        <w:rPr>
+          <w:rFonts w:cstheme="minorHAnsi"/>
           <w:b/>
           <w:bCs/>
-        </w:rPr>
-        <w:t>2. Create Azure Container Registry (ACR)</w:t>
-      </w:r>
-    </w:p>
-    <w:p>
-      <w:r>
-        <w:rPr>
+          <w:sz w:val="24"/>
+          <w:szCs w:val="24"/>
+        </w:rPr>
+        <w:t>Expected Result:</w:t>
+      </w:r>
+      <w:r>
+        <w:rPr>
+          <w:rFonts w:cstheme="minorHAnsi"/>
+          <w:sz w:val="24"/>
+          <w:szCs w:val="24"/>
+        </w:rPr>
+        <w:t xml:space="preserve"> Resource group </w:t>
+      </w:r>
+      <w:proofErr w:type="spellStart"/>
+      <w:r>
+        <w:rPr>
+          <w:rFonts w:cstheme="minorHAnsi"/>
+          <w:sz w:val="24"/>
+          <w:szCs w:val="24"/>
+        </w:rPr>
+        <w:t>TestMskRsGrp</w:t>
+      </w:r>
+      <w:proofErr w:type="spellEnd"/>
+      <w:r>
+        <w:rPr>
+          <w:rFonts w:cstheme="minorHAnsi"/>
+          <w:sz w:val="24"/>
+          <w:szCs w:val="24"/>
+        </w:rPr>
+        <w:t xml:space="preserve"> listed with location </w:t>
+      </w:r>
+      <w:proofErr w:type="spellStart"/>
+      <w:r>
+        <w:rPr>
+          <w:rFonts w:cstheme="minorHAnsi"/>
+          <w:sz w:val="24"/>
+          <w:szCs w:val="24"/>
+        </w:rPr>
+        <w:t>southindia</w:t>
+      </w:r>
+      <w:proofErr w:type="spellEnd"/>
+      <w:r>
+        <w:rPr>
+          <w:rFonts w:cstheme="minorHAnsi"/>
+          <w:sz w:val="24"/>
+          <w:szCs w:val="24"/>
+        </w:rPr>
+        <w:t>.</w:t>
+      </w:r>
+    </w:p>
+    <w:p>
+      <w:pPr>
+        <w:rPr>
+          <w:rFonts w:cstheme="minorHAnsi"/>
           <w:b/>
           <w:bCs/>
-        </w:rPr>
-        <w:t>ARM Template (acr-template.json):</w:t>
-      </w:r>
-    </w:p>
-    <w:p>
-      <w:r>
-        <w:t>json</w:t>
-      </w:r>
-    </w:p>
-    <w:p>
-      <w:r>
-        <w:t>{</w:t>
-      </w:r>
-    </w:p>
-    <w:p>
-      <w:r>
-        <w:t xml:space="preserve">  "$schema": "https://schema.management.azure.com/schemas/2019-04-01/deploymentTemplate.json#",</w:t>
-      </w:r>
-    </w:p>
-    <w:p>
-      <w:r>
-        <w:t xml:space="preserve">  "contentVersion": "1.0.0.0",</w:t>
-      </w:r>
-    </w:p>
-    <w:p>
-      <w:r>
-        <w:t xml:space="preserve">  "resources": [</w:t>
-      </w:r>
-    </w:p>
-    <w:p>
-      <w:r>
-        <w:lastRenderedPageBreak/>
-        <w:t xml:space="preserve">    {</w:t>
-      </w:r>
-    </w:p>
-    <w:p>
-      <w:r>
-        <w:t xml:space="preserve">      "type": "Microsoft.ContainerRegistry/registries",</w:t>
-      </w:r>
-    </w:p>
-    <w:p>
-      <w:r>
-        <w:t xml:space="preserve">      "apiVersion": "2023-01-01-preview",</w:t>
-      </w:r>
-    </w:p>
-    <w:p>
-      <w:r>
-        <w:t xml:space="preserve">      "name": "TestMskACR",</w:t>
-      </w:r>
-    </w:p>
-    <w:p>
-      <w:r>
-        <w:t xml:space="preserve">      "location": "southindia",</w:t>
-      </w:r>
-    </w:p>
-    <w:p>
-      <w:r>
-        <w:t xml:space="preserve">      "sku": { "name": "Basic" },</w:t>
-      </w:r>
-    </w:p>
-    <w:p>
-      <w:r>
-        <w:t xml:space="preserve">      "properties": {</w:t>
-      </w:r>
-    </w:p>
-    <w:p>
-      <w:r>
-        <w:t xml:space="preserve">        "adminUserEnabled": false,</w:t>
-      </w:r>
-    </w:p>
-    <w:p>
-      <w:r>
-        <w:t xml:space="preserve">        "publicNetworkAccess": "Enabled"</w:t>
-      </w:r>
-    </w:p>
-    <w:p>
-      <w:r>
-        <w:t xml:space="preserve">      }</w:t>
-      </w:r>
-    </w:p>
-    <w:p>
-      <w:r>
-        <w:t xml:space="preserve">    }</w:t>
-      </w:r>
-    </w:p>
-    <w:p>
-      <w:r>
-        <w:t xml:space="preserve">  ]</w:t>
-      </w:r>
-    </w:p>
-    <w:p>
-      <w:r>
-        <w:t>}</w:t>
-      </w:r>
-    </w:p>
-    <w:p>
-      <w:r>
-        <w:rPr>
+          <w:sz w:val="24"/>
+          <w:szCs w:val="24"/>
+        </w:rPr>
+      </w:pPr>
+      <w:r>
+        <w:rPr>
+          <w:rFonts w:cstheme="minorHAnsi"/>
           <w:b/>
           <w:bCs/>
-        </w:rPr>
-        <w:t>Cloud Shell Steps:</w:t>
-      </w:r>
-    </w:p>
-    <w:p>
-      <w:r>
-        <w:t>bash</w:t>
-      </w:r>
-    </w:p>
-    <w:p>
-      <w:r>
-        <w:t>nano acr-template.json   # paste JSON</w:t>
-      </w:r>
-    </w:p>
-    <w:p>
-      <w:r>
-        <w:t>az deployment group create \</w:t>
-      </w:r>
-    </w:p>
-    <w:p>
-      <w:r>
-        <w:t xml:space="preserve">  --resource-group TestMskRsGrp \</w:t>
-      </w:r>
-    </w:p>
-    <w:p>
-      <w:r>
-        <w:t xml:space="preserve">  --template-file acr-template.json</w:t>
-      </w:r>
-    </w:p>
-    <w:p>
-      <w:r>
-        <w:rPr>
+          <w:sz w:val="24"/>
+          <w:szCs w:val="24"/>
+        </w:rPr>
+        <w:t>2. Create Azure Container Registry (ACR)</w:t>
+      </w:r>
+    </w:p>
+    <w:p>
+      <w:pPr>
+        <w:rPr>
+          <w:rFonts w:cstheme="minorHAnsi"/>
+          <w:sz w:val="24"/>
+          <w:szCs w:val="24"/>
+        </w:rPr>
+      </w:pPr>
+      <w:r>
+        <w:rPr>
+          <w:rFonts w:cstheme="minorHAnsi"/>
           <w:b/>
           <w:bCs/>
-        </w:rPr>
-        <w:t>Verify:</w:t>
-      </w:r>
-    </w:p>
-    <w:p>
-      <w:r>
-        <w:t>bash</w:t>
-      </w:r>
-    </w:p>
-    <w:p>
-      <w:r>
-        <w:t>az acr show --name TestMskACR --resource-group TestMskRsGrp --output table</w:t>
-      </w:r>
-    </w:p>
-    <w:p>
-      <w:r>
-        <w:rPr>
+          <w:sz w:val="24"/>
+          <w:szCs w:val="24"/>
+        </w:rPr>
+        <w:t>ARM Template (</w:t>
+      </w:r>
+      <w:proofErr w:type="spellStart"/>
+      <w:r>
+        <w:rPr>
+          <w:rFonts w:cstheme="minorHAnsi"/>
           <w:b/>
           <w:bCs/>
-        </w:rPr>
-        <w:t>Expected Result:</w:t>
-      </w:r>
-      <w:r>
-        <w:t xml:space="preserve"> ACR TestMskACR listed with SKU Basic.</w:t>
-      </w:r>
-    </w:p>
-    <w:p>
-      <w:pPr>
-        <w:rPr>
+          <w:sz w:val="24"/>
+          <w:szCs w:val="24"/>
+        </w:rPr>
+        <w:t>acr-template.json</w:t>
+      </w:r>
+      <w:proofErr w:type="spellEnd"/>
+      <w:r>
+        <w:rPr>
+          <w:rFonts w:cstheme="minorHAnsi"/>
           <w:b/>
           <w:bCs/>
-        </w:rPr>
-      </w:pPr>
-      <w:r>
-        <w:rPr>
+          <w:sz w:val="24"/>
+          <w:szCs w:val="24"/>
+        </w:rPr>
+        <w:t>):</w:t>
+      </w:r>
+    </w:p>
+    <w:p>
+      <w:pPr>
+        <w:rPr>
+          <w:rFonts w:cstheme="minorHAnsi"/>
+          <w:sz w:val="24"/>
+          <w:szCs w:val="24"/>
+        </w:rPr>
+      </w:pPr>
+      <w:proofErr w:type="spellStart"/>
+      <w:r>
+        <w:rPr>
+          <w:rFonts w:cstheme="minorHAnsi"/>
+          <w:sz w:val="24"/>
+          <w:szCs w:val="24"/>
+        </w:rPr>
+        <w:t>json</w:t>
+      </w:r>
+      <w:proofErr w:type="spellEnd"/>
+    </w:p>
+    <w:p>
+      <w:pPr>
+        <w:rPr>
+          <w:rFonts w:cstheme="minorHAnsi"/>
+          <w:sz w:val="24"/>
+          <w:szCs w:val="24"/>
+        </w:rPr>
+      </w:pPr>
+      <w:r>
+        <w:rPr>
+          <w:rFonts w:cstheme="minorHAnsi"/>
+          <w:sz w:val="24"/>
+          <w:szCs w:val="24"/>
+        </w:rPr>
+        <w:t>{</w:t>
+      </w:r>
+    </w:p>
+    <w:p>
+      <w:pPr>
+        <w:rPr>
+          <w:rFonts w:cstheme="minorHAnsi"/>
+          <w:sz w:val="24"/>
+          <w:szCs w:val="24"/>
+        </w:rPr>
+      </w:pPr>
+      <w:r>
+        <w:rPr>
+          <w:rFonts w:cstheme="minorHAnsi"/>
+          <w:sz w:val="24"/>
+          <w:szCs w:val="24"/>
+        </w:rPr>
+        <w:t xml:space="preserve">  "$schema": "https://schema.management.azure.com/schemas/2019-04-01/deploymentTemplate.json#",</w:t>
+      </w:r>
+    </w:p>
+    <w:p>
+      <w:pPr>
+        <w:rPr>
+          <w:rFonts w:cstheme="minorHAnsi"/>
+          <w:sz w:val="24"/>
+          <w:szCs w:val="24"/>
+        </w:rPr>
+      </w:pPr>
+      <w:r>
+        <w:rPr>
+          <w:rFonts w:cstheme="minorHAnsi"/>
+          <w:sz w:val="24"/>
+          <w:szCs w:val="24"/>
+        </w:rPr>
+        <w:lastRenderedPageBreak/>
+        <w:t xml:space="preserve">  "</w:t>
+      </w:r>
+      <w:proofErr w:type="spellStart"/>
+      <w:r>
+        <w:rPr>
+          <w:rFonts w:cstheme="minorHAnsi"/>
+          <w:sz w:val="24"/>
+          <w:szCs w:val="24"/>
+        </w:rPr>
+        <w:t>contentVersion</w:t>
+      </w:r>
+      <w:proofErr w:type="spellEnd"/>
+      <w:r>
+        <w:rPr>
+          <w:rFonts w:cstheme="minorHAnsi"/>
+          <w:sz w:val="24"/>
+          <w:szCs w:val="24"/>
+        </w:rPr>
+        <w:t>": "1.0.0.0",</w:t>
+      </w:r>
+    </w:p>
+    <w:p>
+      <w:pPr>
+        <w:rPr>
+          <w:rFonts w:cstheme="minorHAnsi"/>
+          <w:sz w:val="24"/>
+          <w:szCs w:val="24"/>
+        </w:rPr>
+      </w:pPr>
+      <w:r>
+        <w:rPr>
+          <w:rFonts w:cstheme="minorHAnsi"/>
+          <w:sz w:val="24"/>
+          <w:szCs w:val="24"/>
+        </w:rPr>
+        <w:t xml:space="preserve">  "resources": [</w:t>
+      </w:r>
+    </w:p>
+    <w:p>
+      <w:pPr>
+        <w:rPr>
+          <w:rFonts w:cstheme="minorHAnsi"/>
+          <w:sz w:val="24"/>
+          <w:szCs w:val="24"/>
+        </w:rPr>
+      </w:pPr>
+      <w:r>
+        <w:rPr>
+          <w:rFonts w:cstheme="minorHAnsi"/>
+          <w:sz w:val="24"/>
+          <w:szCs w:val="24"/>
+        </w:rPr>
+        <w:t xml:space="preserve">    {</w:t>
+      </w:r>
+    </w:p>
+    <w:p>
+      <w:pPr>
+        <w:rPr>
+          <w:rFonts w:cstheme="minorHAnsi"/>
+          <w:sz w:val="24"/>
+          <w:szCs w:val="24"/>
+        </w:rPr>
+      </w:pPr>
+      <w:r>
+        <w:rPr>
+          <w:rFonts w:cstheme="minorHAnsi"/>
+          <w:sz w:val="24"/>
+          <w:szCs w:val="24"/>
+        </w:rPr>
+        <w:t xml:space="preserve">      "type": "</w:t>
+      </w:r>
+      <w:proofErr w:type="spellStart"/>
+      <w:r>
+        <w:rPr>
+          <w:rFonts w:cstheme="minorHAnsi"/>
+          <w:sz w:val="24"/>
+          <w:szCs w:val="24"/>
+        </w:rPr>
+        <w:t>Microsoft.ContainerRegistry</w:t>
+      </w:r>
+      <w:proofErr w:type="spellEnd"/>
+      <w:r>
+        <w:rPr>
+          <w:rFonts w:cstheme="minorHAnsi"/>
+          <w:sz w:val="24"/>
+          <w:szCs w:val="24"/>
+        </w:rPr>
+        <w:t>/registries",</w:t>
+      </w:r>
+    </w:p>
+    <w:p>
+      <w:pPr>
+        <w:rPr>
+          <w:rFonts w:cstheme="minorHAnsi"/>
+          <w:sz w:val="24"/>
+          <w:szCs w:val="24"/>
+        </w:rPr>
+      </w:pPr>
+      <w:r>
+        <w:rPr>
+          <w:rFonts w:cstheme="minorHAnsi"/>
+          <w:sz w:val="24"/>
+          <w:szCs w:val="24"/>
+        </w:rPr>
+        <w:t xml:space="preserve">      "</w:t>
+      </w:r>
+      <w:proofErr w:type="spellStart"/>
+      <w:r>
+        <w:rPr>
+          <w:rFonts w:cstheme="minorHAnsi"/>
+          <w:sz w:val="24"/>
+          <w:szCs w:val="24"/>
+        </w:rPr>
+        <w:t>apiVersion</w:t>
+      </w:r>
+      <w:proofErr w:type="spellEnd"/>
+      <w:r>
+        <w:rPr>
+          <w:rFonts w:cstheme="minorHAnsi"/>
+          <w:sz w:val="24"/>
+          <w:szCs w:val="24"/>
+        </w:rPr>
+        <w:t>": "2023-01-01-preview",</w:t>
+      </w:r>
+    </w:p>
+    <w:p>
+      <w:pPr>
+        <w:rPr>
+          <w:rFonts w:cstheme="minorHAnsi"/>
+          <w:sz w:val="24"/>
+          <w:szCs w:val="24"/>
+        </w:rPr>
+      </w:pPr>
+      <w:r>
+        <w:rPr>
+          <w:rFonts w:cstheme="minorHAnsi"/>
+          <w:sz w:val="24"/>
+          <w:szCs w:val="24"/>
+        </w:rPr>
+        <w:t xml:space="preserve">      "name": "</w:t>
+      </w:r>
+      <w:proofErr w:type="spellStart"/>
+      <w:r>
+        <w:rPr>
+          <w:rFonts w:cstheme="minorHAnsi"/>
+          <w:sz w:val="24"/>
+          <w:szCs w:val="24"/>
+        </w:rPr>
+        <w:t>TestMskACR</w:t>
+      </w:r>
+      <w:proofErr w:type="spellEnd"/>
+      <w:r>
+        <w:rPr>
+          <w:rFonts w:cstheme="minorHAnsi"/>
+          <w:sz w:val="24"/>
+          <w:szCs w:val="24"/>
+        </w:rPr>
+        <w:t>",</w:t>
+      </w:r>
+    </w:p>
+    <w:p>
+      <w:pPr>
+        <w:rPr>
+          <w:rFonts w:cstheme="minorHAnsi"/>
+          <w:sz w:val="24"/>
+          <w:szCs w:val="24"/>
+        </w:rPr>
+      </w:pPr>
+      <w:r>
+        <w:rPr>
+          <w:rFonts w:cstheme="minorHAnsi"/>
+          <w:sz w:val="24"/>
+          <w:szCs w:val="24"/>
+        </w:rPr>
+        <w:t xml:space="preserve">      "location": "</w:t>
+      </w:r>
+      <w:proofErr w:type="spellStart"/>
+      <w:r>
+        <w:rPr>
+          <w:rFonts w:cstheme="minorHAnsi"/>
+          <w:sz w:val="24"/>
+          <w:szCs w:val="24"/>
+        </w:rPr>
+        <w:t>southindia</w:t>
+      </w:r>
+      <w:proofErr w:type="spellEnd"/>
+      <w:r>
+        <w:rPr>
+          <w:rFonts w:cstheme="minorHAnsi"/>
+          <w:sz w:val="24"/>
+          <w:szCs w:val="24"/>
+        </w:rPr>
+        <w:t>",</w:t>
+      </w:r>
+    </w:p>
+    <w:p>
+      <w:pPr>
+        <w:rPr>
+          <w:rFonts w:cstheme="minorHAnsi"/>
+          <w:sz w:val="24"/>
+          <w:szCs w:val="24"/>
+        </w:rPr>
+      </w:pPr>
+      <w:r>
+        <w:rPr>
+          <w:rFonts w:cstheme="minorHAnsi"/>
+          <w:sz w:val="24"/>
+          <w:szCs w:val="24"/>
+        </w:rPr>
+        <w:t xml:space="preserve">      "</w:t>
+      </w:r>
+      <w:proofErr w:type="spellStart"/>
+      <w:r>
+        <w:rPr>
+          <w:rFonts w:cstheme="minorHAnsi"/>
+          <w:sz w:val="24"/>
+          <w:szCs w:val="24"/>
+        </w:rPr>
+        <w:t>sku</w:t>
+      </w:r>
+      <w:proofErr w:type="spellEnd"/>
+      <w:r>
+        <w:rPr>
+          <w:rFonts w:cstheme="minorHAnsi"/>
+          <w:sz w:val="24"/>
+          <w:szCs w:val="24"/>
+        </w:rPr>
+        <w:t>": { "name": "Basic" },</w:t>
+      </w:r>
+    </w:p>
+    <w:p>
+      <w:pPr>
+        <w:rPr>
+          <w:rFonts w:cstheme="minorHAnsi"/>
+          <w:sz w:val="24"/>
+          <w:szCs w:val="24"/>
+        </w:rPr>
+      </w:pPr>
+      <w:r>
+        <w:rPr>
+          <w:rFonts w:cstheme="minorHAnsi"/>
+          <w:sz w:val="24"/>
+          <w:szCs w:val="24"/>
+        </w:rPr>
+        <w:t xml:space="preserve">      "properties": {</w:t>
+      </w:r>
+    </w:p>
+    <w:p>
+      <w:pPr>
+        <w:rPr>
+          <w:rFonts w:cstheme="minorHAnsi"/>
+          <w:sz w:val="24"/>
+          <w:szCs w:val="24"/>
+        </w:rPr>
+      </w:pPr>
+      <w:r>
+        <w:rPr>
+          <w:rFonts w:cstheme="minorHAnsi"/>
+          <w:sz w:val="24"/>
+          <w:szCs w:val="24"/>
+        </w:rPr>
+        <w:t xml:space="preserve">        "</w:t>
+      </w:r>
+      <w:proofErr w:type="spellStart"/>
+      <w:r>
+        <w:rPr>
+          <w:rFonts w:cstheme="minorHAnsi"/>
+          <w:sz w:val="24"/>
+          <w:szCs w:val="24"/>
+        </w:rPr>
+        <w:t>adminUserEnabled</w:t>
+      </w:r>
+      <w:proofErr w:type="spellEnd"/>
+      <w:r>
+        <w:rPr>
+          <w:rFonts w:cstheme="minorHAnsi"/>
+          <w:sz w:val="24"/>
+          <w:szCs w:val="24"/>
+        </w:rPr>
+        <w:t>": false,</w:t>
+      </w:r>
+    </w:p>
+    <w:p>
+      <w:pPr>
+        <w:rPr>
+          <w:rFonts w:cstheme="minorHAnsi"/>
+          <w:sz w:val="24"/>
+          <w:szCs w:val="24"/>
+        </w:rPr>
+      </w:pPr>
+      <w:r>
+        <w:rPr>
+          <w:rFonts w:cstheme="minorHAnsi"/>
+          <w:sz w:val="24"/>
+          <w:szCs w:val="24"/>
+        </w:rPr>
+        <w:t xml:space="preserve">        "</w:t>
+      </w:r>
+      <w:proofErr w:type="spellStart"/>
+      <w:r>
+        <w:rPr>
+          <w:rFonts w:cstheme="minorHAnsi"/>
+          <w:sz w:val="24"/>
+          <w:szCs w:val="24"/>
+        </w:rPr>
+        <w:t>publicNetworkAccess</w:t>
+      </w:r>
+      <w:proofErr w:type="spellEnd"/>
+      <w:r>
+        <w:rPr>
+          <w:rFonts w:cstheme="minorHAnsi"/>
+          <w:sz w:val="24"/>
+          <w:szCs w:val="24"/>
+        </w:rPr>
+        <w:t>": "Enabled"</w:t>
+      </w:r>
+    </w:p>
+    <w:p>
+      <w:pPr>
+        <w:rPr>
+          <w:rFonts w:cstheme="minorHAnsi"/>
+          <w:sz w:val="24"/>
+          <w:szCs w:val="24"/>
+        </w:rPr>
+      </w:pPr>
+      <w:r>
+        <w:rPr>
+          <w:rFonts w:cstheme="minorHAnsi"/>
+          <w:sz w:val="24"/>
+          <w:szCs w:val="24"/>
+        </w:rPr>
+        <w:t xml:space="preserve">      }</w:t>
+      </w:r>
+    </w:p>
+    <w:p>
+      <w:pPr>
+        <w:rPr>
+          <w:rFonts w:cstheme="minorHAnsi"/>
+          <w:sz w:val="24"/>
+          <w:szCs w:val="24"/>
+        </w:rPr>
+      </w:pPr>
+      <w:r>
+        <w:rPr>
+          <w:rFonts w:cstheme="minorHAnsi"/>
+          <w:sz w:val="24"/>
+          <w:szCs w:val="24"/>
+        </w:rPr>
+        <w:t xml:space="preserve">    }</w:t>
+      </w:r>
+    </w:p>
+    <w:p>
+      <w:pPr>
+        <w:rPr>
+          <w:rFonts w:cstheme="minorHAnsi"/>
+          <w:sz w:val="24"/>
+          <w:szCs w:val="24"/>
+        </w:rPr>
+      </w:pPr>
+      <w:r>
+        <w:rPr>
+          <w:rFonts w:cstheme="minorHAnsi"/>
+          <w:sz w:val="24"/>
+          <w:szCs w:val="24"/>
+        </w:rPr>
+        <w:t xml:space="preserve">  ]</w:t>
+      </w:r>
+    </w:p>
+    <w:p>
+      <w:pPr>
+        <w:rPr>
+          <w:rFonts w:cstheme="minorHAnsi"/>
+          <w:sz w:val="24"/>
+          <w:szCs w:val="24"/>
+        </w:rPr>
+      </w:pPr>
+      <w:r>
+        <w:rPr>
+          <w:rFonts w:cstheme="minorHAnsi"/>
+          <w:sz w:val="24"/>
+          <w:szCs w:val="24"/>
+        </w:rPr>
+        <w:t>}</w:t>
+      </w:r>
+    </w:p>
+    <w:p>
+      <w:pPr>
+        <w:rPr>
+          <w:rFonts w:cstheme="minorHAnsi"/>
+          <w:sz w:val="24"/>
+          <w:szCs w:val="24"/>
+        </w:rPr>
+      </w:pPr>
+      <w:r>
+        <w:rPr>
+          <w:rFonts w:cstheme="minorHAnsi"/>
           <w:b/>
           <w:bCs/>
-        </w:rPr>
-        <w:t>3. Create Azure Kubernetes Service (AKS)</w:t>
-      </w:r>
-    </w:p>
-    <w:p>
-      <w:r>
-        <w:rPr>
+          <w:sz w:val="24"/>
+          <w:szCs w:val="24"/>
+        </w:rPr>
+        <w:t>Cloud Shell Steps:</w:t>
+      </w:r>
+    </w:p>
+    <w:p>
+      <w:pPr>
+        <w:rPr>
+          <w:rFonts w:cstheme="minorHAnsi"/>
+          <w:sz w:val="24"/>
+          <w:szCs w:val="24"/>
+        </w:rPr>
+      </w:pPr>
+      <w:r>
+        <w:rPr>
+          <w:rFonts w:cstheme="minorHAnsi"/>
+          <w:sz w:val="24"/>
+          <w:szCs w:val="24"/>
+        </w:rPr>
+        <w:t>bash</w:t>
+      </w:r>
+    </w:p>
+    <w:p>
+      <w:pPr>
+        <w:rPr>
+          <w:rFonts w:cstheme="minorHAnsi"/>
+          <w:sz w:val="24"/>
+          <w:szCs w:val="24"/>
+        </w:rPr>
+      </w:pPr>
+      <w:r>
+        <w:rPr>
+          <w:rFonts w:cstheme="minorHAnsi"/>
+          <w:sz w:val="24"/>
+          <w:szCs w:val="24"/>
+        </w:rPr>
+        <w:t xml:space="preserve">nano </w:t>
+      </w:r>
+      <w:proofErr w:type="spellStart"/>
+      <w:r>
+        <w:rPr>
+          <w:rFonts w:cstheme="minorHAnsi"/>
+          <w:sz w:val="24"/>
+          <w:szCs w:val="24"/>
+        </w:rPr>
+        <w:t>acr-template.json</w:t>
+      </w:r>
+      <w:proofErr w:type="spellEnd"/>
+      <w:r>
+        <w:rPr>
+          <w:rFonts w:cstheme="minorHAnsi"/>
+          <w:sz w:val="24"/>
+          <w:szCs w:val="24"/>
+        </w:rPr>
+        <w:t xml:space="preserve">   # paste JSON</w:t>
+      </w:r>
+    </w:p>
+    <w:p>
+      <w:pPr>
+        <w:rPr>
+          <w:rFonts w:cstheme="minorHAnsi"/>
+          <w:sz w:val="24"/>
+          <w:szCs w:val="24"/>
+        </w:rPr>
+      </w:pPr>
+      <w:proofErr w:type="spellStart"/>
+      <w:r>
+        <w:rPr>
+          <w:rFonts w:cstheme="minorHAnsi"/>
+          <w:sz w:val="24"/>
+          <w:szCs w:val="24"/>
+        </w:rPr>
+        <w:t>az</w:t>
+      </w:r>
+      <w:proofErr w:type="spellEnd"/>
+      <w:r>
+        <w:rPr>
+          <w:rFonts w:cstheme="minorHAnsi"/>
+          <w:sz w:val="24"/>
+          <w:szCs w:val="24"/>
+        </w:rPr>
+        <w:t xml:space="preserve"> deployment group create \</w:t>
+      </w:r>
+    </w:p>
+    <w:p>
+      <w:pPr>
+        <w:rPr>
+          <w:rFonts w:cstheme="minorHAnsi"/>
+          <w:sz w:val="24"/>
+          <w:szCs w:val="24"/>
+        </w:rPr>
+      </w:pPr>
+      <w:r>
+        <w:rPr>
+          <w:rFonts w:cstheme="minorHAnsi"/>
+          <w:sz w:val="24"/>
+          <w:szCs w:val="24"/>
+        </w:rPr>
+        <w:t xml:space="preserve">  --resource-group </w:t>
+      </w:r>
+      <w:proofErr w:type="spellStart"/>
+      <w:r>
+        <w:rPr>
+          <w:rFonts w:cstheme="minorHAnsi"/>
+          <w:sz w:val="24"/>
+          <w:szCs w:val="24"/>
+        </w:rPr>
+        <w:t>TestMskRsGrp</w:t>
+      </w:r>
+      <w:proofErr w:type="spellEnd"/>
+      <w:r>
+        <w:rPr>
+          <w:rFonts w:cstheme="minorHAnsi"/>
+          <w:sz w:val="24"/>
+          <w:szCs w:val="24"/>
+        </w:rPr>
+        <w:t xml:space="preserve"> \</w:t>
+      </w:r>
+    </w:p>
+    <w:p>
+      <w:pPr>
+        <w:rPr>
+          <w:rFonts w:cstheme="minorHAnsi"/>
+          <w:sz w:val="24"/>
+          <w:szCs w:val="24"/>
+        </w:rPr>
+      </w:pPr>
+      <w:r>
+        <w:rPr>
+          <w:rFonts w:cstheme="minorHAnsi"/>
+          <w:sz w:val="24"/>
+          <w:szCs w:val="24"/>
+        </w:rPr>
+        <w:t xml:space="preserve">  --template-file </w:t>
+      </w:r>
+      <w:proofErr w:type="spellStart"/>
+      <w:r>
+        <w:rPr>
+          <w:rFonts w:cstheme="minorHAnsi"/>
+          <w:sz w:val="24"/>
+          <w:szCs w:val="24"/>
+        </w:rPr>
+        <w:t>acr-template.json</w:t>
+      </w:r>
+      <w:proofErr w:type="spellEnd"/>
+    </w:p>
+    <w:p>
+      <w:pPr>
+        <w:rPr>
+          <w:rFonts w:cstheme="minorHAnsi"/>
+          <w:sz w:val="24"/>
+          <w:szCs w:val="24"/>
+        </w:rPr>
+      </w:pPr>
+      <w:r>
+        <w:rPr>
+          <w:rFonts w:cstheme="minorHAnsi"/>
           <w:b/>
           <w:bCs/>
-        </w:rPr>
-        <w:t>ARM Template (aks-template.json):</w:t>
-      </w:r>
-    </w:p>
-    <w:p>
-      <w:r>
-        <w:t>json</w:t>
-      </w:r>
-    </w:p>
-    <w:p>
-      <w:r>
-        <w:t>{</w:t>
-      </w:r>
-    </w:p>
-    <w:p>
-      <w:r>
-        <w:t xml:space="preserve">  "$schema": "https://schema.management.azure.com/schemas/2019-04-01/deploymentTemplate.json#",</w:t>
-      </w:r>
-    </w:p>
-    <w:p>
-      <w:r>
-        <w:t xml:space="preserve">  "contentVersion": "1.0.0.0",</w:t>
-      </w:r>
-    </w:p>
-    <w:p>
-      <w:r>
-        <w:t xml:space="preserve">  "resources": [</w:t>
-      </w:r>
-    </w:p>
-    <w:p>
-      <w:r>
-        <w:lastRenderedPageBreak/>
-        <w:t xml:space="preserve">    {</w:t>
-      </w:r>
-    </w:p>
-    <w:p>
-      <w:r>
-        <w:t xml:space="preserve">      "type": "Microsoft.ContainerService/managedClusters",</w:t>
-      </w:r>
-    </w:p>
-    <w:p>
-      <w:r>
-        <w:t xml:space="preserve">      "apiVersion": "2023-08-01",</w:t>
-      </w:r>
-    </w:p>
-    <w:p>
-      <w:r>
-        <w:t xml:space="preserve">      "name": "TestMskAKS",</w:t>
-      </w:r>
-    </w:p>
-    <w:p>
-      <w:r>
-        <w:t xml:space="preserve">      "location": "southindia",</w:t>
-      </w:r>
-    </w:p>
-    <w:p>
-      <w:r>
-        <w:t xml:space="preserve">      "identity": { "type": "SystemAssigned" },</w:t>
-      </w:r>
-    </w:p>
-    <w:p>
-      <w:r>
-        <w:t xml:space="preserve">      "sku": { "name": "Base", "tier": "Free" },</w:t>
-      </w:r>
-    </w:p>
-    <w:p>
-      <w:r>
-        <w:t xml:space="preserve">      "properties": {</w:t>
-      </w:r>
-    </w:p>
-    <w:p>
-      <w:r>
-        <w:t xml:space="preserve">        "dnsPrefix": "TestMskAKS-dns",</w:t>
-      </w:r>
-    </w:p>
-    <w:p>
-      <w:r>
-        <w:t xml:space="preserve">        "agentPoolProfiles": [</w:t>
-      </w:r>
-    </w:p>
-    <w:p>
-      <w:r>
-        <w:t xml:space="preserve">          {</w:t>
-      </w:r>
-    </w:p>
-    <w:p>
-      <w:r>
-        <w:t xml:space="preserve">            "name": "agentpool",</w:t>
-      </w:r>
-    </w:p>
-    <w:p>
-      <w:r>
-        <w:t xml:space="preserve">            "count": 2,</w:t>
-      </w:r>
-    </w:p>
-    <w:p>
-      <w:r>
-        <w:t xml:space="preserve">            "vmSize": "Standard_D4ds_v5",</w:t>
-      </w:r>
-    </w:p>
-    <w:p>
-      <w:r>
-        <w:t xml:space="preserve">            "osType": "Linux",</w:t>
-      </w:r>
-    </w:p>
-    <w:p>
-      <w:r>
-        <w:t xml:space="preserve">            "mode": "System",</w:t>
-      </w:r>
-    </w:p>
-    <w:p>
-      <w:r>
-        <w:t xml:space="preserve">            "enableAutoScaling": true,</w:t>
-      </w:r>
-    </w:p>
-    <w:p>
-      <w:r>
-        <w:t xml:space="preserve">            "minCount": 2,</w:t>
-      </w:r>
-    </w:p>
-    <w:p>
-      <w:r>
-        <w:t xml:space="preserve">            "maxCount": 5</w:t>
-      </w:r>
-    </w:p>
-    <w:p>
-      <w:r>
-        <w:t xml:space="preserve">          }</w:t>
-      </w:r>
-    </w:p>
-    <w:p>
-      <w:r>
-        <w:t xml:space="preserve">        ],</w:t>
-      </w:r>
-    </w:p>
-    <w:p>
-      <w:r>
-        <w:t xml:space="preserve">        "enableRBAC": true,</w:t>
-      </w:r>
-    </w:p>
-    <w:p>
-      <w:r>
-        <w:t xml:space="preserve">        "networkProfile": {</w:t>
-      </w:r>
-    </w:p>
-    <w:p>
-      <w:r>
-        <w:t xml:space="preserve">          "networkPlugin": "azure",</w:t>
-      </w:r>
-    </w:p>
-    <w:p>
-      <w:r>
-        <w:t xml:space="preserve">          "loadBalancerSku": "Standard",</w:t>
-      </w:r>
-    </w:p>
-    <w:p>
-      <w:r>
-        <w:t xml:space="preserve">          "serviceCidr": "10.0.0.0/16",</w:t>
-      </w:r>
-    </w:p>
-    <w:p>
-      <w:r>
-        <w:t xml:space="preserve">          "dnsServiceIP": "10.0.0.10",</w:t>
-      </w:r>
-    </w:p>
-    <w:p>
-      <w:r>
-        <w:t xml:space="preserve">          "podCidr": "10.244.0.0/16"</w:t>
-      </w:r>
-    </w:p>
-    <w:p>
-      <w:r>
-        <w:t xml:space="preserve">        }</w:t>
-      </w:r>
-    </w:p>
-    <w:p>
-      <w:r>
-        <w:t xml:space="preserve">      }</w:t>
-      </w:r>
-    </w:p>
-    <w:p>
-      <w:r>
-        <w:t xml:space="preserve">    }</w:t>
-      </w:r>
-    </w:p>
-    <w:p>
-      <w:r>
-        <w:lastRenderedPageBreak/>
-        <w:t xml:space="preserve">  ]</w:t>
-      </w:r>
-    </w:p>
-    <w:p>
-      <w:r>
-        <w:t>}</w:t>
-      </w:r>
-    </w:p>
-    <w:p>
-      <w:r>
-        <w:rPr>
+          <w:sz w:val="24"/>
+          <w:szCs w:val="24"/>
+        </w:rPr>
+        <w:t>Verify:</w:t>
+      </w:r>
+    </w:p>
+    <w:p>
+      <w:pPr>
+        <w:rPr>
+          <w:rFonts w:cstheme="minorHAnsi"/>
+          <w:sz w:val="24"/>
+          <w:szCs w:val="24"/>
+        </w:rPr>
+      </w:pPr>
+      <w:r>
+        <w:rPr>
+          <w:rFonts w:cstheme="minorHAnsi"/>
+          <w:sz w:val="24"/>
+          <w:szCs w:val="24"/>
+        </w:rPr>
+        <w:t>bash</w:t>
+      </w:r>
+    </w:p>
+    <w:p>
+      <w:pPr>
+        <w:rPr>
+          <w:rFonts w:cstheme="minorHAnsi"/>
+          <w:sz w:val="24"/>
+          <w:szCs w:val="24"/>
+        </w:rPr>
+      </w:pPr>
+      <w:proofErr w:type="spellStart"/>
+      <w:r>
+        <w:rPr>
+          <w:rFonts w:cstheme="minorHAnsi"/>
+          <w:sz w:val="24"/>
+          <w:szCs w:val="24"/>
+        </w:rPr>
+        <w:t>az</w:t>
+      </w:r>
+      <w:proofErr w:type="spellEnd"/>
+      <w:r>
+        <w:rPr>
+          <w:rFonts w:cstheme="minorHAnsi"/>
+          <w:sz w:val="24"/>
+          <w:szCs w:val="24"/>
+        </w:rPr>
+        <w:t xml:space="preserve"> </w:t>
+      </w:r>
+      <w:proofErr w:type="spellStart"/>
+      <w:r>
+        <w:rPr>
+          <w:rFonts w:cstheme="minorHAnsi"/>
+          <w:sz w:val="24"/>
+          <w:szCs w:val="24"/>
+        </w:rPr>
+        <w:t>acr</w:t>
+      </w:r>
+      <w:proofErr w:type="spellEnd"/>
+      <w:r>
+        <w:rPr>
+          <w:rFonts w:cstheme="minorHAnsi"/>
+          <w:sz w:val="24"/>
+          <w:szCs w:val="24"/>
+        </w:rPr>
+        <w:t xml:space="preserve"> show --name </w:t>
+      </w:r>
+      <w:proofErr w:type="spellStart"/>
+      <w:r>
+        <w:rPr>
+          <w:rFonts w:cstheme="minorHAnsi"/>
+          <w:sz w:val="24"/>
+          <w:szCs w:val="24"/>
+        </w:rPr>
+        <w:t>TestMskACR</w:t>
+      </w:r>
+      <w:proofErr w:type="spellEnd"/>
+      <w:r>
+        <w:rPr>
+          <w:rFonts w:cstheme="minorHAnsi"/>
+          <w:sz w:val="24"/>
+          <w:szCs w:val="24"/>
+        </w:rPr>
+        <w:t xml:space="preserve"> --resource-group </w:t>
+      </w:r>
+      <w:proofErr w:type="spellStart"/>
+      <w:r>
+        <w:rPr>
+          <w:rFonts w:cstheme="minorHAnsi"/>
+          <w:sz w:val="24"/>
+          <w:szCs w:val="24"/>
+        </w:rPr>
+        <w:t>TestMskRsGrp</w:t>
+      </w:r>
+      <w:proofErr w:type="spellEnd"/>
+      <w:r>
+        <w:rPr>
+          <w:rFonts w:cstheme="minorHAnsi"/>
+          <w:sz w:val="24"/>
+          <w:szCs w:val="24"/>
+        </w:rPr>
+        <w:t xml:space="preserve"> --output table</w:t>
+      </w:r>
+    </w:p>
+    <w:p>
+      <w:pPr>
+        <w:rPr>
+          <w:rFonts w:cstheme="minorHAnsi"/>
+          <w:sz w:val="24"/>
+          <w:szCs w:val="24"/>
+        </w:rPr>
+      </w:pPr>
+      <w:r>
+        <w:rPr>
+          <w:rFonts w:cstheme="minorHAnsi"/>
           <w:b/>
           <w:bCs/>
-        </w:rPr>
-        <w:t>Cloud Shell Steps:</w:t>
-      </w:r>
-    </w:p>
-    <w:p>
-      <w:r>
-        <w:t>bash</w:t>
-      </w:r>
-    </w:p>
-    <w:p>
-      <w:r>
-        <w:t>nano aks-template.json   # paste JSON</w:t>
-      </w:r>
-    </w:p>
-    <w:p>
-      <w:r>
-        <w:t>az deployment group create \</w:t>
-      </w:r>
-    </w:p>
-    <w:p>
-      <w:r>
-        <w:t xml:space="preserve">  --resource-group TestMskRsGrp \</w:t>
-      </w:r>
-    </w:p>
-    <w:p>
-      <w:r>
-        <w:t xml:space="preserve">  --template-file aks-template.json</w:t>
-      </w:r>
-    </w:p>
-    <w:p>
-      <w:r>
-        <w:rPr>
+          <w:sz w:val="24"/>
+          <w:szCs w:val="24"/>
+        </w:rPr>
+        <w:t>Expected Result:</w:t>
+      </w:r>
+      <w:r>
+        <w:rPr>
+          <w:rFonts w:cstheme="minorHAnsi"/>
+          <w:sz w:val="24"/>
+          <w:szCs w:val="24"/>
+        </w:rPr>
+        <w:t xml:space="preserve"> ACR </w:t>
+      </w:r>
+      <w:proofErr w:type="spellStart"/>
+      <w:r>
+        <w:rPr>
+          <w:rFonts w:cstheme="minorHAnsi"/>
+          <w:sz w:val="24"/>
+          <w:szCs w:val="24"/>
+        </w:rPr>
+        <w:t>TestMskACR</w:t>
+      </w:r>
+      <w:proofErr w:type="spellEnd"/>
+      <w:r>
+        <w:rPr>
+          <w:rFonts w:cstheme="minorHAnsi"/>
+          <w:sz w:val="24"/>
+          <w:szCs w:val="24"/>
+        </w:rPr>
+        <w:t xml:space="preserve"> listed with SKU Basic.</w:t>
+      </w:r>
+    </w:p>
+    <w:p>
+      <w:pPr>
+        <w:rPr>
+          <w:rFonts w:cstheme="minorHAnsi"/>
           <w:b/>
           <w:bCs/>
-        </w:rPr>
-        <w:t>Verify:</w:t>
-      </w:r>
-    </w:p>
-    <w:p>
-      <w:r>
-        <w:t>bash</w:t>
-      </w:r>
-    </w:p>
-    <w:p>
-      <w:r>
-        <w:t>az aks show --name TestMskAKS --resource-group TestMskRsGrp --output table</w:t>
-      </w:r>
-    </w:p>
-    <w:p>
-      <w:r>
-        <w:rPr>
+          <w:sz w:val="24"/>
+          <w:szCs w:val="24"/>
+        </w:rPr>
+      </w:pPr>
+      <w:r>
+        <w:rPr>
+          <w:rFonts w:cstheme="minorHAnsi"/>
           <w:b/>
           <w:bCs/>
-        </w:rPr>
-        <w:t>Expected Result:</w:t>
-      </w:r>
-      <w:r>
-        <w:t xml:space="preserve"> AKS cluster TestMskAKS listed with agent pool agentpool.</w:t>
-      </w:r>
-    </w:p>
-    <w:p>
-      <w:pPr>
-        <w:rPr>
+          <w:sz w:val="24"/>
+          <w:szCs w:val="24"/>
+        </w:rPr>
+        <w:t>3. Create Azure Kubernetes Service (AKS)</w:t>
+      </w:r>
+    </w:p>
+    <w:p>
+      <w:pPr>
+        <w:rPr>
+          <w:rFonts w:cstheme="minorHAnsi"/>
+          <w:sz w:val="24"/>
+          <w:szCs w:val="24"/>
+        </w:rPr>
+      </w:pPr>
+      <w:r>
+        <w:rPr>
+          <w:rFonts w:cstheme="minorHAnsi"/>
           <w:b/>
           <w:bCs/>
-        </w:rPr>
-      </w:pPr>
-      <w:r>
-        <w:rPr>
+          <w:sz w:val="24"/>
+          <w:szCs w:val="24"/>
+        </w:rPr>
+        <w:t>ARM Template (</w:t>
+      </w:r>
+      <w:proofErr w:type="spellStart"/>
+      <w:r>
+        <w:rPr>
+          <w:rFonts w:cstheme="minorHAnsi"/>
           <w:b/>
           <w:bCs/>
-        </w:rPr>
-        <w:t>4. Build &amp; Push Docker Image</w:t>
-      </w:r>
-    </w:p>
-    <w:p>
-      <w:r>
-        <w:rPr>
+          <w:sz w:val="24"/>
+          <w:szCs w:val="24"/>
+        </w:rPr>
+        <w:t>aks-template.json</w:t>
+      </w:r>
+      <w:proofErr w:type="spellEnd"/>
+      <w:r>
+        <w:rPr>
+          <w:rFonts w:cstheme="minorHAnsi"/>
           <w:b/>
           <w:bCs/>
-        </w:rPr>
-        <w:t>Cloud Shell Steps:</w:t>
-      </w:r>
-    </w:p>
-    <w:p>
-      <w:r>
-        <w:t>bash</w:t>
-      </w:r>
-    </w:p>
-    <w:p>
-      <w:r>
-        <w:t>docker build -t testmskacr.azurecr.io/orderapi:v1 .</w:t>
-      </w:r>
-    </w:p>
-    <w:p>
-      <w:r>
-        <w:t>az acr login --name TestMskACR</w:t>
-      </w:r>
-    </w:p>
-    <w:p>
-      <w:r>
-        <w:t>docker push testmskacr.azurecr.io/orderapi:v1</w:t>
-      </w:r>
-    </w:p>
-    <w:p>
-      <w:r>
-        <w:rPr>
+          <w:sz w:val="24"/>
+          <w:szCs w:val="24"/>
+        </w:rPr>
+        <w:t>):</w:t>
+      </w:r>
+    </w:p>
+    <w:p>
+      <w:pPr>
+        <w:rPr>
+          <w:rFonts w:cstheme="minorHAnsi"/>
+          <w:sz w:val="24"/>
+          <w:szCs w:val="24"/>
+        </w:rPr>
+      </w:pPr>
+      <w:proofErr w:type="spellStart"/>
+      <w:r>
+        <w:rPr>
+          <w:rFonts w:cstheme="minorHAnsi"/>
+          <w:sz w:val="24"/>
+          <w:szCs w:val="24"/>
+        </w:rPr>
+        <w:t>json</w:t>
+      </w:r>
+      <w:proofErr w:type="spellEnd"/>
+    </w:p>
+    <w:p>
+      <w:pPr>
+        <w:rPr>
+          <w:rFonts w:cstheme="minorHAnsi"/>
+          <w:sz w:val="24"/>
+          <w:szCs w:val="24"/>
+        </w:rPr>
+      </w:pPr>
+      <w:r>
+        <w:rPr>
+          <w:rFonts w:cstheme="minorHAnsi"/>
+          <w:sz w:val="24"/>
+          <w:szCs w:val="24"/>
+        </w:rPr>
+        <w:t>{</w:t>
+      </w:r>
+    </w:p>
+    <w:p>
+      <w:pPr>
+        <w:rPr>
+          <w:rFonts w:cstheme="minorHAnsi"/>
+          <w:sz w:val="24"/>
+          <w:szCs w:val="24"/>
+        </w:rPr>
+      </w:pPr>
+      <w:r>
+        <w:rPr>
+          <w:rFonts w:cstheme="minorHAnsi"/>
+          <w:sz w:val="24"/>
+          <w:szCs w:val="24"/>
+        </w:rPr>
+        <w:lastRenderedPageBreak/>
+        <w:t xml:space="preserve">  "$schema": "https://schema.management.azure.com/schemas/2019-04-01/deploymentTemplate.json#",</w:t>
+      </w:r>
+    </w:p>
+    <w:p>
+      <w:pPr>
+        <w:rPr>
+          <w:rFonts w:cstheme="minorHAnsi"/>
+          <w:sz w:val="24"/>
+          <w:szCs w:val="24"/>
+        </w:rPr>
+      </w:pPr>
+      <w:r>
+        <w:rPr>
+          <w:rFonts w:cstheme="minorHAnsi"/>
+          <w:sz w:val="24"/>
+          <w:szCs w:val="24"/>
+        </w:rPr>
+        <w:t xml:space="preserve">  "</w:t>
+      </w:r>
+      <w:proofErr w:type="spellStart"/>
+      <w:r>
+        <w:rPr>
+          <w:rFonts w:cstheme="minorHAnsi"/>
+          <w:sz w:val="24"/>
+          <w:szCs w:val="24"/>
+        </w:rPr>
+        <w:t>contentVersion</w:t>
+      </w:r>
+      <w:proofErr w:type="spellEnd"/>
+      <w:r>
+        <w:rPr>
+          <w:rFonts w:cstheme="minorHAnsi"/>
+          <w:sz w:val="24"/>
+          <w:szCs w:val="24"/>
+        </w:rPr>
+        <w:t>": "1.0.0.0",</w:t>
+      </w:r>
+    </w:p>
+    <w:p>
+      <w:pPr>
+        <w:rPr>
+          <w:rFonts w:cstheme="minorHAnsi"/>
+          <w:sz w:val="24"/>
+          <w:szCs w:val="24"/>
+        </w:rPr>
+      </w:pPr>
+      <w:r>
+        <w:rPr>
+          <w:rFonts w:cstheme="minorHAnsi"/>
+          <w:sz w:val="24"/>
+          <w:szCs w:val="24"/>
+        </w:rPr>
+        <w:t xml:space="preserve">  "resources": [</w:t>
+      </w:r>
+    </w:p>
+    <w:p>
+      <w:pPr>
+        <w:rPr>
+          <w:rFonts w:cstheme="minorHAnsi"/>
+          <w:sz w:val="24"/>
+          <w:szCs w:val="24"/>
+        </w:rPr>
+      </w:pPr>
+      <w:r>
+        <w:rPr>
+          <w:rFonts w:cstheme="minorHAnsi"/>
+          <w:sz w:val="24"/>
+          <w:szCs w:val="24"/>
+        </w:rPr>
+        <w:t xml:space="preserve">    {</w:t>
+      </w:r>
+    </w:p>
+    <w:p>
+      <w:pPr>
+        <w:rPr>
+          <w:rFonts w:cstheme="minorHAnsi"/>
+          <w:sz w:val="24"/>
+          <w:szCs w:val="24"/>
+        </w:rPr>
+      </w:pPr>
+      <w:r>
+        <w:rPr>
+          <w:rFonts w:cstheme="minorHAnsi"/>
+          <w:sz w:val="24"/>
+          <w:szCs w:val="24"/>
+        </w:rPr>
+        <w:t xml:space="preserve">      "type": "</w:t>
+      </w:r>
+      <w:proofErr w:type="spellStart"/>
+      <w:r>
+        <w:rPr>
+          <w:rFonts w:cstheme="minorHAnsi"/>
+          <w:sz w:val="24"/>
+          <w:szCs w:val="24"/>
+        </w:rPr>
+        <w:t>Microsoft.ContainerService</w:t>
+      </w:r>
+      <w:proofErr w:type="spellEnd"/>
+      <w:r>
+        <w:rPr>
+          <w:rFonts w:cstheme="minorHAnsi"/>
+          <w:sz w:val="24"/>
+          <w:szCs w:val="24"/>
+        </w:rPr>
+        <w:t>/</w:t>
+      </w:r>
+      <w:proofErr w:type="spellStart"/>
+      <w:r>
+        <w:rPr>
+          <w:rFonts w:cstheme="minorHAnsi"/>
+          <w:sz w:val="24"/>
+          <w:szCs w:val="24"/>
+        </w:rPr>
+        <w:t>managedClusters</w:t>
+      </w:r>
+      <w:proofErr w:type="spellEnd"/>
+      <w:r>
+        <w:rPr>
+          <w:rFonts w:cstheme="minorHAnsi"/>
+          <w:sz w:val="24"/>
+          <w:szCs w:val="24"/>
+        </w:rPr>
+        <w:t>",</w:t>
+      </w:r>
+    </w:p>
+    <w:p>
+      <w:pPr>
+        <w:rPr>
+          <w:rFonts w:cstheme="minorHAnsi"/>
+          <w:sz w:val="24"/>
+          <w:szCs w:val="24"/>
+        </w:rPr>
+      </w:pPr>
+      <w:r>
+        <w:rPr>
+          <w:rFonts w:cstheme="minorHAnsi"/>
+          <w:sz w:val="24"/>
+          <w:szCs w:val="24"/>
+        </w:rPr>
+        <w:t xml:space="preserve">      "</w:t>
+      </w:r>
+      <w:proofErr w:type="spellStart"/>
+      <w:r>
+        <w:rPr>
+          <w:rFonts w:cstheme="minorHAnsi"/>
+          <w:sz w:val="24"/>
+          <w:szCs w:val="24"/>
+        </w:rPr>
+        <w:t>apiVersion</w:t>
+      </w:r>
+      <w:proofErr w:type="spellEnd"/>
+      <w:r>
+        <w:rPr>
+          <w:rFonts w:cstheme="minorHAnsi"/>
+          <w:sz w:val="24"/>
+          <w:szCs w:val="24"/>
+        </w:rPr>
+        <w:t>": "2023-08-01",</w:t>
+      </w:r>
+    </w:p>
+    <w:p>
+      <w:pPr>
+        <w:rPr>
+          <w:rFonts w:cstheme="minorHAnsi"/>
+          <w:sz w:val="24"/>
+          <w:szCs w:val="24"/>
+        </w:rPr>
+      </w:pPr>
+      <w:r>
+        <w:rPr>
+          <w:rFonts w:cstheme="minorHAnsi"/>
+          <w:sz w:val="24"/>
+          <w:szCs w:val="24"/>
+        </w:rPr>
+        <w:t xml:space="preserve">      "name": "</w:t>
+      </w:r>
+      <w:proofErr w:type="spellStart"/>
+      <w:r>
+        <w:rPr>
+          <w:rFonts w:cstheme="minorHAnsi"/>
+          <w:sz w:val="24"/>
+          <w:szCs w:val="24"/>
+        </w:rPr>
+        <w:t>TestMskAKS</w:t>
+      </w:r>
+      <w:proofErr w:type="spellEnd"/>
+      <w:r>
+        <w:rPr>
+          <w:rFonts w:cstheme="minorHAnsi"/>
+          <w:sz w:val="24"/>
+          <w:szCs w:val="24"/>
+        </w:rPr>
+        <w:t>",</w:t>
+      </w:r>
+    </w:p>
+    <w:p>
+      <w:pPr>
+        <w:rPr>
+          <w:rFonts w:cstheme="minorHAnsi"/>
+          <w:sz w:val="24"/>
+          <w:szCs w:val="24"/>
+        </w:rPr>
+      </w:pPr>
+      <w:r>
+        <w:rPr>
+          <w:rFonts w:cstheme="minorHAnsi"/>
+          <w:sz w:val="24"/>
+          <w:szCs w:val="24"/>
+        </w:rPr>
+        <w:t xml:space="preserve">      "location": "</w:t>
+      </w:r>
+      <w:proofErr w:type="spellStart"/>
+      <w:r>
+        <w:rPr>
+          <w:rFonts w:cstheme="minorHAnsi"/>
+          <w:sz w:val="24"/>
+          <w:szCs w:val="24"/>
+        </w:rPr>
+        <w:t>southindia</w:t>
+      </w:r>
+      <w:proofErr w:type="spellEnd"/>
+      <w:r>
+        <w:rPr>
+          <w:rFonts w:cstheme="minorHAnsi"/>
+          <w:sz w:val="24"/>
+          <w:szCs w:val="24"/>
+        </w:rPr>
+        <w:t>",</w:t>
+      </w:r>
+    </w:p>
+    <w:p>
+      <w:pPr>
+        <w:rPr>
+          <w:rFonts w:cstheme="minorHAnsi"/>
+          <w:sz w:val="24"/>
+          <w:szCs w:val="24"/>
+        </w:rPr>
+      </w:pPr>
+      <w:r>
+        <w:rPr>
+          <w:rFonts w:cstheme="minorHAnsi"/>
+          <w:sz w:val="24"/>
+          <w:szCs w:val="24"/>
+        </w:rPr>
+        <w:t xml:space="preserve">      "identity": { "type": "</w:t>
+      </w:r>
+      <w:proofErr w:type="spellStart"/>
+      <w:r>
+        <w:rPr>
+          <w:rFonts w:cstheme="minorHAnsi"/>
+          <w:sz w:val="24"/>
+          <w:szCs w:val="24"/>
+        </w:rPr>
+        <w:t>SystemAssigned</w:t>
+      </w:r>
+      <w:proofErr w:type="spellEnd"/>
+      <w:r>
+        <w:rPr>
+          <w:rFonts w:cstheme="minorHAnsi"/>
+          <w:sz w:val="24"/>
+          <w:szCs w:val="24"/>
+        </w:rPr>
+        <w:t>" },</w:t>
+      </w:r>
+    </w:p>
+    <w:p>
+      <w:pPr>
+        <w:rPr>
+          <w:rFonts w:cstheme="minorHAnsi"/>
+          <w:sz w:val="24"/>
+          <w:szCs w:val="24"/>
+        </w:rPr>
+      </w:pPr>
+      <w:r>
+        <w:rPr>
+          <w:rFonts w:cstheme="minorHAnsi"/>
+          <w:sz w:val="24"/>
+          <w:szCs w:val="24"/>
+        </w:rPr>
+        <w:t xml:space="preserve">      "</w:t>
+      </w:r>
+      <w:proofErr w:type="spellStart"/>
+      <w:r>
+        <w:rPr>
+          <w:rFonts w:cstheme="minorHAnsi"/>
+          <w:sz w:val="24"/>
+          <w:szCs w:val="24"/>
+        </w:rPr>
+        <w:t>sku</w:t>
+      </w:r>
+      <w:proofErr w:type="spellEnd"/>
+      <w:r>
+        <w:rPr>
+          <w:rFonts w:cstheme="minorHAnsi"/>
+          <w:sz w:val="24"/>
+          <w:szCs w:val="24"/>
+        </w:rPr>
+        <w:t>": { "name": "Base", "tier": "Free" },</w:t>
+      </w:r>
+    </w:p>
+    <w:p>
+      <w:pPr>
+        <w:rPr>
+          <w:rFonts w:cstheme="minorHAnsi"/>
+          <w:sz w:val="24"/>
+          <w:szCs w:val="24"/>
+        </w:rPr>
+      </w:pPr>
+      <w:r>
+        <w:rPr>
+          <w:rFonts w:cstheme="minorHAnsi"/>
+          <w:sz w:val="24"/>
+          <w:szCs w:val="24"/>
+        </w:rPr>
+        <w:t xml:space="preserve">      "properties": {</w:t>
+      </w:r>
+    </w:p>
+    <w:p>
+      <w:pPr>
+        <w:rPr>
+          <w:rFonts w:cstheme="minorHAnsi"/>
+          <w:sz w:val="24"/>
+          <w:szCs w:val="24"/>
+        </w:rPr>
+      </w:pPr>
+      <w:r>
+        <w:rPr>
+          <w:rFonts w:cstheme="minorHAnsi"/>
+          <w:sz w:val="24"/>
+          <w:szCs w:val="24"/>
+        </w:rPr>
+        <w:t xml:space="preserve">        "</w:t>
+      </w:r>
+      <w:proofErr w:type="spellStart"/>
+      <w:r>
+        <w:rPr>
+          <w:rFonts w:cstheme="minorHAnsi"/>
+          <w:sz w:val="24"/>
+          <w:szCs w:val="24"/>
+        </w:rPr>
+        <w:t>dnsPrefix</w:t>
+      </w:r>
+      <w:proofErr w:type="spellEnd"/>
+      <w:r>
+        <w:rPr>
+          <w:rFonts w:cstheme="minorHAnsi"/>
+          <w:sz w:val="24"/>
+          <w:szCs w:val="24"/>
+        </w:rPr>
+        <w:t>": "</w:t>
+      </w:r>
+      <w:proofErr w:type="spellStart"/>
+      <w:r>
+        <w:rPr>
+          <w:rFonts w:cstheme="minorHAnsi"/>
+          <w:sz w:val="24"/>
+          <w:szCs w:val="24"/>
+        </w:rPr>
+        <w:t>TestMskAKS-dns</w:t>
+      </w:r>
+      <w:proofErr w:type="spellEnd"/>
+      <w:r>
+        <w:rPr>
+          <w:rFonts w:cstheme="minorHAnsi"/>
+          <w:sz w:val="24"/>
+          <w:szCs w:val="24"/>
+        </w:rPr>
+        <w:t>",</w:t>
+      </w:r>
+    </w:p>
+    <w:p>
+      <w:pPr>
+        <w:rPr>
+          <w:rFonts w:cstheme="minorHAnsi"/>
+          <w:sz w:val="24"/>
+          <w:szCs w:val="24"/>
+        </w:rPr>
+      </w:pPr>
+      <w:r>
+        <w:rPr>
+          <w:rFonts w:cstheme="minorHAnsi"/>
+          <w:sz w:val="24"/>
+          <w:szCs w:val="24"/>
+        </w:rPr>
+        <w:t xml:space="preserve">        "</w:t>
+      </w:r>
+      <w:proofErr w:type="spellStart"/>
+      <w:r>
+        <w:rPr>
+          <w:rFonts w:cstheme="minorHAnsi"/>
+          <w:sz w:val="24"/>
+          <w:szCs w:val="24"/>
+        </w:rPr>
+        <w:t>agentPoolProfiles</w:t>
+      </w:r>
+      <w:proofErr w:type="spellEnd"/>
+      <w:r>
+        <w:rPr>
+          <w:rFonts w:cstheme="minorHAnsi"/>
+          <w:sz w:val="24"/>
+          <w:szCs w:val="24"/>
+        </w:rPr>
+        <w:t>": [</w:t>
+      </w:r>
+    </w:p>
+    <w:p>
+      <w:pPr>
+        <w:rPr>
+          <w:rFonts w:cstheme="minorHAnsi"/>
+          <w:sz w:val="24"/>
+          <w:szCs w:val="24"/>
+        </w:rPr>
+      </w:pPr>
+      <w:r>
+        <w:rPr>
+          <w:rFonts w:cstheme="minorHAnsi"/>
+          <w:sz w:val="24"/>
+          <w:szCs w:val="24"/>
+        </w:rPr>
+        <w:t xml:space="preserve">          {</w:t>
+      </w:r>
+    </w:p>
+    <w:p>
+      <w:pPr>
+        <w:rPr>
+          <w:rFonts w:cstheme="minorHAnsi"/>
+          <w:sz w:val="24"/>
+          <w:szCs w:val="24"/>
+        </w:rPr>
+      </w:pPr>
+      <w:r>
+        <w:rPr>
+          <w:rFonts w:cstheme="minorHAnsi"/>
+          <w:sz w:val="24"/>
+          <w:szCs w:val="24"/>
+        </w:rPr>
+        <w:t xml:space="preserve">            "name": "</w:t>
+      </w:r>
+      <w:proofErr w:type="spellStart"/>
+      <w:r>
+        <w:rPr>
+          <w:rFonts w:cstheme="minorHAnsi"/>
+          <w:sz w:val="24"/>
+          <w:szCs w:val="24"/>
+        </w:rPr>
+        <w:t>agentpool</w:t>
+      </w:r>
+      <w:proofErr w:type="spellEnd"/>
+      <w:r>
+        <w:rPr>
+          <w:rFonts w:cstheme="minorHAnsi"/>
+          <w:sz w:val="24"/>
+          <w:szCs w:val="24"/>
+        </w:rPr>
+        <w:t>",</w:t>
+      </w:r>
+    </w:p>
+    <w:p>
+      <w:pPr>
+        <w:rPr>
+          <w:rFonts w:cstheme="minorHAnsi"/>
+          <w:sz w:val="24"/>
+          <w:szCs w:val="24"/>
+        </w:rPr>
+      </w:pPr>
+      <w:r>
+        <w:rPr>
+          <w:rFonts w:cstheme="minorHAnsi"/>
+          <w:sz w:val="24"/>
+          <w:szCs w:val="24"/>
+        </w:rPr>
+        <w:t xml:space="preserve">            "count": 2,</w:t>
+      </w:r>
+    </w:p>
+    <w:p>
+      <w:pPr>
+        <w:rPr>
+          <w:rFonts w:cstheme="minorHAnsi"/>
+          <w:sz w:val="24"/>
+          <w:szCs w:val="24"/>
+        </w:rPr>
+      </w:pPr>
+      <w:r>
+        <w:rPr>
+          <w:rFonts w:cstheme="minorHAnsi"/>
+          <w:sz w:val="24"/>
+          <w:szCs w:val="24"/>
+        </w:rPr>
+        <w:t xml:space="preserve">            "</w:t>
+      </w:r>
+      <w:proofErr w:type="spellStart"/>
+      <w:r>
+        <w:rPr>
+          <w:rFonts w:cstheme="minorHAnsi"/>
+          <w:sz w:val="24"/>
+          <w:szCs w:val="24"/>
+        </w:rPr>
+        <w:t>vmSize</w:t>
+      </w:r>
+      <w:proofErr w:type="spellEnd"/>
+      <w:r>
+        <w:rPr>
+          <w:rFonts w:cstheme="minorHAnsi"/>
+          <w:sz w:val="24"/>
+          <w:szCs w:val="24"/>
+        </w:rPr>
+        <w:t>": "Standard_D4ds_v5",</w:t>
+      </w:r>
+    </w:p>
+    <w:p>
+      <w:pPr>
+        <w:rPr>
+          <w:rFonts w:cstheme="minorHAnsi"/>
+          <w:sz w:val="24"/>
+          <w:szCs w:val="24"/>
+        </w:rPr>
+      </w:pPr>
+      <w:r>
+        <w:rPr>
+          <w:rFonts w:cstheme="minorHAnsi"/>
+          <w:sz w:val="24"/>
+          <w:szCs w:val="24"/>
+        </w:rPr>
+        <w:t xml:space="preserve">            "</w:t>
+      </w:r>
+      <w:proofErr w:type="spellStart"/>
+      <w:r>
+        <w:rPr>
+          <w:rFonts w:cstheme="minorHAnsi"/>
+          <w:sz w:val="24"/>
+          <w:szCs w:val="24"/>
+        </w:rPr>
+        <w:t>osType</w:t>
+      </w:r>
+      <w:proofErr w:type="spellEnd"/>
+      <w:r>
+        <w:rPr>
+          <w:rFonts w:cstheme="minorHAnsi"/>
+          <w:sz w:val="24"/>
+          <w:szCs w:val="24"/>
+        </w:rPr>
+        <w:t>": "Linux",</w:t>
+      </w:r>
+    </w:p>
+    <w:p>
+      <w:pPr>
+        <w:rPr>
+          <w:rFonts w:cstheme="minorHAnsi"/>
+          <w:sz w:val="24"/>
+          <w:szCs w:val="24"/>
+        </w:rPr>
+      </w:pPr>
+      <w:r>
+        <w:rPr>
+          <w:rFonts w:cstheme="minorHAnsi"/>
+          <w:sz w:val="24"/>
+          <w:szCs w:val="24"/>
+        </w:rPr>
+        <w:t xml:space="preserve">            "mode": "System",</w:t>
+      </w:r>
+    </w:p>
+    <w:p>
+      <w:pPr>
+        <w:rPr>
+          <w:rFonts w:cstheme="minorHAnsi"/>
+          <w:sz w:val="24"/>
+          <w:szCs w:val="24"/>
+        </w:rPr>
+      </w:pPr>
+      <w:r>
+        <w:rPr>
+          <w:rFonts w:cstheme="minorHAnsi"/>
+          <w:sz w:val="24"/>
+          <w:szCs w:val="24"/>
+        </w:rPr>
+        <w:t xml:space="preserve">            "</w:t>
+      </w:r>
+      <w:proofErr w:type="spellStart"/>
+      <w:r>
+        <w:rPr>
+          <w:rFonts w:cstheme="minorHAnsi"/>
+          <w:sz w:val="24"/>
+          <w:szCs w:val="24"/>
+        </w:rPr>
+        <w:t>enableAutoScaling</w:t>
+      </w:r>
+      <w:proofErr w:type="spellEnd"/>
+      <w:r>
+        <w:rPr>
+          <w:rFonts w:cstheme="minorHAnsi"/>
+          <w:sz w:val="24"/>
+          <w:szCs w:val="24"/>
+        </w:rPr>
+        <w:t>": true,</w:t>
+      </w:r>
+    </w:p>
+    <w:p>
+      <w:pPr>
+        <w:rPr>
+          <w:rFonts w:cstheme="minorHAnsi"/>
+          <w:sz w:val="24"/>
+          <w:szCs w:val="24"/>
+        </w:rPr>
+      </w:pPr>
+      <w:r>
+        <w:rPr>
+          <w:rFonts w:cstheme="minorHAnsi"/>
+          <w:sz w:val="24"/>
+          <w:szCs w:val="24"/>
+        </w:rPr>
+        <w:t xml:space="preserve">            "</w:t>
+      </w:r>
+      <w:proofErr w:type="spellStart"/>
+      <w:r>
+        <w:rPr>
+          <w:rFonts w:cstheme="minorHAnsi"/>
+          <w:sz w:val="24"/>
+          <w:szCs w:val="24"/>
+        </w:rPr>
+        <w:t>minCount</w:t>
+      </w:r>
+      <w:proofErr w:type="spellEnd"/>
+      <w:r>
+        <w:rPr>
+          <w:rFonts w:cstheme="minorHAnsi"/>
+          <w:sz w:val="24"/>
+          <w:szCs w:val="24"/>
+        </w:rPr>
+        <w:t>": 2,</w:t>
+      </w:r>
+    </w:p>
+    <w:p>
+      <w:pPr>
+        <w:rPr>
+          <w:rFonts w:cstheme="minorHAnsi"/>
+          <w:sz w:val="24"/>
+          <w:szCs w:val="24"/>
+        </w:rPr>
+      </w:pPr>
+      <w:r>
+        <w:rPr>
+          <w:rFonts w:cstheme="minorHAnsi"/>
+          <w:sz w:val="24"/>
+          <w:szCs w:val="24"/>
+        </w:rPr>
+        <w:t xml:space="preserve">            "</w:t>
+      </w:r>
+      <w:proofErr w:type="spellStart"/>
+      <w:r>
+        <w:rPr>
+          <w:rFonts w:cstheme="minorHAnsi"/>
+          <w:sz w:val="24"/>
+          <w:szCs w:val="24"/>
+        </w:rPr>
+        <w:t>maxCount</w:t>
+      </w:r>
+      <w:proofErr w:type="spellEnd"/>
+      <w:r>
+        <w:rPr>
+          <w:rFonts w:cstheme="minorHAnsi"/>
+          <w:sz w:val="24"/>
+          <w:szCs w:val="24"/>
+        </w:rPr>
+        <w:t>": 5</w:t>
+      </w:r>
+    </w:p>
+    <w:p>
+      <w:pPr>
+        <w:rPr>
+          <w:rFonts w:cstheme="minorHAnsi"/>
+          <w:sz w:val="24"/>
+          <w:szCs w:val="24"/>
+        </w:rPr>
+      </w:pPr>
+      <w:r>
+        <w:rPr>
+          <w:rFonts w:cstheme="minorHAnsi"/>
+          <w:sz w:val="24"/>
+          <w:szCs w:val="24"/>
+        </w:rPr>
+        <w:t xml:space="preserve">          }</w:t>
+      </w:r>
+    </w:p>
+    <w:p>
+      <w:pPr>
+        <w:rPr>
+          <w:rFonts w:cstheme="minorHAnsi"/>
+          <w:sz w:val="24"/>
+          <w:szCs w:val="24"/>
+        </w:rPr>
+      </w:pPr>
+      <w:r>
+        <w:rPr>
+          <w:rFonts w:cstheme="minorHAnsi"/>
+          <w:sz w:val="24"/>
+          <w:szCs w:val="24"/>
+        </w:rPr>
+        <w:t xml:space="preserve">        ],</w:t>
+      </w:r>
+    </w:p>
+    <w:p>
+      <w:pPr>
+        <w:rPr>
+          <w:rFonts w:cstheme="minorHAnsi"/>
+          <w:sz w:val="24"/>
+          <w:szCs w:val="24"/>
+        </w:rPr>
+      </w:pPr>
+      <w:r>
+        <w:rPr>
+          <w:rFonts w:cstheme="minorHAnsi"/>
+          <w:sz w:val="24"/>
+          <w:szCs w:val="24"/>
+        </w:rPr>
+        <w:t xml:space="preserve">        "</w:t>
+      </w:r>
+      <w:proofErr w:type="spellStart"/>
+      <w:r>
+        <w:rPr>
+          <w:rFonts w:cstheme="minorHAnsi"/>
+          <w:sz w:val="24"/>
+          <w:szCs w:val="24"/>
+        </w:rPr>
+        <w:t>enableRBAC</w:t>
+      </w:r>
+      <w:proofErr w:type="spellEnd"/>
+      <w:r>
+        <w:rPr>
+          <w:rFonts w:cstheme="minorHAnsi"/>
+          <w:sz w:val="24"/>
+          <w:szCs w:val="24"/>
+        </w:rPr>
+        <w:t>": true,</w:t>
+      </w:r>
+    </w:p>
+    <w:p>
+      <w:pPr>
+        <w:rPr>
+          <w:rFonts w:cstheme="minorHAnsi"/>
+          <w:sz w:val="24"/>
+          <w:szCs w:val="24"/>
+        </w:rPr>
+      </w:pPr>
+      <w:r>
+        <w:rPr>
+          <w:rFonts w:cstheme="minorHAnsi"/>
+          <w:sz w:val="24"/>
+          <w:szCs w:val="24"/>
+        </w:rPr>
+        <w:t xml:space="preserve">        "</w:t>
+      </w:r>
+      <w:proofErr w:type="spellStart"/>
+      <w:r>
+        <w:rPr>
+          <w:rFonts w:cstheme="minorHAnsi"/>
+          <w:sz w:val="24"/>
+          <w:szCs w:val="24"/>
+        </w:rPr>
+        <w:t>networkProfile</w:t>
+      </w:r>
+      <w:proofErr w:type="spellEnd"/>
+      <w:r>
+        <w:rPr>
+          <w:rFonts w:cstheme="minorHAnsi"/>
+          <w:sz w:val="24"/>
+          <w:szCs w:val="24"/>
+        </w:rPr>
+        <w:t>": {</w:t>
+      </w:r>
+    </w:p>
+    <w:p>
+      <w:pPr>
+        <w:rPr>
+          <w:rFonts w:cstheme="minorHAnsi"/>
+          <w:sz w:val="24"/>
+          <w:szCs w:val="24"/>
+        </w:rPr>
+      </w:pPr>
+      <w:r>
+        <w:rPr>
+          <w:rFonts w:cstheme="minorHAnsi"/>
+          <w:sz w:val="24"/>
+          <w:szCs w:val="24"/>
+        </w:rPr>
+        <w:t xml:space="preserve">          "</w:t>
+      </w:r>
+      <w:proofErr w:type="spellStart"/>
+      <w:r>
+        <w:rPr>
+          <w:rFonts w:cstheme="minorHAnsi"/>
+          <w:sz w:val="24"/>
+          <w:szCs w:val="24"/>
+        </w:rPr>
+        <w:t>networkPlugin</w:t>
+      </w:r>
+      <w:proofErr w:type="spellEnd"/>
+      <w:r>
+        <w:rPr>
+          <w:rFonts w:cstheme="minorHAnsi"/>
+          <w:sz w:val="24"/>
+          <w:szCs w:val="24"/>
+        </w:rPr>
+        <w:t>": "azure",</w:t>
+      </w:r>
+    </w:p>
+    <w:p>
+      <w:pPr>
+        <w:rPr>
+          <w:rFonts w:cstheme="minorHAnsi"/>
+          <w:sz w:val="24"/>
+          <w:szCs w:val="24"/>
+        </w:rPr>
+      </w:pPr>
+      <w:r>
+        <w:rPr>
+          <w:rFonts w:cstheme="minorHAnsi"/>
+          <w:sz w:val="24"/>
+          <w:szCs w:val="24"/>
+        </w:rPr>
+        <w:t xml:space="preserve">          "</w:t>
+      </w:r>
+      <w:proofErr w:type="spellStart"/>
+      <w:r>
+        <w:rPr>
+          <w:rFonts w:cstheme="minorHAnsi"/>
+          <w:sz w:val="24"/>
+          <w:szCs w:val="24"/>
+        </w:rPr>
+        <w:t>loadBalancerSku</w:t>
+      </w:r>
+      <w:proofErr w:type="spellEnd"/>
+      <w:r>
+        <w:rPr>
+          <w:rFonts w:cstheme="minorHAnsi"/>
+          <w:sz w:val="24"/>
+          <w:szCs w:val="24"/>
+        </w:rPr>
+        <w:t>": "Standard",</w:t>
+      </w:r>
+    </w:p>
+    <w:p>
+      <w:pPr>
+        <w:rPr>
+          <w:rFonts w:cstheme="minorHAnsi"/>
+          <w:sz w:val="24"/>
+          <w:szCs w:val="24"/>
+        </w:rPr>
+      </w:pPr>
+      <w:r>
+        <w:rPr>
+          <w:rFonts w:cstheme="minorHAnsi"/>
+          <w:sz w:val="24"/>
+          <w:szCs w:val="24"/>
+        </w:rPr>
+        <w:t xml:space="preserve">          "</w:t>
+      </w:r>
+      <w:proofErr w:type="spellStart"/>
+      <w:r>
+        <w:rPr>
+          <w:rFonts w:cstheme="minorHAnsi"/>
+          <w:sz w:val="24"/>
+          <w:szCs w:val="24"/>
+        </w:rPr>
+        <w:t>serviceCidr</w:t>
+      </w:r>
+      <w:proofErr w:type="spellEnd"/>
+      <w:r>
+        <w:rPr>
+          <w:rFonts w:cstheme="minorHAnsi"/>
+          <w:sz w:val="24"/>
+          <w:szCs w:val="24"/>
+        </w:rPr>
+        <w:t>": "10.0.0.0/16",</w:t>
+      </w:r>
+    </w:p>
+    <w:p>
+      <w:pPr>
+        <w:rPr>
+          <w:rFonts w:cstheme="minorHAnsi"/>
+          <w:sz w:val="24"/>
+          <w:szCs w:val="24"/>
+        </w:rPr>
+      </w:pPr>
+      <w:r>
+        <w:rPr>
+          <w:rFonts w:cstheme="minorHAnsi"/>
+          <w:sz w:val="24"/>
+          <w:szCs w:val="24"/>
+        </w:rPr>
+        <w:lastRenderedPageBreak/>
+        <w:t xml:space="preserve">          "</w:t>
+      </w:r>
+      <w:proofErr w:type="spellStart"/>
+      <w:r>
+        <w:rPr>
+          <w:rFonts w:cstheme="minorHAnsi"/>
+          <w:sz w:val="24"/>
+          <w:szCs w:val="24"/>
+        </w:rPr>
+        <w:t>dnsServiceIP</w:t>
+      </w:r>
+      <w:proofErr w:type="spellEnd"/>
+      <w:r>
+        <w:rPr>
+          <w:rFonts w:cstheme="minorHAnsi"/>
+          <w:sz w:val="24"/>
+          <w:szCs w:val="24"/>
+        </w:rPr>
+        <w:t>": "10.0.0.10",</w:t>
+      </w:r>
+    </w:p>
+    <w:p>
+      <w:pPr>
+        <w:rPr>
+          <w:rFonts w:cstheme="minorHAnsi"/>
+          <w:sz w:val="24"/>
+          <w:szCs w:val="24"/>
+        </w:rPr>
+      </w:pPr>
+      <w:r>
+        <w:rPr>
+          <w:rFonts w:cstheme="minorHAnsi"/>
+          <w:sz w:val="24"/>
+          <w:szCs w:val="24"/>
+        </w:rPr>
+        <w:t xml:space="preserve">          "</w:t>
+      </w:r>
+      <w:proofErr w:type="spellStart"/>
+      <w:r>
+        <w:rPr>
+          <w:rFonts w:cstheme="minorHAnsi"/>
+          <w:sz w:val="24"/>
+          <w:szCs w:val="24"/>
+        </w:rPr>
+        <w:t>podCidr</w:t>
+      </w:r>
+      <w:proofErr w:type="spellEnd"/>
+      <w:r>
+        <w:rPr>
+          <w:rFonts w:cstheme="minorHAnsi"/>
+          <w:sz w:val="24"/>
+          <w:szCs w:val="24"/>
+        </w:rPr>
+        <w:t>": "10.244.0.0/16"</w:t>
+      </w:r>
+    </w:p>
+    <w:p>
+      <w:pPr>
+        <w:rPr>
+          <w:rFonts w:cstheme="minorHAnsi"/>
+          <w:sz w:val="24"/>
+          <w:szCs w:val="24"/>
+        </w:rPr>
+      </w:pPr>
+      <w:r>
+        <w:rPr>
+          <w:rFonts w:cstheme="minorHAnsi"/>
+          <w:sz w:val="24"/>
+          <w:szCs w:val="24"/>
+        </w:rPr>
+        <w:t xml:space="preserve">        }</w:t>
+      </w:r>
+    </w:p>
+    <w:p>
+      <w:pPr>
+        <w:rPr>
+          <w:rFonts w:cstheme="minorHAnsi"/>
+          <w:sz w:val="24"/>
+          <w:szCs w:val="24"/>
+        </w:rPr>
+      </w:pPr>
+      <w:r>
+        <w:rPr>
+          <w:rFonts w:cstheme="minorHAnsi"/>
+          <w:sz w:val="24"/>
+          <w:szCs w:val="24"/>
+        </w:rPr>
+        <w:t xml:space="preserve">      }</w:t>
+      </w:r>
+    </w:p>
+    <w:p>
+      <w:pPr>
+        <w:rPr>
+          <w:rFonts w:cstheme="minorHAnsi"/>
+          <w:sz w:val="24"/>
+          <w:szCs w:val="24"/>
+        </w:rPr>
+      </w:pPr>
+      <w:r>
+        <w:rPr>
+          <w:rFonts w:cstheme="minorHAnsi"/>
+          <w:sz w:val="24"/>
+          <w:szCs w:val="24"/>
+        </w:rPr>
+        <w:t xml:space="preserve">    }</w:t>
+      </w:r>
+    </w:p>
+    <w:p>
+      <w:pPr>
+        <w:rPr>
+          <w:rFonts w:cstheme="minorHAnsi"/>
+          <w:sz w:val="24"/>
+          <w:szCs w:val="24"/>
+        </w:rPr>
+      </w:pPr>
+      <w:r>
+        <w:rPr>
+          <w:rFonts w:cstheme="minorHAnsi"/>
+          <w:sz w:val="24"/>
+          <w:szCs w:val="24"/>
+        </w:rPr>
+        <w:t xml:space="preserve">  ]</w:t>
+      </w:r>
+    </w:p>
+    <w:p>
+      <w:pPr>
+        <w:rPr>
+          <w:rFonts w:cstheme="minorHAnsi"/>
+          <w:sz w:val="24"/>
+          <w:szCs w:val="24"/>
+        </w:rPr>
+      </w:pPr>
+      <w:r>
+        <w:rPr>
+          <w:rFonts w:cstheme="minorHAnsi"/>
+          <w:sz w:val="24"/>
+          <w:szCs w:val="24"/>
+        </w:rPr>
+        <w:t>}</w:t>
+      </w:r>
+    </w:p>
+    <w:p>
+      <w:pPr>
+        <w:rPr>
+          <w:rFonts w:cstheme="minorHAnsi"/>
+          <w:sz w:val="24"/>
+          <w:szCs w:val="24"/>
+        </w:rPr>
+      </w:pPr>
+      <w:r>
+        <w:rPr>
+          <w:rFonts w:cstheme="minorHAnsi"/>
           <w:b/>
           <w:bCs/>
-        </w:rPr>
-        <w:t>Verify:</w:t>
-      </w:r>
-    </w:p>
-    <w:p>
-      <w:r>
+          <w:sz w:val="24"/>
+          <w:szCs w:val="24"/>
+        </w:rPr>
+        <w:t>Cloud Shell Steps:</w:t>
+      </w:r>
+    </w:p>
+    <w:p>
+      <w:pPr>
+        <w:rPr>
+          <w:rFonts w:cstheme="minorHAnsi"/>
+          <w:sz w:val="24"/>
+          <w:szCs w:val="24"/>
+        </w:rPr>
+      </w:pPr>
+      <w:r>
+        <w:rPr>
+          <w:rFonts w:cstheme="minorHAnsi"/>
+          <w:sz w:val="24"/>
+          <w:szCs w:val="24"/>
+        </w:rPr>
         <w:t>bash</w:t>
       </w:r>
     </w:p>
     <w:p>
-      <w:r>
-        <w:t>az acr repository list --name TestMskACR --output table</w:t>
-      </w:r>
-    </w:p>
-    <w:p>
-      <w:r>
-        <w:t>az acr repository show-tags --name TestMskACR --repository orderapi --output table</w:t>
-      </w:r>
-    </w:p>
-    <w:p>
-      <w:r>
-        <w:rPr>
+      <w:pPr>
+        <w:rPr>
+          <w:rFonts w:cstheme="minorHAnsi"/>
+          <w:sz w:val="24"/>
+          <w:szCs w:val="24"/>
+        </w:rPr>
+      </w:pPr>
+      <w:r>
+        <w:rPr>
+          <w:rFonts w:cstheme="minorHAnsi"/>
+          <w:sz w:val="24"/>
+          <w:szCs w:val="24"/>
+        </w:rPr>
+        <w:t xml:space="preserve">nano </w:t>
+      </w:r>
+      <w:proofErr w:type="spellStart"/>
+      <w:r>
+        <w:rPr>
+          <w:rFonts w:cstheme="minorHAnsi"/>
+          <w:sz w:val="24"/>
+          <w:szCs w:val="24"/>
+        </w:rPr>
+        <w:t>aks-template.json</w:t>
+      </w:r>
+      <w:proofErr w:type="spellEnd"/>
+      <w:r>
+        <w:rPr>
+          <w:rFonts w:cstheme="minorHAnsi"/>
+          <w:sz w:val="24"/>
+          <w:szCs w:val="24"/>
+        </w:rPr>
+        <w:t xml:space="preserve">   # paste JSON</w:t>
+      </w:r>
+    </w:p>
+    <w:p>
+      <w:pPr>
+        <w:rPr>
+          <w:rFonts w:cstheme="minorHAnsi"/>
+          <w:sz w:val="24"/>
+          <w:szCs w:val="24"/>
+        </w:rPr>
+      </w:pPr>
+      <w:proofErr w:type="spellStart"/>
+      <w:r>
+        <w:rPr>
+          <w:rFonts w:cstheme="minorHAnsi"/>
+          <w:sz w:val="24"/>
+          <w:szCs w:val="24"/>
+        </w:rPr>
+        <w:t>az</w:t>
+      </w:r>
+      <w:proofErr w:type="spellEnd"/>
+      <w:r>
+        <w:rPr>
+          <w:rFonts w:cstheme="minorHAnsi"/>
+          <w:sz w:val="24"/>
+          <w:szCs w:val="24"/>
+        </w:rPr>
+        <w:t xml:space="preserve"> deployment group create \</w:t>
+      </w:r>
+    </w:p>
+    <w:p>
+      <w:pPr>
+        <w:rPr>
+          <w:rFonts w:cstheme="minorHAnsi"/>
+          <w:sz w:val="24"/>
+          <w:szCs w:val="24"/>
+        </w:rPr>
+      </w:pPr>
+      <w:r>
+        <w:rPr>
+          <w:rFonts w:cstheme="minorHAnsi"/>
+          <w:sz w:val="24"/>
+          <w:szCs w:val="24"/>
+        </w:rPr>
+        <w:t xml:space="preserve">  --resource-group </w:t>
+      </w:r>
+      <w:proofErr w:type="spellStart"/>
+      <w:r>
+        <w:rPr>
+          <w:rFonts w:cstheme="minorHAnsi"/>
+          <w:sz w:val="24"/>
+          <w:szCs w:val="24"/>
+        </w:rPr>
+        <w:t>TestMskRsGrp</w:t>
+      </w:r>
+      <w:proofErr w:type="spellEnd"/>
+      <w:r>
+        <w:rPr>
+          <w:rFonts w:cstheme="minorHAnsi"/>
+          <w:sz w:val="24"/>
+          <w:szCs w:val="24"/>
+        </w:rPr>
+        <w:t xml:space="preserve"> \</w:t>
+      </w:r>
+    </w:p>
+    <w:p>
+      <w:pPr>
+        <w:rPr>
+          <w:rFonts w:cstheme="minorHAnsi"/>
+          <w:sz w:val="24"/>
+          <w:szCs w:val="24"/>
+        </w:rPr>
+      </w:pPr>
+      <w:r>
+        <w:rPr>
+          <w:rFonts w:cstheme="minorHAnsi"/>
+          <w:sz w:val="24"/>
+          <w:szCs w:val="24"/>
+        </w:rPr>
+        <w:t xml:space="preserve">  --template-file </w:t>
+      </w:r>
+      <w:proofErr w:type="spellStart"/>
+      <w:r>
+        <w:rPr>
+          <w:rFonts w:cstheme="minorHAnsi"/>
+          <w:sz w:val="24"/>
+          <w:szCs w:val="24"/>
+        </w:rPr>
+        <w:t>aks-template.json</w:t>
+      </w:r>
+      <w:proofErr w:type="spellEnd"/>
+    </w:p>
+    <w:p>
+      <w:pPr>
+        <w:rPr>
+          <w:rFonts w:cstheme="minorHAnsi"/>
+          <w:sz w:val="24"/>
+          <w:szCs w:val="24"/>
+        </w:rPr>
+      </w:pPr>
+      <w:r>
+        <w:rPr>
+          <w:rFonts w:cstheme="minorHAnsi"/>
           <w:b/>
           <w:bCs/>
-        </w:rPr>
-        <w:t>Expected Result:</w:t>
-      </w:r>
-      <w:r>
-        <w:t xml:space="preserve"> Repository orderapi with tag v1.</w:t>
-      </w:r>
-    </w:p>
-    <w:p>
-      <w:pPr>
-        <w:rPr>
+          <w:sz w:val="24"/>
+          <w:szCs w:val="24"/>
+        </w:rPr>
+        <w:t>Verify:</w:t>
+      </w:r>
+    </w:p>
+    <w:p>
+      <w:pPr>
+        <w:rPr>
+          <w:rFonts w:cstheme="minorHAnsi"/>
+          <w:sz w:val="24"/>
+          <w:szCs w:val="24"/>
+        </w:rPr>
+      </w:pPr>
+      <w:r>
+        <w:rPr>
+          <w:rFonts w:cstheme="minorHAnsi"/>
+          <w:sz w:val="24"/>
+          <w:szCs w:val="24"/>
+        </w:rPr>
+        <w:t>bash</w:t>
+      </w:r>
+    </w:p>
+    <w:p>
+      <w:pPr>
+        <w:rPr>
+          <w:rFonts w:cstheme="minorHAnsi"/>
+          <w:sz w:val="24"/>
+          <w:szCs w:val="24"/>
+        </w:rPr>
+      </w:pPr>
+      <w:proofErr w:type="spellStart"/>
+      <w:r>
+        <w:rPr>
+          <w:rFonts w:cstheme="minorHAnsi"/>
+          <w:sz w:val="24"/>
+          <w:szCs w:val="24"/>
+        </w:rPr>
+        <w:t>az</w:t>
+      </w:r>
+      <w:proofErr w:type="spellEnd"/>
+      <w:r>
+        <w:rPr>
+          <w:rFonts w:cstheme="minorHAnsi"/>
+          <w:sz w:val="24"/>
+          <w:szCs w:val="24"/>
+        </w:rPr>
+        <w:t xml:space="preserve"> </w:t>
+      </w:r>
+      <w:proofErr w:type="spellStart"/>
+      <w:r>
+        <w:rPr>
+          <w:rFonts w:cstheme="minorHAnsi"/>
+          <w:sz w:val="24"/>
+          <w:szCs w:val="24"/>
+        </w:rPr>
+        <w:t>aks</w:t>
+      </w:r>
+      <w:proofErr w:type="spellEnd"/>
+      <w:r>
+        <w:rPr>
+          <w:rFonts w:cstheme="minorHAnsi"/>
+          <w:sz w:val="24"/>
+          <w:szCs w:val="24"/>
+        </w:rPr>
+        <w:t xml:space="preserve"> show --name </w:t>
+      </w:r>
+      <w:proofErr w:type="spellStart"/>
+      <w:r>
+        <w:rPr>
+          <w:rFonts w:cstheme="minorHAnsi"/>
+          <w:sz w:val="24"/>
+          <w:szCs w:val="24"/>
+        </w:rPr>
+        <w:t>TestMskAKS</w:t>
+      </w:r>
+      <w:proofErr w:type="spellEnd"/>
+      <w:r>
+        <w:rPr>
+          <w:rFonts w:cstheme="minorHAnsi"/>
+          <w:sz w:val="24"/>
+          <w:szCs w:val="24"/>
+        </w:rPr>
+        <w:t xml:space="preserve"> --resource-group </w:t>
+      </w:r>
+      <w:proofErr w:type="spellStart"/>
+      <w:r>
+        <w:rPr>
+          <w:rFonts w:cstheme="minorHAnsi"/>
+          <w:sz w:val="24"/>
+          <w:szCs w:val="24"/>
+        </w:rPr>
+        <w:t>TestMskRsGrp</w:t>
+      </w:r>
+      <w:proofErr w:type="spellEnd"/>
+      <w:r>
+        <w:rPr>
+          <w:rFonts w:cstheme="minorHAnsi"/>
+          <w:sz w:val="24"/>
+          <w:szCs w:val="24"/>
+        </w:rPr>
+        <w:t xml:space="preserve"> --output table</w:t>
+      </w:r>
+    </w:p>
+    <w:p>
+      <w:pPr>
+        <w:rPr>
+          <w:rFonts w:cstheme="minorHAnsi"/>
+          <w:sz w:val="24"/>
+          <w:szCs w:val="24"/>
+        </w:rPr>
+      </w:pPr>
+      <w:r>
+        <w:rPr>
+          <w:rFonts w:cstheme="minorHAnsi"/>
           <w:b/>
           <w:bCs/>
-        </w:rPr>
-      </w:pPr>
-      <w:r>
-        <w:rPr>
+          <w:sz w:val="24"/>
+          <w:szCs w:val="24"/>
+        </w:rPr>
+        <w:t>Expected Result:</w:t>
+      </w:r>
+      <w:r>
+        <w:rPr>
+          <w:rFonts w:cstheme="minorHAnsi"/>
+          <w:sz w:val="24"/>
+          <w:szCs w:val="24"/>
+        </w:rPr>
+        <w:t xml:space="preserve"> AKS cluster </w:t>
+      </w:r>
+      <w:proofErr w:type="spellStart"/>
+      <w:r>
+        <w:rPr>
+          <w:rFonts w:cstheme="minorHAnsi"/>
+          <w:sz w:val="24"/>
+          <w:szCs w:val="24"/>
+        </w:rPr>
+        <w:t>TestMskAKS</w:t>
+      </w:r>
+      <w:proofErr w:type="spellEnd"/>
+      <w:r>
+        <w:rPr>
+          <w:rFonts w:cstheme="minorHAnsi"/>
+          <w:sz w:val="24"/>
+          <w:szCs w:val="24"/>
+        </w:rPr>
+        <w:t xml:space="preserve"> listed with agent pool </w:t>
+      </w:r>
+      <w:proofErr w:type="spellStart"/>
+      <w:r>
+        <w:rPr>
+          <w:rFonts w:cstheme="minorHAnsi"/>
+          <w:sz w:val="24"/>
+          <w:szCs w:val="24"/>
+        </w:rPr>
+        <w:t>agentpool</w:t>
+      </w:r>
+      <w:proofErr w:type="spellEnd"/>
+      <w:r>
+        <w:rPr>
+          <w:rFonts w:cstheme="minorHAnsi"/>
+          <w:sz w:val="24"/>
+          <w:szCs w:val="24"/>
+        </w:rPr>
+        <w:t>.</w:t>
+      </w:r>
+    </w:p>
+    <w:p>
+      <w:pPr>
+        <w:rPr>
+          <w:rFonts w:cstheme="minorHAnsi"/>
           <w:b/>
           <w:bCs/>
-        </w:rPr>
-        <w:t>5. Attach ACR to AKS</w:t>
-      </w:r>
-    </w:p>
-    <w:p>
-      <w:r>
-        <w:rPr>
+          <w:sz w:val="24"/>
+          <w:szCs w:val="24"/>
+        </w:rPr>
+      </w:pPr>
+      <w:r>
+        <w:rPr>
+          <w:rFonts w:cstheme="minorHAnsi"/>
           <w:b/>
           <w:bCs/>
-        </w:rPr>
-        <w:t>Cloud Shell Steps:</w:t>
-      </w:r>
-    </w:p>
-    <w:p>
-      <w:r>
-        <w:t>bash</w:t>
-      </w:r>
-    </w:p>
-    <w:p>
-      <w:r>
-        <w:t>az aks update \</w:t>
-      </w:r>
-    </w:p>
-    <w:p>
-      <w:r>
-        <w:t xml:space="preserve">  --resource-group TestMskRsGrp \</w:t>
-      </w:r>
-    </w:p>
-    <w:p>
-      <w:r>
-        <w:t xml:space="preserve">  --name TestMskAKS \</w:t>
-      </w:r>
-    </w:p>
-    <w:p>
-      <w:r>
-        <w:t xml:space="preserve">  --attach-acr TestMskACR</w:t>
-      </w:r>
-    </w:p>
-    <w:p>
-      <w:r>
-        <w:rPr>
+          <w:sz w:val="24"/>
+          <w:szCs w:val="24"/>
+        </w:rPr>
+        <w:t>4. Build &amp; Push Docker Image</w:t>
+      </w:r>
+    </w:p>
+    <w:p>
+      <w:pPr>
+        <w:rPr>
+          <w:rFonts w:cstheme="minorHAnsi"/>
+          <w:sz w:val="24"/>
+          <w:szCs w:val="24"/>
+        </w:rPr>
+      </w:pPr>
+      <w:r>
+        <w:rPr>
+          <w:rFonts w:cstheme="minorHAnsi"/>
           <w:b/>
           <w:bCs/>
-        </w:rPr>
-        <w:t>Verify:</w:t>
-      </w:r>
-    </w:p>
-    <w:p>
-      <w:r>
-        <w:lastRenderedPageBreak/>
+          <w:sz w:val="24"/>
+          <w:szCs w:val="24"/>
+        </w:rPr>
+        <w:t>Cloud Shell Steps:</w:t>
+      </w:r>
+    </w:p>
+    <w:p>
+      <w:pPr>
+        <w:rPr>
+          <w:rFonts w:cstheme="minorHAnsi"/>
+          <w:sz w:val="24"/>
+          <w:szCs w:val="24"/>
+        </w:rPr>
+      </w:pPr>
+      <w:r>
+        <w:rPr>
+          <w:rFonts w:cstheme="minorHAnsi"/>
+          <w:sz w:val="24"/>
+          <w:szCs w:val="24"/>
+        </w:rPr>
         <w:t>bash</w:t>
       </w:r>
     </w:p>
     <w:p>
-      <w:r>
-        <w:t>az aks show --name TestMskAKS --resource-group TestMskRsGrp --query "servicePrincipalProfile"</w:t>
-      </w:r>
-    </w:p>
-    <w:p>
-      <w:r>
-        <w:rPr>
+      <w:pPr>
+        <w:rPr>
+          <w:rFonts w:cstheme="minorHAnsi"/>
+          <w:sz w:val="24"/>
+          <w:szCs w:val="24"/>
+        </w:rPr>
+      </w:pPr>
+      <w:r>
+        <w:rPr>
+          <w:rFonts w:cstheme="minorHAnsi"/>
+          <w:sz w:val="24"/>
+          <w:szCs w:val="24"/>
+        </w:rPr>
+        <w:t>docker build -t testmskacr.azurecr.io/orderapi:v1 .</w:t>
+      </w:r>
+    </w:p>
+    <w:p>
+      <w:pPr>
+        <w:rPr>
+          <w:rFonts w:cstheme="minorHAnsi"/>
+          <w:sz w:val="24"/>
+          <w:szCs w:val="24"/>
+        </w:rPr>
+      </w:pPr>
+      <w:proofErr w:type="spellStart"/>
+      <w:r>
+        <w:rPr>
+          <w:rFonts w:cstheme="minorHAnsi"/>
+          <w:sz w:val="24"/>
+          <w:szCs w:val="24"/>
+        </w:rPr>
+        <w:t>az</w:t>
+      </w:r>
+      <w:proofErr w:type="spellEnd"/>
+      <w:r>
+        <w:rPr>
+          <w:rFonts w:cstheme="minorHAnsi"/>
+          <w:sz w:val="24"/>
+          <w:szCs w:val="24"/>
+        </w:rPr>
+        <w:t xml:space="preserve"> </w:t>
+      </w:r>
+      <w:proofErr w:type="spellStart"/>
+      <w:r>
+        <w:rPr>
+          <w:rFonts w:cstheme="minorHAnsi"/>
+          <w:sz w:val="24"/>
+          <w:szCs w:val="24"/>
+        </w:rPr>
+        <w:t>acr</w:t>
+      </w:r>
+      <w:proofErr w:type="spellEnd"/>
+      <w:r>
+        <w:rPr>
+          <w:rFonts w:cstheme="minorHAnsi"/>
+          <w:sz w:val="24"/>
+          <w:szCs w:val="24"/>
+        </w:rPr>
+        <w:t xml:space="preserve"> login --name </w:t>
+      </w:r>
+      <w:proofErr w:type="spellStart"/>
+      <w:r>
+        <w:rPr>
+          <w:rFonts w:cstheme="minorHAnsi"/>
+          <w:sz w:val="24"/>
+          <w:szCs w:val="24"/>
+        </w:rPr>
+        <w:t>TestMskACR</w:t>
+      </w:r>
+      <w:proofErr w:type="spellEnd"/>
+    </w:p>
+    <w:p>
+      <w:pPr>
+        <w:rPr>
+          <w:rFonts w:cstheme="minorHAnsi"/>
+          <w:sz w:val="24"/>
+          <w:szCs w:val="24"/>
+        </w:rPr>
+      </w:pPr>
+      <w:r>
+        <w:rPr>
+          <w:rFonts w:cstheme="minorHAnsi"/>
+          <w:sz w:val="24"/>
+          <w:szCs w:val="24"/>
+        </w:rPr>
+        <w:t>docker push testmskacr.azurecr.io/orderapi:v1</w:t>
+      </w:r>
+    </w:p>
+    <w:p>
+      <w:pPr>
+        <w:rPr>
+          <w:rFonts w:cstheme="minorHAnsi"/>
+          <w:sz w:val="24"/>
+          <w:szCs w:val="24"/>
+        </w:rPr>
+      </w:pPr>
+      <w:r>
+        <w:rPr>
+          <w:rFonts w:cstheme="minorHAnsi"/>
           <w:b/>
           <w:bCs/>
-        </w:rPr>
-        <w:t>Expected Result:</w:t>
-      </w:r>
-      <w:r>
-        <w:t xml:space="preserve"> AKS cluster shows ACR attached.</w:t>
-      </w:r>
-    </w:p>
-    <w:p>
-      <w:pPr>
-        <w:rPr>
+          <w:sz w:val="24"/>
+          <w:szCs w:val="24"/>
+        </w:rPr>
+        <w:t>Verify:</w:t>
+      </w:r>
+    </w:p>
+    <w:p>
+      <w:pPr>
+        <w:rPr>
+          <w:rFonts w:cstheme="minorHAnsi"/>
+          <w:sz w:val="24"/>
+          <w:szCs w:val="24"/>
+        </w:rPr>
+      </w:pPr>
+      <w:r>
+        <w:rPr>
+          <w:rFonts w:cstheme="minorHAnsi"/>
+          <w:sz w:val="24"/>
+          <w:szCs w:val="24"/>
+        </w:rPr>
+        <w:t>bash</w:t>
+      </w:r>
+    </w:p>
+    <w:p>
+      <w:pPr>
+        <w:rPr>
+          <w:rFonts w:cstheme="minorHAnsi"/>
+          <w:sz w:val="24"/>
+          <w:szCs w:val="24"/>
+        </w:rPr>
+      </w:pPr>
+      <w:proofErr w:type="spellStart"/>
+      <w:r>
+        <w:rPr>
+          <w:rFonts w:cstheme="minorHAnsi"/>
+          <w:sz w:val="24"/>
+          <w:szCs w:val="24"/>
+        </w:rPr>
+        <w:t>az</w:t>
+      </w:r>
+      <w:proofErr w:type="spellEnd"/>
+      <w:r>
+        <w:rPr>
+          <w:rFonts w:cstheme="minorHAnsi"/>
+          <w:sz w:val="24"/>
+          <w:szCs w:val="24"/>
+        </w:rPr>
+        <w:t xml:space="preserve"> </w:t>
+      </w:r>
+      <w:proofErr w:type="spellStart"/>
+      <w:r>
+        <w:rPr>
+          <w:rFonts w:cstheme="minorHAnsi"/>
+          <w:sz w:val="24"/>
+          <w:szCs w:val="24"/>
+        </w:rPr>
+        <w:t>acr</w:t>
+      </w:r>
+      <w:proofErr w:type="spellEnd"/>
+      <w:r>
+        <w:rPr>
+          <w:rFonts w:cstheme="minorHAnsi"/>
+          <w:sz w:val="24"/>
+          <w:szCs w:val="24"/>
+        </w:rPr>
+        <w:t xml:space="preserve"> repository list --name </w:t>
+      </w:r>
+      <w:proofErr w:type="spellStart"/>
+      <w:r>
+        <w:rPr>
+          <w:rFonts w:cstheme="minorHAnsi"/>
+          <w:sz w:val="24"/>
+          <w:szCs w:val="24"/>
+        </w:rPr>
+        <w:t>TestMskACR</w:t>
+      </w:r>
+      <w:proofErr w:type="spellEnd"/>
+      <w:r>
+        <w:rPr>
+          <w:rFonts w:cstheme="minorHAnsi"/>
+          <w:sz w:val="24"/>
+          <w:szCs w:val="24"/>
+        </w:rPr>
+        <w:t xml:space="preserve"> --output table</w:t>
+      </w:r>
+    </w:p>
+    <w:p>
+      <w:pPr>
+        <w:rPr>
+          <w:rFonts w:cstheme="minorHAnsi"/>
+          <w:sz w:val="24"/>
+          <w:szCs w:val="24"/>
+        </w:rPr>
+      </w:pPr>
+      <w:proofErr w:type="spellStart"/>
+      <w:r>
+        <w:rPr>
+          <w:rFonts w:cstheme="minorHAnsi"/>
+          <w:sz w:val="24"/>
+          <w:szCs w:val="24"/>
+        </w:rPr>
+        <w:t>az</w:t>
+      </w:r>
+      <w:proofErr w:type="spellEnd"/>
+      <w:r>
+        <w:rPr>
+          <w:rFonts w:cstheme="minorHAnsi"/>
+          <w:sz w:val="24"/>
+          <w:szCs w:val="24"/>
+        </w:rPr>
+        <w:t xml:space="preserve"> </w:t>
+      </w:r>
+      <w:proofErr w:type="spellStart"/>
+      <w:r>
+        <w:rPr>
+          <w:rFonts w:cstheme="minorHAnsi"/>
+          <w:sz w:val="24"/>
+          <w:szCs w:val="24"/>
+        </w:rPr>
+        <w:t>acr</w:t>
+      </w:r>
+      <w:proofErr w:type="spellEnd"/>
+      <w:r>
+        <w:rPr>
+          <w:rFonts w:cstheme="minorHAnsi"/>
+          <w:sz w:val="24"/>
+          <w:szCs w:val="24"/>
+        </w:rPr>
+        <w:t xml:space="preserve"> repository show-tags --name </w:t>
+      </w:r>
+      <w:proofErr w:type="spellStart"/>
+      <w:r>
+        <w:rPr>
+          <w:rFonts w:cstheme="minorHAnsi"/>
+          <w:sz w:val="24"/>
+          <w:szCs w:val="24"/>
+        </w:rPr>
+        <w:t>TestMskACR</w:t>
+      </w:r>
+      <w:proofErr w:type="spellEnd"/>
+      <w:r>
+        <w:rPr>
+          <w:rFonts w:cstheme="minorHAnsi"/>
+          <w:sz w:val="24"/>
+          <w:szCs w:val="24"/>
+        </w:rPr>
+        <w:t xml:space="preserve"> --repository </w:t>
+      </w:r>
+      <w:proofErr w:type="spellStart"/>
+      <w:r>
+        <w:rPr>
+          <w:rFonts w:cstheme="minorHAnsi"/>
+          <w:sz w:val="24"/>
+          <w:szCs w:val="24"/>
+        </w:rPr>
+        <w:t>orderapi</w:t>
+      </w:r>
+      <w:proofErr w:type="spellEnd"/>
+      <w:r>
+        <w:rPr>
+          <w:rFonts w:cstheme="minorHAnsi"/>
+          <w:sz w:val="24"/>
+          <w:szCs w:val="24"/>
+        </w:rPr>
+        <w:t xml:space="preserve"> --output table</w:t>
+      </w:r>
+    </w:p>
+    <w:p>
+      <w:pPr>
+        <w:rPr>
+          <w:rFonts w:cstheme="minorHAnsi"/>
+          <w:sz w:val="24"/>
+          <w:szCs w:val="24"/>
+        </w:rPr>
+      </w:pPr>
+      <w:r>
+        <w:rPr>
+          <w:rFonts w:cstheme="minorHAnsi"/>
           <w:b/>
           <w:bCs/>
-        </w:rPr>
-      </w:pPr>
-      <w:r>
-        <w:rPr>
+          <w:sz w:val="24"/>
+          <w:szCs w:val="24"/>
+        </w:rPr>
+        <w:t>Expected Result:</w:t>
+      </w:r>
+      <w:r>
+        <w:rPr>
+          <w:rFonts w:cstheme="minorHAnsi"/>
+          <w:sz w:val="24"/>
+          <w:szCs w:val="24"/>
+        </w:rPr>
+        <w:t xml:space="preserve"> Repository </w:t>
+      </w:r>
+      <w:proofErr w:type="spellStart"/>
+      <w:r>
+        <w:rPr>
+          <w:rFonts w:cstheme="minorHAnsi"/>
+          <w:sz w:val="24"/>
+          <w:szCs w:val="24"/>
+        </w:rPr>
+        <w:t>orderapi</w:t>
+      </w:r>
+      <w:proofErr w:type="spellEnd"/>
+      <w:r>
+        <w:rPr>
+          <w:rFonts w:cstheme="minorHAnsi"/>
+          <w:sz w:val="24"/>
+          <w:szCs w:val="24"/>
+        </w:rPr>
+        <w:t xml:space="preserve"> with tag v1.</w:t>
+      </w:r>
+    </w:p>
+    <w:p>
+      <w:pPr>
+        <w:rPr>
+          <w:rFonts w:cstheme="minorHAnsi"/>
           <w:b/>
           <w:bCs/>
-        </w:rPr>
-        <w:t>6. Connect to AKS</w:t>
-      </w:r>
-    </w:p>
-    <w:p>
-      <w:r>
-        <w:rPr>
+          <w:sz w:val="24"/>
+          <w:szCs w:val="24"/>
+        </w:rPr>
+      </w:pPr>
+      <w:r>
+        <w:rPr>
+          <w:rFonts w:cstheme="minorHAnsi"/>
           <w:b/>
           <w:bCs/>
-        </w:rPr>
-        <w:t>Cloud Shell Steps:</w:t>
-      </w:r>
-    </w:p>
-    <w:p>
-      <w:r>
-        <w:t>bash</w:t>
-      </w:r>
-    </w:p>
-    <w:p>
-      <w:r>
-        <w:t>az aks get-credentials --resource-group TestMskRsGrp --name TestMskAKS</w:t>
-      </w:r>
-    </w:p>
-    <w:p>
-      <w:r>
-        <w:t>kubectl get nodes</w:t>
-      </w:r>
-    </w:p>
-    <w:p>
-      <w:r>
-        <w:rPr>
+          <w:sz w:val="24"/>
+          <w:szCs w:val="24"/>
+        </w:rPr>
+        <w:t>5. Attach ACR to AKS</w:t>
+      </w:r>
+    </w:p>
+    <w:p>
+      <w:pPr>
+        <w:rPr>
+          <w:rFonts w:cstheme="minorHAnsi"/>
+          <w:sz w:val="24"/>
+          <w:szCs w:val="24"/>
+        </w:rPr>
+      </w:pPr>
+      <w:r>
+        <w:rPr>
+          <w:rFonts w:cstheme="minorHAnsi"/>
           <w:b/>
           <w:bCs/>
-        </w:rPr>
-        <w:t>Expected Result:</w:t>
-      </w:r>
-      <w:r>
-        <w:t xml:space="preserve"> Two nodes listed in Ready state.</w:t>
-      </w:r>
-    </w:p>
-    <w:p>
-      <w:pPr>
-        <w:rPr>
+          <w:sz w:val="24"/>
+          <w:szCs w:val="24"/>
+        </w:rPr>
+        <w:lastRenderedPageBreak/>
+        <w:t>Cloud Shell Steps:</w:t>
+      </w:r>
+    </w:p>
+    <w:p>
+      <w:pPr>
+        <w:rPr>
+          <w:rFonts w:cstheme="minorHAnsi"/>
+          <w:sz w:val="24"/>
+          <w:szCs w:val="24"/>
+        </w:rPr>
+      </w:pPr>
+      <w:r>
+        <w:rPr>
+          <w:rFonts w:cstheme="minorHAnsi"/>
+          <w:sz w:val="24"/>
+          <w:szCs w:val="24"/>
+        </w:rPr>
+        <w:t>bash</w:t>
+      </w:r>
+    </w:p>
+    <w:p>
+      <w:pPr>
+        <w:rPr>
+          <w:rFonts w:cstheme="minorHAnsi"/>
+          <w:sz w:val="24"/>
+          <w:szCs w:val="24"/>
+        </w:rPr>
+      </w:pPr>
+      <w:proofErr w:type="spellStart"/>
+      <w:r>
+        <w:rPr>
+          <w:rFonts w:cstheme="minorHAnsi"/>
+          <w:sz w:val="24"/>
+          <w:szCs w:val="24"/>
+        </w:rPr>
+        <w:t>az</w:t>
+      </w:r>
+      <w:proofErr w:type="spellEnd"/>
+      <w:r>
+        <w:rPr>
+          <w:rFonts w:cstheme="minorHAnsi"/>
+          <w:sz w:val="24"/>
+          <w:szCs w:val="24"/>
+        </w:rPr>
+        <w:t xml:space="preserve"> </w:t>
+      </w:r>
+      <w:proofErr w:type="spellStart"/>
+      <w:r>
+        <w:rPr>
+          <w:rFonts w:cstheme="minorHAnsi"/>
+          <w:sz w:val="24"/>
+          <w:szCs w:val="24"/>
+        </w:rPr>
+        <w:t>aks</w:t>
+      </w:r>
+      <w:proofErr w:type="spellEnd"/>
+      <w:r>
+        <w:rPr>
+          <w:rFonts w:cstheme="minorHAnsi"/>
+          <w:sz w:val="24"/>
+          <w:szCs w:val="24"/>
+        </w:rPr>
+        <w:t xml:space="preserve"> update \</w:t>
+      </w:r>
+    </w:p>
+    <w:p>
+      <w:pPr>
+        <w:rPr>
+          <w:rFonts w:cstheme="minorHAnsi"/>
+          <w:sz w:val="24"/>
+          <w:szCs w:val="24"/>
+        </w:rPr>
+      </w:pPr>
+      <w:r>
+        <w:rPr>
+          <w:rFonts w:cstheme="minorHAnsi"/>
+          <w:sz w:val="24"/>
+          <w:szCs w:val="24"/>
+        </w:rPr>
+        <w:t xml:space="preserve">  --resource-group </w:t>
+      </w:r>
+      <w:proofErr w:type="spellStart"/>
+      <w:r>
+        <w:rPr>
+          <w:rFonts w:cstheme="minorHAnsi"/>
+          <w:sz w:val="24"/>
+          <w:szCs w:val="24"/>
+        </w:rPr>
+        <w:t>TestMskRsGrp</w:t>
+      </w:r>
+      <w:proofErr w:type="spellEnd"/>
+      <w:r>
+        <w:rPr>
+          <w:rFonts w:cstheme="minorHAnsi"/>
+          <w:sz w:val="24"/>
+          <w:szCs w:val="24"/>
+        </w:rPr>
+        <w:t xml:space="preserve"> \</w:t>
+      </w:r>
+    </w:p>
+    <w:p>
+      <w:pPr>
+        <w:rPr>
+          <w:rFonts w:cstheme="minorHAnsi"/>
+          <w:sz w:val="24"/>
+          <w:szCs w:val="24"/>
+        </w:rPr>
+      </w:pPr>
+      <w:r>
+        <w:rPr>
+          <w:rFonts w:cstheme="minorHAnsi"/>
+          <w:sz w:val="24"/>
+          <w:szCs w:val="24"/>
+        </w:rPr>
+        <w:t xml:space="preserve">  --name </w:t>
+      </w:r>
+      <w:proofErr w:type="spellStart"/>
+      <w:r>
+        <w:rPr>
+          <w:rFonts w:cstheme="minorHAnsi"/>
+          <w:sz w:val="24"/>
+          <w:szCs w:val="24"/>
+        </w:rPr>
+        <w:t>TestMskAKS</w:t>
+      </w:r>
+      <w:proofErr w:type="spellEnd"/>
+      <w:r>
+        <w:rPr>
+          <w:rFonts w:cstheme="minorHAnsi"/>
+          <w:sz w:val="24"/>
+          <w:szCs w:val="24"/>
+        </w:rPr>
+        <w:t xml:space="preserve"> \</w:t>
+      </w:r>
+    </w:p>
+    <w:p>
+      <w:pPr>
+        <w:rPr>
+          <w:rFonts w:cstheme="minorHAnsi"/>
+          <w:sz w:val="24"/>
+          <w:szCs w:val="24"/>
+        </w:rPr>
+      </w:pPr>
+      <w:r>
+        <w:rPr>
+          <w:rFonts w:cstheme="minorHAnsi"/>
+          <w:sz w:val="24"/>
+          <w:szCs w:val="24"/>
+        </w:rPr>
+        <w:t xml:space="preserve">  --attach-</w:t>
+      </w:r>
+      <w:proofErr w:type="spellStart"/>
+      <w:r>
+        <w:rPr>
+          <w:rFonts w:cstheme="minorHAnsi"/>
+          <w:sz w:val="24"/>
+          <w:szCs w:val="24"/>
+        </w:rPr>
+        <w:t>acr</w:t>
+      </w:r>
+      <w:proofErr w:type="spellEnd"/>
+      <w:r>
+        <w:rPr>
+          <w:rFonts w:cstheme="minorHAnsi"/>
+          <w:sz w:val="24"/>
+          <w:szCs w:val="24"/>
+        </w:rPr>
+        <w:t xml:space="preserve"> </w:t>
+      </w:r>
+      <w:proofErr w:type="spellStart"/>
+      <w:r>
+        <w:rPr>
+          <w:rFonts w:cstheme="minorHAnsi"/>
+          <w:sz w:val="24"/>
+          <w:szCs w:val="24"/>
+        </w:rPr>
+        <w:t>TestMskACR</w:t>
+      </w:r>
+      <w:proofErr w:type="spellEnd"/>
+    </w:p>
+    <w:p>
+      <w:pPr>
+        <w:rPr>
+          <w:rFonts w:cstheme="minorHAnsi"/>
+          <w:sz w:val="24"/>
+          <w:szCs w:val="24"/>
+        </w:rPr>
+      </w:pPr>
+      <w:r>
+        <w:rPr>
+          <w:rFonts w:cstheme="minorHAnsi"/>
           <w:b/>
           <w:bCs/>
-        </w:rPr>
-      </w:pPr>
-      <w:r>
-        <w:rPr>
+          <w:sz w:val="24"/>
+          <w:szCs w:val="24"/>
+        </w:rPr>
+        <w:t>Verify:</w:t>
+      </w:r>
+    </w:p>
+    <w:p>
+      <w:pPr>
+        <w:rPr>
+          <w:rFonts w:cstheme="minorHAnsi"/>
+          <w:sz w:val="24"/>
+          <w:szCs w:val="24"/>
+        </w:rPr>
+      </w:pPr>
+      <w:r>
+        <w:rPr>
+          <w:rFonts w:cstheme="minorHAnsi"/>
+          <w:sz w:val="24"/>
+          <w:szCs w:val="24"/>
+        </w:rPr>
+        <w:t>bash</w:t>
+      </w:r>
+    </w:p>
+    <w:p>
+      <w:pPr>
+        <w:rPr>
+          <w:rFonts w:cstheme="minorHAnsi"/>
+          <w:sz w:val="24"/>
+          <w:szCs w:val="24"/>
+        </w:rPr>
+      </w:pPr>
+      <w:proofErr w:type="spellStart"/>
+      <w:r>
+        <w:rPr>
+          <w:rFonts w:cstheme="minorHAnsi"/>
+          <w:sz w:val="24"/>
+          <w:szCs w:val="24"/>
+        </w:rPr>
+        <w:t>az</w:t>
+      </w:r>
+      <w:proofErr w:type="spellEnd"/>
+      <w:r>
+        <w:rPr>
+          <w:rFonts w:cstheme="minorHAnsi"/>
+          <w:sz w:val="24"/>
+          <w:szCs w:val="24"/>
+        </w:rPr>
+        <w:t xml:space="preserve"> </w:t>
+      </w:r>
+      <w:proofErr w:type="spellStart"/>
+      <w:r>
+        <w:rPr>
+          <w:rFonts w:cstheme="minorHAnsi"/>
+          <w:sz w:val="24"/>
+          <w:szCs w:val="24"/>
+        </w:rPr>
+        <w:t>aks</w:t>
+      </w:r>
+      <w:proofErr w:type="spellEnd"/>
+      <w:r>
+        <w:rPr>
+          <w:rFonts w:cstheme="minorHAnsi"/>
+          <w:sz w:val="24"/>
+          <w:szCs w:val="24"/>
+        </w:rPr>
+        <w:t xml:space="preserve"> show --name </w:t>
+      </w:r>
+      <w:proofErr w:type="spellStart"/>
+      <w:r>
+        <w:rPr>
+          <w:rFonts w:cstheme="minorHAnsi"/>
+          <w:sz w:val="24"/>
+          <w:szCs w:val="24"/>
+        </w:rPr>
+        <w:t>TestMskAKS</w:t>
+      </w:r>
+      <w:proofErr w:type="spellEnd"/>
+      <w:r>
+        <w:rPr>
+          <w:rFonts w:cstheme="minorHAnsi"/>
+          <w:sz w:val="24"/>
+          <w:szCs w:val="24"/>
+        </w:rPr>
+        <w:t xml:space="preserve"> --resource-group </w:t>
+      </w:r>
+      <w:proofErr w:type="spellStart"/>
+      <w:r>
+        <w:rPr>
+          <w:rFonts w:cstheme="minorHAnsi"/>
+          <w:sz w:val="24"/>
+          <w:szCs w:val="24"/>
+        </w:rPr>
+        <w:t>TestMskRsGrp</w:t>
+      </w:r>
+      <w:proofErr w:type="spellEnd"/>
+      <w:r>
+        <w:rPr>
+          <w:rFonts w:cstheme="minorHAnsi"/>
+          <w:sz w:val="24"/>
+          <w:szCs w:val="24"/>
+        </w:rPr>
+        <w:t xml:space="preserve"> --query "</w:t>
+      </w:r>
+      <w:proofErr w:type="spellStart"/>
+      <w:r>
+        <w:rPr>
+          <w:rFonts w:cstheme="minorHAnsi"/>
+          <w:sz w:val="24"/>
+          <w:szCs w:val="24"/>
+        </w:rPr>
+        <w:t>servicePrincipalProfile</w:t>
+      </w:r>
+      <w:proofErr w:type="spellEnd"/>
+      <w:r>
+        <w:rPr>
+          <w:rFonts w:cstheme="minorHAnsi"/>
+          <w:sz w:val="24"/>
+          <w:szCs w:val="24"/>
+        </w:rPr>
+        <w:t>"</w:t>
+      </w:r>
+    </w:p>
+    <w:p>
+      <w:pPr>
+        <w:rPr>
+          <w:rFonts w:cstheme="minorHAnsi"/>
+          <w:sz w:val="24"/>
+          <w:szCs w:val="24"/>
+        </w:rPr>
+      </w:pPr>
+      <w:r>
+        <w:rPr>
+          <w:rFonts w:cstheme="minorHAnsi"/>
           <w:b/>
           <w:bCs/>
-        </w:rPr>
-        <w:t>7. Create Deployment YAML</w:t>
-      </w:r>
-    </w:p>
-    <w:p>
-      <w:r>
-        <w:rPr>
+          <w:sz w:val="24"/>
+          <w:szCs w:val="24"/>
+        </w:rPr>
+        <w:t>Expected Result:</w:t>
+      </w:r>
+      <w:r>
+        <w:rPr>
+          <w:rFonts w:cstheme="minorHAnsi"/>
+          <w:sz w:val="24"/>
+          <w:szCs w:val="24"/>
+        </w:rPr>
+        <w:t xml:space="preserve"> AKS cluster shows ACR attached.</w:t>
+      </w:r>
+    </w:p>
+    <w:p>
+      <w:pPr>
+        <w:rPr>
+          <w:rFonts w:cstheme="minorHAnsi"/>
           <w:b/>
           <w:bCs/>
-        </w:rPr>
-        <w:t>File (orderapi-deployment.yaml):</w:t>
-      </w:r>
-    </w:p>
-    <w:p>
-      <w:r>
-        <w:t>yaml</w:t>
-      </w:r>
-    </w:p>
-    <w:p>
-      <w:r>
-        <w:t>apiVersion: apps/v1</w:t>
-      </w:r>
-    </w:p>
-    <w:p>
-      <w:r>
-        <w:t>kind: Deployment</w:t>
-      </w:r>
-    </w:p>
-    <w:p>
-      <w:r>
-        <w:t>metadata:</w:t>
-      </w:r>
-    </w:p>
-    <w:p>
-      <w:r>
-        <w:t xml:space="preserve">  name: orderapi-deployment</w:t>
-      </w:r>
-    </w:p>
-    <w:p>
-      <w:r>
-        <w:t xml:space="preserve">  labels:</w:t>
-      </w:r>
-    </w:p>
-    <w:p>
-      <w:r>
-        <w:t xml:space="preserve">    app: orderapi</w:t>
-      </w:r>
-    </w:p>
-    <w:p>
-      <w:r>
-        <w:t>spec:</w:t>
-      </w:r>
-    </w:p>
-    <w:p>
-      <w:r>
-        <w:t xml:space="preserve">  replicas: 2</w:t>
-      </w:r>
-    </w:p>
-    <w:p>
-      <w:r>
-        <w:t xml:space="preserve">  selector:</w:t>
-      </w:r>
-    </w:p>
-    <w:p>
-      <w:r>
-        <w:t xml:space="preserve">    matchLabels:</w:t>
-      </w:r>
-    </w:p>
-    <w:p>
-      <w:r>
-        <w:t xml:space="preserve">      app: orderapi</w:t>
-      </w:r>
-    </w:p>
-    <w:p>
-      <w:r>
-        <w:t xml:space="preserve">  template:</w:t>
-      </w:r>
-    </w:p>
-    <w:p>
-      <w:r>
-        <w:t xml:space="preserve">    metadata:</w:t>
-      </w:r>
-    </w:p>
-    <w:p>
-      <w:r>
-        <w:t xml:space="preserve">      labels:</w:t>
-      </w:r>
-    </w:p>
-    <w:p>
-      <w:r>
-        <w:t xml:space="preserve">        app: orderapi</w:t>
-      </w:r>
-    </w:p>
-    <w:p>
-      <w:r>
-        <w:t xml:space="preserve">    spec:</w:t>
-      </w:r>
-    </w:p>
-    <w:p>
-      <w:r>
-        <w:t xml:space="preserve">      containers:</w:t>
-      </w:r>
-    </w:p>
-    <w:p>
-      <w:r>
-        <w:t xml:space="preserve">      - name: orderapi</w:t>
-      </w:r>
-    </w:p>
-    <w:p>
-      <w:r>
-        <w:t xml:space="preserve">        image: testmskacr.azurecr.io/orderapi:v1</w:t>
-      </w:r>
-    </w:p>
-    <w:p>
-      <w:r>
-        <w:lastRenderedPageBreak/>
-        <w:t xml:space="preserve">        ports:</w:t>
-      </w:r>
-    </w:p>
-    <w:p>
-      <w:r>
-        <w:t xml:space="preserve">        - containerPort: 8080</w:t>
-      </w:r>
-    </w:p>
-    <w:p>
-      <w:r>
-        <w:rPr>
+          <w:sz w:val="24"/>
+          <w:szCs w:val="24"/>
+        </w:rPr>
+      </w:pPr>
+      <w:r>
+        <w:rPr>
+          <w:rFonts w:cstheme="minorHAnsi"/>
           <w:b/>
           <w:bCs/>
-        </w:rPr>
-        <w:t>Cloud Shell Steps:</w:t>
-      </w:r>
-    </w:p>
-    <w:p>
-      <w:r>
-        <w:t>bash</w:t>
-      </w:r>
-    </w:p>
-    <w:p>
-      <w:r>
-        <w:t>nano orderapi-deployment.yaml   # paste YAML</w:t>
-      </w:r>
-    </w:p>
-    <w:p>
-      <w:r>
-        <w:t>kubectl apply -f orderapi-deployment.yaml</w:t>
-      </w:r>
-    </w:p>
-    <w:p>
-      <w:r>
-        <w:t>kubectl get pods -l app=orderapi</w:t>
-      </w:r>
-    </w:p>
-    <w:p>
-      <w:r>
-        <w:rPr>
+          <w:sz w:val="24"/>
+          <w:szCs w:val="24"/>
+        </w:rPr>
+        <w:t>6. Connect to AKS</w:t>
+      </w:r>
+    </w:p>
+    <w:p>
+      <w:pPr>
+        <w:rPr>
+          <w:rFonts w:cstheme="minorHAnsi"/>
+          <w:sz w:val="24"/>
+          <w:szCs w:val="24"/>
+        </w:rPr>
+      </w:pPr>
+      <w:r>
+        <w:rPr>
+          <w:rFonts w:cstheme="minorHAnsi"/>
           <w:b/>
           <w:bCs/>
-        </w:rPr>
-        <w:t>Expected Result:</w:t>
-      </w:r>
-      <w:r>
-        <w:t xml:space="preserve"> Two pods in Running state.</w:t>
-      </w:r>
-    </w:p>
-    <w:p>
-      <w:pPr>
-        <w:rPr>
+          <w:sz w:val="24"/>
+          <w:szCs w:val="24"/>
+        </w:rPr>
+        <w:t>Cloud Shell Steps:</w:t>
+      </w:r>
+    </w:p>
+    <w:p>
+      <w:pPr>
+        <w:rPr>
+          <w:rFonts w:cstheme="minorHAnsi"/>
+          <w:sz w:val="24"/>
+          <w:szCs w:val="24"/>
+        </w:rPr>
+      </w:pPr>
+      <w:r>
+        <w:rPr>
+          <w:rFonts w:cstheme="minorHAnsi"/>
+          <w:sz w:val="24"/>
+          <w:szCs w:val="24"/>
+        </w:rPr>
+        <w:t>bash</w:t>
+      </w:r>
+    </w:p>
+    <w:p>
+      <w:pPr>
+        <w:rPr>
+          <w:rFonts w:cstheme="minorHAnsi"/>
+          <w:sz w:val="24"/>
+          <w:szCs w:val="24"/>
+        </w:rPr>
+      </w:pPr>
+      <w:proofErr w:type="spellStart"/>
+      <w:r>
+        <w:rPr>
+          <w:rFonts w:cstheme="minorHAnsi"/>
+          <w:sz w:val="24"/>
+          <w:szCs w:val="24"/>
+        </w:rPr>
+        <w:t>az</w:t>
+      </w:r>
+      <w:proofErr w:type="spellEnd"/>
+      <w:r>
+        <w:rPr>
+          <w:rFonts w:cstheme="minorHAnsi"/>
+          <w:sz w:val="24"/>
+          <w:szCs w:val="24"/>
+        </w:rPr>
+        <w:t xml:space="preserve"> </w:t>
+      </w:r>
+      <w:proofErr w:type="spellStart"/>
+      <w:r>
+        <w:rPr>
+          <w:rFonts w:cstheme="minorHAnsi"/>
+          <w:sz w:val="24"/>
+          <w:szCs w:val="24"/>
+        </w:rPr>
+        <w:t>aks</w:t>
+      </w:r>
+      <w:proofErr w:type="spellEnd"/>
+      <w:r>
+        <w:rPr>
+          <w:rFonts w:cstheme="minorHAnsi"/>
+          <w:sz w:val="24"/>
+          <w:szCs w:val="24"/>
+        </w:rPr>
+        <w:t xml:space="preserve"> get-credentials --resource-group </w:t>
+      </w:r>
+      <w:proofErr w:type="spellStart"/>
+      <w:r>
+        <w:rPr>
+          <w:rFonts w:cstheme="minorHAnsi"/>
+          <w:sz w:val="24"/>
+          <w:szCs w:val="24"/>
+        </w:rPr>
+        <w:t>TestMskRsGrp</w:t>
+      </w:r>
+      <w:proofErr w:type="spellEnd"/>
+      <w:r>
+        <w:rPr>
+          <w:rFonts w:cstheme="minorHAnsi"/>
+          <w:sz w:val="24"/>
+          <w:szCs w:val="24"/>
+        </w:rPr>
+        <w:t xml:space="preserve"> --name </w:t>
+      </w:r>
+      <w:proofErr w:type="spellStart"/>
+      <w:r>
+        <w:rPr>
+          <w:rFonts w:cstheme="minorHAnsi"/>
+          <w:sz w:val="24"/>
+          <w:szCs w:val="24"/>
+        </w:rPr>
+        <w:t>TestMskAKS</w:t>
+      </w:r>
+      <w:proofErr w:type="spellEnd"/>
+    </w:p>
+    <w:p>
+      <w:pPr>
+        <w:rPr>
+          <w:rFonts w:cstheme="minorHAnsi"/>
+          <w:sz w:val="24"/>
+          <w:szCs w:val="24"/>
+        </w:rPr>
+      </w:pPr>
+      <w:proofErr w:type="spellStart"/>
+      <w:r>
+        <w:rPr>
+          <w:rFonts w:cstheme="minorHAnsi"/>
+          <w:sz w:val="24"/>
+          <w:szCs w:val="24"/>
+        </w:rPr>
+        <w:t>kubectl</w:t>
+      </w:r>
+      <w:proofErr w:type="spellEnd"/>
+      <w:r>
+        <w:rPr>
+          <w:rFonts w:cstheme="minorHAnsi"/>
+          <w:sz w:val="24"/>
+          <w:szCs w:val="24"/>
+        </w:rPr>
+        <w:t xml:space="preserve"> get nodes</w:t>
+      </w:r>
+    </w:p>
+    <w:p>
+      <w:pPr>
+        <w:rPr>
+          <w:rFonts w:cstheme="minorHAnsi"/>
+          <w:sz w:val="24"/>
+          <w:szCs w:val="24"/>
+        </w:rPr>
+      </w:pPr>
+      <w:r>
+        <w:rPr>
+          <w:rFonts w:cstheme="minorHAnsi"/>
           <w:b/>
           <w:bCs/>
-        </w:rPr>
-      </w:pPr>
-      <w:r>
-        <w:rPr>
+          <w:sz w:val="24"/>
+          <w:szCs w:val="24"/>
+        </w:rPr>
+        <w:t>Expected Result:</w:t>
+      </w:r>
+      <w:r>
+        <w:rPr>
+          <w:rFonts w:cstheme="minorHAnsi"/>
+          <w:sz w:val="24"/>
+          <w:szCs w:val="24"/>
+        </w:rPr>
+        <w:t xml:space="preserve"> Two nodes listed in Ready state.</w:t>
+      </w:r>
+    </w:p>
+    <w:p>
+      <w:pPr>
+        <w:rPr>
+          <w:rFonts w:cstheme="minorHAnsi"/>
           <w:b/>
           <w:bCs/>
-        </w:rPr>
-        <w:t>8. Expose Deployment</w:t>
-      </w:r>
-    </w:p>
-    <w:p>
-      <w:r>
-        <w:rPr>
+          <w:sz w:val="24"/>
+          <w:szCs w:val="24"/>
+        </w:rPr>
+      </w:pPr>
+      <w:r>
+        <w:rPr>
+          <w:rFonts w:cstheme="minorHAnsi"/>
           <w:b/>
           <w:bCs/>
-        </w:rPr>
-        <w:t>Cloud Shell Steps:</w:t>
-      </w:r>
-    </w:p>
-    <w:p>
-      <w:r>
-        <w:t>bash</w:t>
-      </w:r>
-    </w:p>
-    <w:p>
-      <w:r>
-        <w:t>kubectl expose deployment orderapi-deployment \</w:t>
-      </w:r>
-    </w:p>
-    <w:p>
-      <w:r>
-        <w:t xml:space="preserve">  --type=LoadBalancer \</w:t>
-      </w:r>
-    </w:p>
-    <w:p>
-      <w:r>
-        <w:t xml:space="preserve">  --name=orderapi-service \</w:t>
-      </w:r>
-    </w:p>
-    <w:p>
-      <w:r>
-        <w:t xml:space="preserve">  --port=8080 \</w:t>
-      </w:r>
-    </w:p>
-    <w:p>
-      <w:r>
-        <w:t xml:space="preserve">  --target-port=8080</w:t>
-      </w:r>
-    </w:p>
-    <w:p/>
-    <w:p>
-      <w:r>
-        <w:t>kubectl get service orderapi-service</w:t>
-      </w:r>
-    </w:p>
-    <w:p>
-      <w:r>
-        <w:rPr>
+          <w:sz w:val="24"/>
+          <w:szCs w:val="24"/>
+        </w:rPr>
+        <w:t>7. Create Deployment YAML</w:t>
+      </w:r>
+    </w:p>
+    <w:p>
+      <w:pPr>
+        <w:rPr>
+          <w:rFonts w:cstheme="minorHAnsi"/>
+          <w:sz w:val="24"/>
+          <w:szCs w:val="24"/>
+        </w:rPr>
+      </w:pPr>
+      <w:r>
+        <w:rPr>
+          <w:rFonts w:cstheme="minorHAnsi"/>
           <w:b/>
           <w:bCs/>
-        </w:rPr>
-        <w:t>Expected Result:</w:t>
-      </w:r>
-      <w:r>
-        <w:t xml:space="preserve"> Service orderapi-service with EXTERNAL-IP assigned (e.g., 52.172.91.156).</w:t>
-      </w:r>
-    </w:p>
-    <w:p>
-      <w:pPr>
-        <w:rPr>
+          <w:sz w:val="24"/>
+          <w:szCs w:val="24"/>
+        </w:rPr>
+        <w:t>File (</w:t>
+      </w:r>
+      <w:proofErr w:type="spellStart"/>
+      <w:r>
+        <w:rPr>
+          <w:rFonts w:cstheme="minorHAnsi"/>
           <w:b/>
           <w:bCs/>
-        </w:rPr>
-      </w:pPr>
-      <w:r>
-        <w:rPr>
+          <w:sz w:val="24"/>
+          <w:szCs w:val="24"/>
+        </w:rPr>
+        <w:t>orderapi-deployment.yaml</w:t>
+      </w:r>
+      <w:proofErr w:type="spellEnd"/>
+      <w:r>
+        <w:rPr>
+          <w:rFonts w:cstheme="minorHAnsi"/>
           <w:b/>
           <w:bCs/>
-        </w:rPr>
-        <w:t>9. Access API</w:t>
-      </w:r>
-    </w:p>
-    <w:p>
-      <w:r>
-        <w:rPr>
+          <w:sz w:val="24"/>
+          <w:szCs w:val="24"/>
+        </w:rPr>
+        <w:t>):</w:t>
+      </w:r>
+    </w:p>
+    <w:p>
+      <w:pPr>
+        <w:rPr>
+          <w:rFonts w:cstheme="minorHAnsi"/>
+          <w:sz w:val="24"/>
+          <w:szCs w:val="24"/>
+        </w:rPr>
+      </w:pPr>
+      <w:proofErr w:type="spellStart"/>
+      <w:r>
+        <w:rPr>
+          <w:rFonts w:cstheme="minorHAnsi"/>
+          <w:sz w:val="24"/>
+          <w:szCs w:val="24"/>
+        </w:rPr>
+        <w:t>yaml</w:t>
+      </w:r>
+      <w:proofErr w:type="spellEnd"/>
+    </w:p>
+    <w:p>
+      <w:pPr>
+        <w:rPr>
+          <w:rFonts w:cstheme="minorHAnsi"/>
+          <w:sz w:val="24"/>
+          <w:szCs w:val="24"/>
+        </w:rPr>
+      </w:pPr>
+      <w:proofErr w:type="spellStart"/>
+      <w:r>
+        <w:rPr>
+          <w:rFonts w:cstheme="minorHAnsi"/>
+          <w:sz w:val="24"/>
+          <w:szCs w:val="24"/>
+        </w:rPr>
+        <w:t>apiVersion</w:t>
+      </w:r>
+      <w:proofErr w:type="spellEnd"/>
+      <w:r>
+        <w:rPr>
+          <w:rFonts w:cstheme="minorHAnsi"/>
+          <w:sz w:val="24"/>
+          <w:szCs w:val="24"/>
+        </w:rPr>
+        <w:t>: apps/v1</w:t>
+      </w:r>
+    </w:p>
+    <w:p>
+      <w:pPr>
+        <w:rPr>
+          <w:rFonts w:cstheme="minorHAnsi"/>
+          <w:sz w:val="24"/>
+          <w:szCs w:val="24"/>
+        </w:rPr>
+      </w:pPr>
+      <w:r>
+        <w:rPr>
+          <w:rFonts w:cstheme="minorHAnsi"/>
+          <w:sz w:val="24"/>
+          <w:szCs w:val="24"/>
+        </w:rPr>
+        <w:t>kind: Deployment</w:t>
+      </w:r>
+    </w:p>
+    <w:p>
+      <w:pPr>
+        <w:rPr>
+          <w:rFonts w:cstheme="minorHAnsi"/>
+          <w:sz w:val="24"/>
+          <w:szCs w:val="24"/>
+        </w:rPr>
+      </w:pPr>
+      <w:r>
+        <w:rPr>
+          <w:rFonts w:cstheme="minorHAnsi"/>
+          <w:sz w:val="24"/>
+          <w:szCs w:val="24"/>
+        </w:rPr>
+        <w:t>metadata:</w:t>
+      </w:r>
+    </w:p>
+    <w:p>
+      <w:pPr>
+        <w:rPr>
+          <w:rFonts w:cstheme="minorHAnsi"/>
+          <w:sz w:val="24"/>
+          <w:szCs w:val="24"/>
+        </w:rPr>
+      </w:pPr>
+      <w:r>
+        <w:rPr>
+          <w:rFonts w:cstheme="minorHAnsi"/>
+          <w:sz w:val="24"/>
+          <w:szCs w:val="24"/>
+        </w:rPr>
+        <w:t xml:space="preserve">  name: </w:t>
+      </w:r>
+      <w:proofErr w:type="spellStart"/>
+      <w:r>
+        <w:rPr>
+          <w:rFonts w:cstheme="minorHAnsi"/>
+          <w:sz w:val="24"/>
+          <w:szCs w:val="24"/>
+        </w:rPr>
+        <w:t>orderapi</w:t>
+      </w:r>
+      <w:proofErr w:type="spellEnd"/>
+      <w:r>
+        <w:rPr>
+          <w:rFonts w:cstheme="minorHAnsi"/>
+          <w:sz w:val="24"/>
+          <w:szCs w:val="24"/>
+        </w:rPr>
+        <w:t>-deployment</w:t>
+      </w:r>
+    </w:p>
+    <w:p>
+      <w:pPr>
+        <w:rPr>
+          <w:rFonts w:cstheme="minorHAnsi"/>
+          <w:sz w:val="24"/>
+          <w:szCs w:val="24"/>
+        </w:rPr>
+      </w:pPr>
+      <w:r>
+        <w:rPr>
+          <w:rFonts w:cstheme="minorHAnsi"/>
+          <w:sz w:val="24"/>
+          <w:szCs w:val="24"/>
+        </w:rPr>
+        <w:t xml:space="preserve">  labels:</w:t>
+      </w:r>
+    </w:p>
+    <w:p>
+      <w:pPr>
+        <w:rPr>
+          <w:rFonts w:cstheme="minorHAnsi"/>
+          <w:sz w:val="24"/>
+          <w:szCs w:val="24"/>
+        </w:rPr>
+      </w:pPr>
+      <w:r>
+        <w:rPr>
+          <w:rFonts w:cstheme="minorHAnsi"/>
+          <w:sz w:val="24"/>
+          <w:szCs w:val="24"/>
+        </w:rPr>
+        <w:t xml:space="preserve">    app: </w:t>
+      </w:r>
+      <w:proofErr w:type="spellStart"/>
+      <w:r>
+        <w:rPr>
+          <w:rFonts w:cstheme="minorHAnsi"/>
+          <w:sz w:val="24"/>
+          <w:szCs w:val="24"/>
+        </w:rPr>
+        <w:t>orderapi</w:t>
+      </w:r>
+      <w:proofErr w:type="spellEnd"/>
+    </w:p>
+    <w:p>
+      <w:pPr>
+        <w:rPr>
+          <w:rFonts w:cstheme="minorHAnsi"/>
+          <w:sz w:val="24"/>
+          <w:szCs w:val="24"/>
+        </w:rPr>
+      </w:pPr>
+      <w:r>
+        <w:rPr>
+          <w:rFonts w:cstheme="minorHAnsi"/>
+          <w:sz w:val="24"/>
+          <w:szCs w:val="24"/>
+        </w:rPr>
+        <w:t>spec:</w:t>
+      </w:r>
+    </w:p>
+    <w:p>
+      <w:pPr>
+        <w:rPr>
+          <w:rFonts w:cstheme="minorHAnsi"/>
+          <w:sz w:val="24"/>
+          <w:szCs w:val="24"/>
+        </w:rPr>
+      </w:pPr>
+      <w:r>
+        <w:rPr>
+          <w:rFonts w:cstheme="minorHAnsi"/>
+          <w:sz w:val="24"/>
+          <w:szCs w:val="24"/>
+        </w:rPr>
+        <w:t xml:space="preserve">  replicas: 2</w:t>
+      </w:r>
+    </w:p>
+    <w:p>
+      <w:pPr>
+        <w:rPr>
+          <w:rFonts w:cstheme="minorHAnsi"/>
+          <w:sz w:val="24"/>
+          <w:szCs w:val="24"/>
+        </w:rPr>
+      </w:pPr>
+      <w:r>
+        <w:rPr>
+          <w:rFonts w:cstheme="minorHAnsi"/>
+          <w:sz w:val="24"/>
+          <w:szCs w:val="24"/>
+        </w:rPr>
+        <w:t xml:space="preserve">  selector:</w:t>
+      </w:r>
+    </w:p>
+    <w:p>
+      <w:pPr>
+        <w:rPr>
+          <w:rFonts w:cstheme="minorHAnsi"/>
+          <w:sz w:val="24"/>
+          <w:szCs w:val="24"/>
+        </w:rPr>
+      </w:pPr>
+      <w:r>
+        <w:rPr>
+          <w:rFonts w:cstheme="minorHAnsi"/>
+          <w:sz w:val="24"/>
+          <w:szCs w:val="24"/>
+        </w:rPr>
+        <w:t xml:space="preserve">    </w:t>
+      </w:r>
+      <w:proofErr w:type="spellStart"/>
+      <w:r>
+        <w:rPr>
+          <w:rFonts w:cstheme="minorHAnsi"/>
+          <w:sz w:val="24"/>
+          <w:szCs w:val="24"/>
+        </w:rPr>
+        <w:t>matchLabels</w:t>
+      </w:r>
+      <w:proofErr w:type="spellEnd"/>
+      <w:r>
+        <w:rPr>
+          <w:rFonts w:cstheme="minorHAnsi"/>
+          <w:sz w:val="24"/>
+          <w:szCs w:val="24"/>
+        </w:rPr>
+        <w:t>:</w:t>
+      </w:r>
+    </w:p>
+    <w:p>
+      <w:pPr>
+        <w:rPr>
+          <w:rFonts w:cstheme="minorHAnsi"/>
+          <w:sz w:val="24"/>
+          <w:szCs w:val="24"/>
+        </w:rPr>
+      </w:pPr>
+      <w:r>
+        <w:rPr>
+          <w:rFonts w:cstheme="minorHAnsi"/>
+          <w:sz w:val="24"/>
+          <w:szCs w:val="24"/>
+        </w:rPr>
+        <w:lastRenderedPageBreak/>
+        <w:t xml:space="preserve">      app: </w:t>
+      </w:r>
+      <w:proofErr w:type="spellStart"/>
+      <w:r>
+        <w:rPr>
+          <w:rFonts w:cstheme="minorHAnsi"/>
+          <w:sz w:val="24"/>
+          <w:szCs w:val="24"/>
+        </w:rPr>
+        <w:t>orderapi</w:t>
+      </w:r>
+      <w:proofErr w:type="spellEnd"/>
+    </w:p>
+    <w:p>
+      <w:pPr>
+        <w:rPr>
+          <w:rFonts w:cstheme="minorHAnsi"/>
+          <w:sz w:val="24"/>
+          <w:szCs w:val="24"/>
+        </w:rPr>
+      </w:pPr>
+      <w:r>
+        <w:rPr>
+          <w:rFonts w:cstheme="minorHAnsi"/>
+          <w:sz w:val="24"/>
+          <w:szCs w:val="24"/>
+        </w:rPr>
+        <w:t xml:space="preserve">  template:</w:t>
+      </w:r>
+    </w:p>
+    <w:p>
+      <w:pPr>
+        <w:rPr>
+          <w:rFonts w:cstheme="minorHAnsi"/>
+          <w:sz w:val="24"/>
+          <w:szCs w:val="24"/>
+        </w:rPr>
+      </w:pPr>
+      <w:r>
+        <w:rPr>
+          <w:rFonts w:cstheme="minorHAnsi"/>
+          <w:sz w:val="24"/>
+          <w:szCs w:val="24"/>
+        </w:rPr>
+        <w:t xml:space="preserve">    metadata:</w:t>
+      </w:r>
+    </w:p>
+    <w:p>
+      <w:pPr>
+        <w:rPr>
+          <w:rFonts w:cstheme="minorHAnsi"/>
+          <w:sz w:val="24"/>
+          <w:szCs w:val="24"/>
+        </w:rPr>
+      </w:pPr>
+      <w:r>
+        <w:rPr>
+          <w:rFonts w:cstheme="minorHAnsi"/>
+          <w:sz w:val="24"/>
+          <w:szCs w:val="24"/>
+        </w:rPr>
+        <w:t xml:space="preserve">      labels:</w:t>
+      </w:r>
+    </w:p>
+    <w:p>
+      <w:pPr>
+        <w:rPr>
+          <w:rFonts w:cstheme="minorHAnsi"/>
+          <w:sz w:val="24"/>
+          <w:szCs w:val="24"/>
+        </w:rPr>
+      </w:pPr>
+      <w:r>
+        <w:rPr>
+          <w:rFonts w:cstheme="minorHAnsi"/>
+          <w:sz w:val="24"/>
+          <w:szCs w:val="24"/>
+        </w:rPr>
+        <w:t xml:space="preserve">        app: </w:t>
+      </w:r>
+      <w:proofErr w:type="spellStart"/>
+      <w:r>
+        <w:rPr>
+          <w:rFonts w:cstheme="minorHAnsi"/>
+          <w:sz w:val="24"/>
+          <w:szCs w:val="24"/>
+        </w:rPr>
+        <w:t>orderapi</w:t>
+      </w:r>
+      <w:proofErr w:type="spellEnd"/>
+    </w:p>
+    <w:p>
+      <w:pPr>
+        <w:rPr>
+          <w:rFonts w:cstheme="minorHAnsi"/>
+          <w:sz w:val="24"/>
+          <w:szCs w:val="24"/>
+        </w:rPr>
+      </w:pPr>
+      <w:r>
+        <w:rPr>
+          <w:rFonts w:cstheme="minorHAnsi"/>
+          <w:sz w:val="24"/>
+          <w:szCs w:val="24"/>
+        </w:rPr>
+        <w:t xml:space="preserve">    spec:</w:t>
+      </w:r>
+    </w:p>
+    <w:p>
+      <w:pPr>
+        <w:rPr>
+          <w:rFonts w:cstheme="minorHAnsi"/>
+          <w:sz w:val="24"/>
+          <w:szCs w:val="24"/>
+        </w:rPr>
+      </w:pPr>
+      <w:r>
+        <w:rPr>
+          <w:rFonts w:cstheme="minorHAnsi"/>
+          <w:sz w:val="24"/>
+          <w:szCs w:val="24"/>
+        </w:rPr>
+        <w:t xml:space="preserve">      containers:</w:t>
+      </w:r>
+    </w:p>
+    <w:p>
+      <w:pPr>
+        <w:rPr>
+          <w:rFonts w:cstheme="minorHAnsi"/>
+          <w:sz w:val="24"/>
+          <w:szCs w:val="24"/>
+        </w:rPr>
+      </w:pPr>
+      <w:r>
+        <w:rPr>
+          <w:rFonts w:cstheme="minorHAnsi"/>
+          <w:sz w:val="24"/>
+          <w:szCs w:val="24"/>
+        </w:rPr>
+        <w:t xml:space="preserve">      - name: </w:t>
+      </w:r>
+      <w:proofErr w:type="spellStart"/>
+      <w:r>
+        <w:rPr>
+          <w:rFonts w:cstheme="minorHAnsi"/>
+          <w:sz w:val="24"/>
+          <w:szCs w:val="24"/>
+        </w:rPr>
+        <w:t>orderapi</w:t>
+      </w:r>
+      <w:proofErr w:type="spellEnd"/>
+    </w:p>
+    <w:p>
+      <w:pPr>
+        <w:rPr>
+          <w:rFonts w:cstheme="minorHAnsi"/>
+          <w:sz w:val="24"/>
+          <w:szCs w:val="24"/>
+        </w:rPr>
+      </w:pPr>
+      <w:r>
+        <w:rPr>
+          <w:rFonts w:cstheme="minorHAnsi"/>
+          <w:sz w:val="24"/>
+          <w:szCs w:val="24"/>
+        </w:rPr>
+        <w:t xml:space="preserve">        image: testmskacr.azurecr.io/orderapi:v1</w:t>
+      </w:r>
+    </w:p>
+    <w:p>
+      <w:pPr>
+        <w:rPr>
+          <w:rFonts w:cstheme="minorHAnsi"/>
+          <w:sz w:val="24"/>
+          <w:szCs w:val="24"/>
+        </w:rPr>
+      </w:pPr>
+      <w:r>
+        <w:rPr>
+          <w:rFonts w:cstheme="minorHAnsi"/>
+          <w:sz w:val="24"/>
+          <w:szCs w:val="24"/>
+        </w:rPr>
+        <w:t xml:space="preserve">        ports:</w:t>
+      </w:r>
+    </w:p>
+    <w:p>
+      <w:pPr>
+        <w:rPr>
+          <w:rFonts w:cstheme="minorHAnsi"/>
+          <w:sz w:val="24"/>
+          <w:szCs w:val="24"/>
+        </w:rPr>
+      </w:pPr>
+      <w:r>
+        <w:rPr>
+          <w:rFonts w:cstheme="minorHAnsi"/>
+          <w:sz w:val="24"/>
+          <w:szCs w:val="24"/>
+        </w:rPr>
+        <w:t xml:space="preserve">        - </w:t>
+      </w:r>
+      <w:proofErr w:type="spellStart"/>
+      <w:r>
+        <w:rPr>
+          <w:rFonts w:cstheme="minorHAnsi"/>
+          <w:sz w:val="24"/>
+          <w:szCs w:val="24"/>
+        </w:rPr>
+        <w:t>containerPort</w:t>
+      </w:r>
+      <w:proofErr w:type="spellEnd"/>
+      <w:r>
+        <w:rPr>
+          <w:rFonts w:cstheme="minorHAnsi"/>
+          <w:sz w:val="24"/>
+          <w:szCs w:val="24"/>
+        </w:rPr>
+        <w:t>: 8080</w:t>
+      </w:r>
+    </w:p>
+    <w:p>
+      <w:pPr>
+        <w:rPr>
+          <w:rFonts w:cstheme="minorHAnsi"/>
+          <w:sz w:val="24"/>
+          <w:szCs w:val="24"/>
+        </w:rPr>
+      </w:pPr>
+      <w:r>
+        <w:rPr>
+          <w:rFonts w:cstheme="minorHAnsi"/>
           <w:b/>
           <w:bCs/>
+          <w:sz w:val="24"/>
+          <w:szCs w:val="24"/>
         </w:rPr>
         <w:t>Cloud Shell Steps:</w:t>
       </w:r>
     </w:p>
     <w:p>
-      <w:r>
+      <w:pPr>
+        <w:rPr>
+          <w:rFonts w:cstheme="minorHAnsi"/>
+          <w:sz w:val="24"/>
+          <w:szCs w:val="24"/>
+        </w:rPr>
+      </w:pPr>
+      <w:r>
+        <w:rPr>
+          <w:rFonts w:cstheme="minorHAnsi"/>
+          <w:sz w:val="24"/>
+          <w:szCs w:val="24"/>
+        </w:rPr>
         <w:t>bash</w:t>
       </w:r>
     </w:p>
     <w:p>
-      <w:r>
-        <w:t>curl http://52.172.91.156:8080/api/order/TestOrder</w:t>
-      </w:r>
-    </w:p>
-    <w:p>
-      <w:r>
-        <w:rPr>
+      <w:pPr>
+        <w:rPr>
+          <w:rFonts w:cstheme="minorHAnsi"/>
+          <w:sz w:val="24"/>
+          <w:szCs w:val="24"/>
+        </w:rPr>
+      </w:pPr>
+      <w:r>
+        <w:rPr>
+          <w:rFonts w:cstheme="minorHAnsi"/>
+          <w:sz w:val="24"/>
+          <w:szCs w:val="24"/>
+        </w:rPr>
+        <w:t xml:space="preserve">nano </w:t>
+      </w:r>
+      <w:proofErr w:type="spellStart"/>
+      <w:r>
+        <w:rPr>
+          <w:rFonts w:cstheme="minorHAnsi"/>
+          <w:sz w:val="24"/>
+          <w:szCs w:val="24"/>
+        </w:rPr>
+        <w:t>orderapi-deployment.yaml</w:t>
+      </w:r>
+      <w:proofErr w:type="spellEnd"/>
+      <w:r>
+        <w:rPr>
+          <w:rFonts w:cstheme="minorHAnsi"/>
+          <w:sz w:val="24"/>
+          <w:szCs w:val="24"/>
+        </w:rPr>
+        <w:t xml:space="preserve">   # paste YAML</w:t>
+      </w:r>
+    </w:p>
+    <w:p>
+      <w:pPr>
+        <w:rPr>
+          <w:rFonts w:cstheme="minorHAnsi"/>
+          <w:sz w:val="24"/>
+          <w:szCs w:val="24"/>
+        </w:rPr>
+      </w:pPr>
+      <w:proofErr w:type="spellStart"/>
+      <w:r>
+        <w:rPr>
+          <w:rFonts w:cstheme="minorHAnsi"/>
+          <w:sz w:val="24"/>
+          <w:szCs w:val="24"/>
+        </w:rPr>
+        <w:t>kubectl</w:t>
+      </w:r>
+      <w:proofErr w:type="spellEnd"/>
+      <w:r>
+        <w:rPr>
+          <w:rFonts w:cstheme="minorHAnsi"/>
+          <w:sz w:val="24"/>
+          <w:szCs w:val="24"/>
+        </w:rPr>
+        <w:t xml:space="preserve"> apply -f </w:t>
+      </w:r>
+      <w:proofErr w:type="spellStart"/>
+      <w:r>
+        <w:rPr>
+          <w:rFonts w:cstheme="minorHAnsi"/>
+          <w:sz w:val="24"/>
+          <w:szCs w:val="24"/>
+        </w:rPr>
+        <w:t>orderapi-deployment.yaml</w:t>
+      </w:r>
+      <w:proofErr w:type="spellEnd"/>
+    </w:p>
+    <w:p>
+      <w:pPr>
+        <w:rPr>
+          <w:rFonts w:cstheme="minorHAnsi"/>
+          <w:sz w:val="24"/>
+          <w:szCs w:val="24"/>
+        </w:rPr>
+      </w:pPr>
+      <w:proofErr w:type="spellStart"/>
+      <w:r>
+        <w:rPr>
+          <w:rFonts w:cstheme="minorHAnsi"/>
+          <w:sz w:val="24"/>
+          <w:szCs w:val="24"/>
+        </w:rPr>
+        <w:t>kubectl</w:t>
+      </w:r>
+      <w:proofErr w:type="spellEnd"/>
+      <w:r>
+        <w:rPr>
+          <w:rFonts w:cstheme="minorHAnsi"/>
+          <w:sz w:val="24"/>
+          <w:szCs w:val="24"/>
+        </w:rPr>
+        <w:t xml:space="preserve"> get pods -l app=</w:t>
+      </w:r>
+      <w:proofErr w:type="spellStart"/>
+      <w:r>
+        <w:rPr>
+          <w:rFonts w:cstheme="minorHAnsi"/>
+          <w:sz w:val="24"/>
+          <w:szCs w:val="24"/>
+        </w:rPr>
+        <w:t>orderapi</w:t>
+      </w:r>
+      <w:proofErr w:type="spellEnd"/>
+    </w:p>
+    <w:p>
+      <w:pPr>
+        <w:rPr>
+          <w:rFonts w:cstheme="minorHAnsi"/>
+          <w:sz w:val="24"/>
+          <w:szCs w:val="24"/>
+        </w:rPr>
+      </w:pPr>
+      <w:r>
+        <w:rPr>
+          <w:rFonts w:cstheme="minorHAnsi"/>
           <w:b/>
           <w:bCs/>
+          <w:sz w:val="24"/>
+          <w:szCs w:val="24"/>
         </w:rPr>
         <w:t>Expected Result:</w:t>
       </w:r>
-    </w:p>
-    <w:p>
-      <w:r>
-        <w:t>Code</w:t>
-      </w:r>
-    </w:p>
-    <w:p>
-      <w:r>
-        <w:t>test order result</w:t>
-      </w:r>
-    </w:p>
-    <w:p>
-      <w:pPr>
-        <w:rPr>
+      <w:r>
+        <w:rPr>
+          <w:rFonts w:cstheme="minorHAnsi"/>
+          <w:sz w:val="24"/>
+          <w:szCs w:val="24"/>
+        </w:rPr>
+        <w:t xml:space="preserve"> Two pods in Running state.</w:t>
+      </w:r>
+    </w:p>
+    <w:p>
+      <w:pPr>
+        <w:rPr>
+          <w:rFonts w:cstheme="minorHAnsi"/>
           <w:b/>
           <w:bCs/>
-        </w:rPr>
-      </w:pPr>
-      <w:r>
-        <w:rPr>
+          <w:sz w:val="24"/>
+          <w:szCs w:val="24"/>
+        </w:rPr>
+      </w:pPr>
+      <w:r>
+        <w:rPr>
+          <w:rFonts w:cstheme="minorHAnsi"/>
           <w:b/>
           <w:bCs/>
-        </w:rPr>
-        <w:t>10. GitHub Actions Integration</w:t>
-      </w:r>
-    </w:p>
-    <w:p>
-      <w:r>
-        <w:rPr>
+          <w:sz w:val="24"/>
+          <w:szCs w:val="24"/>
+        </w:rPr>
+        <w:t>8. Expose Deployment</w:t>
+      </w:r>
+    </w:p>
+    <w:p>
+      <w:pPr>
+        <w:rPr>
+          <w:rFonts w:cstheme="minorHAnsi"/>
+          <w:sz w:val="24"/>
+          <w:szCs w:val="24"/>
+        </w:rPr>
+      </w:pPr>
+      <w:r>
+        <w:rPr>
+          <w:rFonts w:cstheme="minorHAnsi"/>
           <w:b/>
           <w:bCs/>
-        </w:rPr>
-        <w:t>Workflow File (.github/workflows/ci-cd.yml):</w:t>
-      </w:r>
-    </w:p>
-    <w:p>
-      <w:r>
-        <w:t>yaml</w:t>
-      </w:r>
-    </w:p>
-    <w:p>
-      <w:r>
-        <w:t>name: Build and Deploy to AKS</w:t>
-      </w:r>
-    </w:p>
-    <w:p/>
-    <w:p>
-      <w:r>
-        <w:lastRenderedPageBreak/>
-        <w:t>on:</w:t>
-      </w:r>
-    </w:p>
-    <w:p>
-      <w:r>
-        <w:t xml:space="preserve">  push:</w:t>
-      </w:r>
-    </w:p>
-    <w:p>
-      <w:r>
-        <w:t xml:space="preserve">    branches: [ "main" ]</w:t>
-      </w:r>
-    </w:p>
-    <w:p/>
-    <w:p>
-      <w:r>
-        <w:t>jobs:</w:t>
-      </w:r>
-    </w:p>
-    <w:p>
-      <w:r>
-        <w:t xml:space="preserve">  build:</w:t>
-      </w:r>
-    </w:p>
-    <w:p>
-      <w:r>
-        <w:t xml:space="preserve">    runs-on: ubuntu-latest</w:t>
-      </w:r>
-    </w:p>
-    <w:p>
-      <w:r>
-        <w:t xml:space="preserve">    steps:</w:t>
-      </w:r>
-    </w:p>
-    <w:p>
-      <w:r>
-        <w:t xml:space="preserve">    - name: Checkout</w:t>
-      </w:r>
-    </w:p>
-    <w:p>
-      <w:r>
-        <w:t xml:space="preserve">      uses: actions/checkout@v3</w:t>
-      </w:r>
-    </w:p>
-    <w:p/>
-    <w:p>
-      <w:r>
-        <w:t xml:space="preserve">    - name: Azure Login</w:t>
-      </w:r>
-    </w:p>
-    <w:p>
-      <w:r>
-        <w:t xml:space="preserve">      uses: azure/login@v1</w:t>
-      </w:r>
-    </w:p>
-    <w:p>
-      <w:r>
-        <w:t xml:space="preserve">      with:</w:t>
-      </w:r>
-    </w:p>
-    <w:p>
-      <w:r>
-        <w:t xml:space="preserve">        creds: ${{ secrets.AZURE_CREDENTIALS }}</w:t>
-      </w:r>
-    </w:p>
-    <w:p/>
-    <w:p>
-      <w:r>
-        <w:t xml:space="preserve">    - name: Build and Push Image</w:t>
-      </w:r>
-    </w:p>
-    <w:p>
-      <w:r>
-        <w:t xml:space="preserve">      run: |</w:t>
-      </w:r>
-    </w:p>
-    <w:p>
-      <w:r>
-        <w:t xml:space="preserve">        az acr login --name TestMskACR</w:t>
-      </w:r>
-    </w:p>
-    <w:p>
-      <w:r>
-        <w:t xml:space="preserve">        docker build -t testmskacr.azurecr.io/orderapi:v1 .</w:t>
-      </w:r>
-    </w:p>
-    <w:p>
-      <w:r>
-        <w:t xml:space="preserve">        docker push testmskacr.azurecr.io/orderapi:v1</w:t>
-      </w:r>
-    </w:p>
-    <w:p/>
-    <w:p>
-      <w:r>
-        <w:t xml:space="preserve">    - name: Deploy to AKS</w:t>
-      </w:r>
-    </w:p>
-    <w:p>
-      <w:r>
-        <w:t xml:space="preserve">      run: |</w:t>
-      </w:r>
-    </w:p>
-    <w:p>
-      <w:r>
-        <w:t xml:space="preserve">        az aks get-credentials --resource-group TestMskRsGrp --name TestMskAKS</w:t>
-      </w:r>
-    </w:p>
-    <w:p>
-      <w:r>
-        <w:t xml:space="preserve">        kubectl apply -f orderapi-deployment.yaml</w:t>
-      </w:r>
-    </w:p>
-    <w:p>
-      <w:r>
-        <w:rPr>
+          <w:sz w:val="24"/>
+          <w:szCs w:val="24"/>
+        </w:rPr>
+        <w:t>Cloud Shell Steps:</w:t>
+      </w:r>
+    </w:p>
+    <w:p>
+      <w:pPr>
+        <w:rPr>
+          <w:rFonts w:cstheme="minorHAnsi"/>
+          <w:sz w:val="24"/>
+          <w:szCs w:val="24"/>
+        </w:rPr>
+      </w:pPr>
+      <w:r>
+        <w:rPr>
+          <w:rFonts w:cstheme="minorHAnsi"/>
+          <w:sz w:val="24"/>
+          <w:szCs w:val="24"/>
+        </w:rPr>
+        <w:t>bash</w:t>
+      </w:r>
+    </w:p>
+    <w:p>
+      <w:pPr>
+        <w:rPr>
+          <w:rFonts w:cstheme="minorHAnsi"/>
+          <w:sz w:val="24"/>
+          <w:szCs w:val="24"/>
+        </w:rPr>
+      </w:pPr>
+      <w:proofErr w:type="spellStart"/>
+      <w:r>
+        <w:rPr>
+          <w:rFonts w:cstheme="minorHAnsi"/>
+          <w:sz w:val="24"/>
+          <w:szCs w:val="24"/>
+        </w:rPr>
+        <w:t>kubectl</w:t>
+      </w:r>
+      <w:proofErr w:type="spellEnd"/>
+      <w:r>
+        <w:rPr>
+          <w:rFonts w:cstheme="minorHAnsi"/>
+          <w:sz w:val="24"/>
+          <w:szCs w:val="24"/>
+        </w:rPr>
+        <w:t xml:space="preserve"> expose deployment </w:t>
+      </w:r>
+      <w:proofErr w:type="spellStart"/>
+      <w:r>
+        <w:rPr>
+          <w:rFonts w:cstheme="minorHAnsi"/>
+          <w:sz w:val="24"/>
+          <w:szCs w:val="24"/>
+        </w:rPr>
+        <w:t>orderapi</w:t>
+      </w:r>
+      <w:proofErr w:type="spellEnd"/>
+      <w:r>
+        <w:rPr>
+          <w:rFonts w:cstheme="minorHAnsi"/>
+          <w:sz w:val="24"/>
+          <w:szCs w:val="24"/>
+        </w:rPr>
+        <w:t>-deployment \</w:t>
+      </w:r>
+    </w:p>
+    <w:p>
+      <w:pPr>
+        <w:rPr>
+          <w:rFonts w:cstheme="minorHAnsi"/>
+          <w:sz w:val="24"/>
+          <w:szCs w:val="24"/>
+        </w:rPr>
+      </w:pPr>
+      <w:r>
+        <w:rPr>
+          <w:rFonts w:cstheme="minorHAnsi"/>
+          <w:sz w:val="24"/>
+          <w:szCs w:val="24"/>
+        </w:rPr>
+        <w:t xml:space="preserve">  --type=</w:t>
+      </w:r>
+      <w:proofErr w:type="spellStart"/>
+      <w:r>
+        <w:rPr>
+          <w:rFonts w:cstheme="minorHAnsi"/>
+          <w:sz w:val="24"/>
+          <w:szCs w:val="24"/>
+        </w:rPr>
+        <w:t>LoadBalancer</w:t>
+      </w:r>
+      <w:proofErr w:type="spellEnd"/>
+      <w:r>
+        <w:rPr>
+          <w:rFonts w:cstheme="minorHAnsi"/>
+          <w:sz w:val="24"/>
+          <w:szCs w:val="24"/>
+        </w:rPr>
+        <w:t xml:space="preserve"> \</w:t>
+      </w:r>
+    </w:p>
+    <w:p>
+      <w:pPr>
+        <w:rPr>
+          <w:rFonts w:cstheme="minorHAnsi"/>
+          <w:sz w:val="24"/>
+          <w:szCs w:val="24"/>
+        </w:rPr>
+      </w:pPr>
+      <w:r>
+        <w:rPr>
+          <w:rFonts w:cstheme="minorHAnsi"/>
+          <w:sz w:val="24"/>
+          <w:szCs w:val="24"/>
+        </w:rPr>
+        <w:t xml:space="preserve">  --name=</w:t>
+      </w:r>
+      <w:proofErr w:type="spellStart"/>
+      <w:r>
+        <w:rPr>
+          <w:rFonts w:cstheme="minorHAnsi"/>
+          <w:sz w:val="24"/>
+          <w:szCs w:val="24"/>
+        </w:rPr>
+        <w:t>orderapi</w:t>
+      </w:r>
+      <w:proofErr w:type="spellEnd"/>
+      <w:r>
+        <w:rPr>
+          <w:rFonts w:cstheme="minorHAnsi"/>
+          <w:sz w:val="24"/>
+          <w:szCs w:val="24"/>
+        </w:rPr>
+        <w:t>-service \</w:t>
+      </w:r>
+    </w:p>
+    <w:p>
+      <w:pPr>
+        <w:rPr>
+          <w:rFonts w:cstheme="minorHAnsi"/>
+          <w:sz w:val="24"/>
+          <w:szCs w:val="24"/>
+        </w:rPr>
+      </w:pPr>
+      <w:r>
+        <w:rPr>
+          <w:rFonts w:cstheme="minorHAnsi"/>
+          <w:sz w:val="24"/>
+          <w:szCs w:val="24"/>
+        </w:rPr>
+        <w:t xml:space="preserve">  --port=8080 \</w:t>
+      </w:r>
+    </w:p>
+    <w:p>
+      <w:pPr>
+        <w:rPr>
+          <w:rFonts w:cstheme="minorHAnsi"/>
+          <w:sz w:val="24"/>
+          <w:szCs w:val="24"/>
+        </w:rPr>
+      </w:pPr>
+      <w:r>
+        <w:rPr>
+          <w:rFonts w:cstheme="minorHAnsi"/>
+          <w:sz w:val="24"/>
+          <w:szCs w:val="24"/>
+        </w:rPr>
+        <w:t xml:space="preserve">  --target-port=8080</w:t>
+      </w:r>
+    </w:p>
+    <w:p>
+      <w:pPr>
+        <w:rPr>
+          <w:rFonts w:cstheme="minorHAnsi"/>
+          <w:sz w:val="24"/>
+          <w:szCs w:val="24"/>
+        </w:rPr>
+      </w:pPr>
+    </w:p>
+    <w:p>
+      <w:pPr>
+        <w:rPr>
+          <w:rFonts w:cstheme="minorHAnsi"/>
+          <w:sz w:val="24"/>
+          <w:szCs w:val="24"/>
+        </w:rPr>
+      </w:pPr>
+      <w:proofErr w:type="spellStart"/>
+      <w:r>
+        <w:rPr>
+          <w:rFonts w:cstheme="minorHAnsi"/>
+          <w:sz w:val="24"/>
+          <w:szCs w:val="24"/>
+        </w:rPr>
+        <w:t>kubectl</w:t>
+      </w:r>
+      <w:proofErr w:type="spellEnd"/>
+      <w:r>
+        <w:rPr>
+          <w:rFonts w:cstheme="minorHAnsi"/>
+          <w:sz w:val="24"/>
+          <w:szCs w:val="24"/>
+        </w:rPr>
+        <w:t xml:space="preserve"> get service </w:t>
+      </w:r>
+      <w:proofErr w:type="spellStart"/>
+      <w:r>
+        <w:rPr>
+          <w:rFonts w:cstheme="minorHAnsi"/>
+          <w:sz w:val="24"/>
+          <w:szCs w:val="24"/>
+        </w:rPr>
+        <w:t>orderapi</w:t>
+      </w:r>
+      <w:proofErr w:type="spellEnd"/>
+      <w:r>
+        <w:rPr>
+          <w:rFonts w:cstheme="minorHAnsi"/>
+          <w:sz w:val="24"/>
+          <w:szCs w:val="24"/>
+        </w:rPr>
+        <w:t>-service</w:t>
+      </w:r>
+    </w:p>
+    <w:p>
+      <w:pPr>
+        <w:rPr>
+          <w:rFonts w:cstheme="minorHAnsi"/>
+          <w:sz w:val="24"/>
+          <w:szCs w:val="24"/>
+        </w:rPr>
+      </w:pPr>
+      <w:r>
+        <w:rPr>
+          <w:rFonts w:cstheme="minorHAnsi"/>
           <w:b/>
           <w:bCs/>
+          <w:sz w:val="24"/>
+          <w:szCs w:val="24"/>
+        </w:rPr>
+        <w:t>Expected Result:</w:t>
+      </w:r>
+      <w:r>
+        <w:rPr>
+          <w:rFonts w:cstheme="minorHAnsi"/>
+          <w:sz w:val="24"/>
+          <w:szCs w:val="24"/>
+        </w:rPr>
+        <w:t xml:space="preserve"> Service </w:t>
+      </w:r>
+      <w:proofErr w:type="spellStart"/>
+      <w:r>
+        <w:rPr>
+          <w:rFonts w:cstheme="minorHAnsi"/>
+          <w:sz w:val="24"/>
+          <w:szCs w:val="24"/>
+        </w:rPr>
+        <w:t>orderapi</w:t>
+      </w:r>
+      <w:proofErr w:type="spellEnd"/>
+      <w:r>
+        <w:rPr>
+          <w:rFonts w:cstheme="minorHAnsi"/>
+          <w:sz w:val="24"/>
+          <w:szCs w:val="24"/>
+        </w:rPr>
+        <w:t>-service with EXTERNAL-IP assigned (e.g., 52.172.91.156).</w:t>
+      </w:r>
+    </w:p>
+    <w:p>
+      <w:pPr>
+        <w:rPr>
+          <w:rFonts w:cstheme="minorHAnsi"/>
+          <w:b/>
+          <w:bCs/>
+          <w:sz w:val="24"/>
+          <w:szCs w:val="24"/>
+        </w:rPr>
+      </w:pPr>
+      <w:r>
+        <w:rPr>
+          <w:rFonts w:cstheme="minorHAnsi"/>
+          <w:b/>
+          <w:bCs/>
+          <w:sz w:val="24"/>
+          <w:szCs w:val="24"/>
+        </w:rPr>
+        <w:t>9. Access API</w:t>
+      </w:r>
+    </w:p>
+    <w:p>
+      <w:pPr>
+        <w:rPr>
+          <w:rFonts w:cstheme="minorHAnsi"/>
+          <w:sz w:val="24"/>
+          <w:szCs w:val="24"/>
+        </w:rPr>
+      </w:pPr>
+      <w:r>
+        <w:rPr>
+          <w:rFonts w:cstheme="minorHAnsi"/>
+          <w:b/>
+          <w:bCs/>
+          <w:sz w:val="24"/>
+          <w:szCs w:val="24"/>
+        </w:rPr>
+        <w:lastRenderedPageBreak/>
+        <w:t>Cloud Shell Steps:</w:t>
+      </w:r>
+    </w:p>
+    <w:p>
+      <w:pPr>
+        <w:rPr>
+          <w:rFonts w:cstheme="minorHAnsi"/>
+          <w:sz w:val="24"/>
+          <w:szCs w:val="24"/>
+        </w:rPr>
+      </w:pPr>
+      <w:r>
+        <w:rPr>
+          <w:rFonts w:cstheme="minorHAnsi"/>
+          <w:sz w:val="24"/>
+          <w:szCs w:val="24"/>
+        </w:rPr>
+        <w:t>bash</w:t>
+      </w:r>
+    </w:p>
+    <w:p>
+      <w:pPr>
+        <w:rPr>
+          <w:rFonts w:cstheme="minorHAnsi"/>
+          <w:sz w:val="24"/>
+          <w:szCs w:val="24"/>
+        </w:rPr>
+      </w:pPr>
+      <w:r>
+        <w:rPr>
+          <w:rFonts w:cstheme="minorHAnsi"/>
+          <w:sz w:val="24"/>
+          <w:szCs w:val="24"/>
+        </w:rPr>
+        <w:t>curl http://52.172.91.156:8080/api/order/TestOrder</w:t>
+      </w:r>
+    </w:p>
+    <w:p>
+      <w:pPr>
+        <w:rPr>
+          <w:rFonts w:cstheme="minorHAnsi"/>
+          <w:sz w:val="24"/>
+          <w:szCs w:val="24"/>
+        </w:rPr>
+      </w:pPr>
+      <w:r>
+        <w:rPr>
+          <w:rFonts w:cstheme="minorHAnsi"/>
+          <w:b/>
+          <w:bCs/>
+          <w:sz w:val="24"/>
+          <w:szCs w:val="24"/>
+        </w:rPr>
+        <w:t>Expected Result:</w:t>
+      </w:r>
+    </w:p>
+    <w:p>
+      <w:pPr>
+        <w:rPr>
+          <w:rFonts w:cstheme="minorHAnsi"/>
+          <w:sz w:val="24"/>
+          <w:szCs w:val="24"/>
+        </w:rPr>
+      </w:pPr>
+      <w:r>
+        <w:rPr>
+          <w:rFonts w:cstheme="minorHAnsi"/>
+          <w:sz w:val="24"/>
+          <w:szCs w:val="24"/>
+        </w:rPr>
+        <w:t>Code</w:t>
+      </w:r>
+    </w:p>
+    <w:p>
+      <w:pPr>
+        <w:rPr>
+          <w:rFonts w:cstheme="minorHAnsi"/>
+          <w:sz w:val="24"/>
+          <w:szCs w:val="24"/>
+        </w:rPr>
+      </w:pPr>
+      <w:r>
+        <w:rPr>
+          <w:rFonts w:cstheme="minorHAnsi"/>
+          <w:sz w:val="24"/>
+          <w:szCs w:val="24"/>
+        </w:rPr>
+        <w:t>test order result</w:t>
+      </w:r>
+    </w:p>
+    <w:p>
+      <w:pPr>
+        <w:rPr>
+          <w:rFonts w:cstheme="minorHAnsi"/>
+          <w:b/>
+          <w:bCs/>
+          <w:sz w:val="24"/>
+          <w:szCs w:val="24"/>
+        </w:rPr>
+      </w:pPr>
+      <w:r>
+        <w:rPr>
+          <w:rFonts w:cstheme="minorHAnsi"/>
+          <w:b/>
+          <w:bCs/>
+          <w:sz w:val="24"/>
+          <w:szCs w:val="24"/>
+        </w:rPr>
+        <w:t>10. GitHub Actions Integration</w:t>
+      </w:r>
+    </w:p>
+    <w:p>
+      <w:pPr>
+        <w:rPr>
+          <w:rFonts w:cstheme="minorHAnsi"/>
+          <w:sz w:val="24"/>
+          <w:szCs w:val="24"/>
+        </w:rPr>
+      </w:pPr>
+      <w:r>
+        <w:rPr>
+          <w:rFonts w:cstheme="minorHAnsi"/>
+          <w:b/>
+          <w:bCs/>
+          <w:sz w:val="24"/>
+          <w:szCs w:val="24"/>
+        </w:rPr>
+        <w:t>Workflow File (.</w:t>
+      </w:r>
+      <w:proofErr w:type="spellStart"/>
+      <w:r>
+        <w:rPr>
+          <w:rFonts w:cstheme="minorHAnsi"/>
+          <w:b/>
+          <w:bCs/>
+          <w:sz w:val="24"/>
+          <w:szCs w:val="24"/>
+        </w:rPr>
+        <w:t>github</w:t>
+      </w:r>
+      <w:proofErr w:type="spellEnd"/>
+      <w:r>
+        <w:rPr>
+          <w:rFonts w:cstheme="minorHAnsi"/>
+          <w:b/>
+          <w:bCs/>
+          <w:sz w:val="24"/>
+          <w:szCs w:val="24"/>
+        </w:rPr>
+        <w:t>/workflows/ci-</w:t>
+      </w:r>
+      <w:proofErr w:type="spellStart"/>
+      <w:r>
+        <w:rPr>
+          <w:rFonts w:cstheme="minorHAnsi"/>
+          <w:b/>
+          <w:bCs/>
+          <w:sz w:val="24"/>
+          <w:szCs w:val="24"/>
+        </w:rPr>
+        <w:t>cd.yml</w:t>
+      </w:r>
+      <w:proofErr w:type="spellEnd"/>
+      <w:r>
+        <w:rPr>
+          <w:rFonts w:cstheme="minorHAnsi"/>
+          <w:b/>
+          <w:bCs/>
+          <w:sz w:val="24"/>
+          <w:szCs w:val="24"/>
+        </w:rPr>
+        <w:t>):</w:t>
+      </w:r>
+    </w:p>
+    <w:p>
+      <w:pPr>
+        <w:rPr>
+          <w:rFonts w:cstheme="minorHAnsi"/>
+          <w:sz w:val="24"/>
+          <w:szCs w:val="24"/>
+        </w:rPr>
+      </w:pPr>
+      <w:proofErr w:type="spellStart"/>
+      <w:r>
+        <w:rPr>
+          <w:rFonts w:cstheme="minorHAnsi"/>
+          <w:sz w:val="24"/>
+          <w:szCs w:val="24"/>
+        </w:rPr>
+        <w:t>yaml</w:t>
+      </w:r>
+      <w:proofErr w:type="spellEnd"/>
+    </w:p>
+    <w:p>
+      <w:pPr>
+        <w:rPr>
+          <w:rFonts w:cstheme="minorHAnsi"/>
+          <w:sz w:val="24"/>
+          <w:szCs w:val="24"/>
+        </w:rPr>
+      </w:pPr>
+      <w:r>
+        <w:rPr>
+          <w:rFonts w:cstheme="minorHAnsi"/>
+          <w:sz w:val="24"/>
+          <w:szCs w:val="24"/>
+        </w:rPr>
+        <w:t>name: Build and Deploy to AKS</w:t>
+      </w:r>
+    </w:p>
+    <w:p>
+      <w:pPr>
+        <w:rPr>
+          <w:rFonts w:cstheme="minorHAnsi"/>
+          <w:sz w:val="24"/>
+          <w:szCs w:val="24"/>
+        </w:rPr>
+      </w:pPr>
+    </w:p>
+    <w:p>
+      <w:pPr>
+        <w:rPr>
+          <w:rFonts w:cstheme="minorHAnsi"/>
+          <w:sz w:val="24"/>
+          <w:szCs w:val="24"/>
+        </w:rPr>
+      </w:pPr>
+      <w:r>
+        <w:rPr>
+          <w:rFonts w:cstheme="minorHAnsi"/>
+          <w:sz w:val="24"/>
+          <w:szCs w:val="24"/>
+        </w:rPr>
+        <w:t>on:</w:t>
+      </w:r>
+    </w:p>
+    <w:p>
+      <w:pPr>
+        <w:rPr>
+          <w:rFonts w:cstheme="minorHAnsi"/>
+          <w:sz w:val="24"/>
+          <w:szCs w:val="24"/>
+        </w:rPr>
+      </w:pPr>
+      <w:r>
+        <w:rPr>
+          <w:rFonts w:cstheme="minorHAnsi"/>
+          <w:sz w:val="24"/>
+          <w:szCs w:val="24"/>
+        </w:rPr>
+        <w:t xml:space="preserve">  push:</w:t>
+      </w:r>
+    </w:p>
+    <w:p>
+      <w:pPr>
+        <w:rPr>
+          <w:rFonts w:cstheme="minorHAnsi"/>
+          <w:sz w:val="24"/>
+          <w:szCs w:val="24"/>
+        </w:rPr>
+      </w:pPr>
+      <w:r>
+        <w:rPr>
+          <w:rFonts w:cstheme="minorHAnsi"/>
+          <w:sz w:val="24"/>
+          <w:szCs w:val="24"/>
+        </w:rPr>
+        <w:t xml:space="preserve">    branches: [ "main" ]</w:t>
+      </w:r>
+    </w:p>
+    <w:p>
+      <w:pPr>
+        <w:rPr>
+          <w:rFonts w:cstheme="minorHAnsi"/>
+          <w:sz w:val="24"/>
+          <w:szCs w:val="24"/>
+        </w:rPr>
+      </w:pPr>
+    </w:p>
+    <w:p>
+      <w:pPr>
+        <w:rPr>
+          <w:rFonts w:cstheme="minorHAnsi"/>
+          <w:sz w:val="24"/>
+          <w:szCs w:val="24"/>
+        </w:rPr>
+      </w:pPr>
+      <w:r>
+        <w:rPr>
+          <w:rFonts w:cstheme="minorHAnsi"/>
+          <w:sz w:val="24"/>
+          <w:szCs w:val="24"/>
+        </w:rPr>
+        <w:t>jobs:</w:t>
+      </w:r>
+    </w:p>
+    <w:p>
+      <w:pPr>
+        <w:rPr>
+          <w:rFonts w:cstheme="minorHAnsi"/>
+          <w:sz w:val="24"/>
+          <w:szCs w:val="24"/>
+        </w:rPr>
+      </w:pPr>
+      <w:r>
+        <w:rPr>
+          <w:rFonts w:cstheme="minorHAnsi"/>
+          <w:sz w:val="24"/>
+          <w:szCs w:val="24"/>
+        </w:rPr>
+        <w:t xml:space="preserve">  build:</w:t>
+      </w:r>
+    </w:p>
+    <w:p>
+      <w:pPr>
+        <w:rPr>
+          <w:rFonts w:cstheme="minorHAnsi"/>
+          <w:sz w:val="24"/>
+          <w:szCs w:val="24"/>
+        </w:rPr>
+      </w:pPr>
+      <w:r>
+        <w:rPr>
+          <w:rFonts w:cstheme="minorHAnsi"/>
+          <w:sz w:val="24"/>
+          <w:szCs w:val="24"/>
+        </w:rPr>
+        <w:t xml:space="preserve">    runs-on: ubuntu-latest</w:t>
+      </w:r>
+    </w:p>
+    <w:p>
+      <w:pPr>
+        <w:rPr>
+          <w:rFonts w:cstheme="minorHAnsi"/>
+          <w:sz w:val="24"/>
+          <w:szCs w:val="24"/>
+        </w:rPr>
+      </w:pPr>
+      <w:r>
+        <w:rPr>
+          <w:rFonts w:cstheme="minorHAnsi"/>
+          <w:sz w:val="24"/>
+          <w:szCs w:val="24"/>
+        </w:rPr>
+        <w:t xml:space="preserve">    steps:</w:t>
+      </w:r>
+    </w:p>
+    <w:p>
+      <w:pPr>
+        <w:rPr>
+          <w:rFonts w:cstheme="minorHAnsi"/>
+          <w:sz w:val="24"/>
+          <w:szCs w:val="24"/>
+        </w:rPr>
+      </w:pPr>
+      <w:r>
+        <w:rPr>
+          <w:rFonts w:cstheme="minorHAnsi"/>
+          <w:sz w:val="24"/>
+          <w:szCs w:val="24"/>
+        </w:rPr>
+        <w:t xml:space="preserve">    - name: Checkout</w:t>
+      </w:r>
+    </w:p>
+    <w:p>
+      <w:pPr>
+        <w:rPr>
+          <w:rFonts w:cstheme="minorHAnsi"/>
+          <w:sz w:val="24"/>
+          <w:szCs w:val="24"/>
+        </w:rPr>
+      </w:pPr>
+      <w:r>
+        <w:rPr>
+          <w:rFonts w:cstheme="minorHAnsi"/>
+          <w:sz w:val="24"/>
+          <w:szCs w:val="24"/>
+        </w:rPr>
+        <w:t xml:space="preserve">      uses: actions/checkout@v3</w:t>
+      </w:r>
+    </w:p>
+    <w:p>
+      <w:pPr>
+        <w:rPr>
+          <w:rFonts w:cstheme="minorHAnsi"/>
+          <w:sz w:val="24"/>
+          <w:szCs w:val="24"/>
+        </w:rPr>
+      </w:pPr>
+    </w:p>
+    <w:p>
+      <w:pPr>
+        <w:rPr>
+          <w:rFonts w:cstheme="minorHAnsi"/>
+          <w:sz w:val="24"/>
+          <w:szCs w:val="24"/>
+        </w:rPr>
+      </w:pPr>
+      <w:r>
+        <w:rPr>
+          <w:rFonts w:cstheme="minorHAnsi"/>
+          <w:sz w:val="24"/>
+          <w:szCs w:val="24"/>
+        </w:rPr>
+        <w:t xml:space="preserve">    - name: Azure Login</w:t>
+      </w:r>
+    </w:p>
+    <w:p>
+      <w:pPr>
+        <w:rPr>
+          <w:rFonts w:cstheme="minorHAnsi"/>
+          <w:sz w:val="24"/>
+          <w:szCs w:val="24"/>
+        </w:rPr>
+      </w:pPr>
+      <w:r>
+        <w:rPr>
+          <w:rFonts w:cstheme="minorHAnsi"/>
+          <w:sz w:val="24"/>
+          <w:szCs w:val="24"/>
+        </w:rPr>
+        <w:t xml:space="preserve">      uses: azure/login@v1</w:t>
+      </w:r>
+    </w:p>
+    <w:p>
+      <w:pPr>
+        <w:rPr>
+          <w:rFonts w:cstheme="minorHAnsi"/>
+          <w:sz w:val="24"/>
+          <w:szCs w:val="24"/>
+        </w:rPr>
+      </w:pPr>
+      <w:r>
+        <w:rPr>
+          <w:rFonts w:cstheme="minorHAnsi"/>
+          <w:sz w:val="24"/>
+          <w:szCs w:val="24"/>
+        </w:rPr>
+        <w:t xml:space="preserve">      with:</w:t>
+      </w:r>
+    </w:p>
+    <w:p>
+      <w:pPr>
+        <w:rPr>
+          <w:rFonts w:cstheme="minorHAnsi"/>
+          <w:sz w:val="24"/>
+          <w:szCs w:val="24"/>
+        </w:rPr>
+      </w:pPr>
+      <w:r>
+        <w:rPr>
+          <w:rFonts w:cstheme="minorHAnsi"/>
+          <w:sz w:val="24"/>
+          <w:szCs w:val="24"/>
+        </w:rPr>
+        <w:t xml:space="preserve">        creds: ${{ </w:t>
+      </w:r>
+      <w:proofErr w:type="spellStart"/>
+      <w:r>
+        <w:rPr>
+          <w:rFonts w:cstheme="minorHAnsi"/>
+          <w:sz w:val="24"/>
+          <w:szCs w:val="24"/>
+        </w:rPr>
+        <w:t>secrets.AZURE_CREDENTIALS</w:t>
+      </w:r>
+      <w:proofErr w:type="spellEnd"/>
+      <w:r>
+        <w:rPr>
+          <w:rFonts w:cstheme="minorHAnsi"/>
+          <w:sz w:val="24"/>
+          <w:szCs w:val="24"/>
+        </w:rPr>
+        <w:t xml:space="preserve"> }}</w:t>
+      </w:r>
+    </w:p>
+    <w:p>
+      <w:pPr>
+        <w:rPr>
+          <w:rFonts w:cstheme="minorHAnsi"/>
+          <w:sz w:val="24"/>
+          <w:szCs w:val="24"/>
+        </w:rPr>
+      </w:pPr>
+    </w:p>
+    <w:p>
+      <w:pPr>
+        <w:rPr>
+          <w:rFonts w:cstheme="minorHAnsi"/>
+          <w:sz w:val="24"/>
+          <w:szCs w:val="24"/>
+        </w:rPr>
+      </w:pPr>
+      <w:r>
+        <w:rPr>
+          <w:rFonts w:cstheme="minorHAnsi"/>
+          <w:sz w:val="24"/>
+          <w:szCs w:val="24"/>
+        </w:rPr>
+        <w:t xml:space="preserve">    - name: Build and Push Image</w:t>
+      </w:r>
+    </w:p>
+    <w:p>
+      <w:pPr>
+        <w:rPr>
+          <w:rFonts w:cstheme="minorHAnsi"/>
+          <w:sz w:val="24"/>
+          <w:szCs w:val="24"/>
+        </w:rPr>
+      </w:pPr>
+      <w:r>
+        <w:rPr>
+          <w:rFonts w:cstheme="minorHAnsi"/>
+          <w:sz w:val="24"/>
+          <w:szCs w:val="24"/>
+        </w:rPr>
+        <w:t xml:space="preserve">      run: |</w:t>
+      </w:r>
+    </w:p>
+    <w:p>
+      <w:pPr>
+        <w:rPr>
+          <w:rFonts w:cstheme="minorHAnsi"/>
+          <w:sz w:val="24"/>
+          <w:szCs w:val="24"/>
+        </w:rPr>
+      </w:pPr>
+      <w:r>
+        <w:rPr>
+          <w:rFonts w:cstheme="minorHAnsi"/>
+          <w:sz w:val="24"/>
+          <w:szCs w:val="24"/>
+        </w:rPr>
+        <w:lastRenderedPageBreak/>
+        <w:t xml:space="preserve">        </w:t>
+      </w:r>
+      <w:proofErr w:type="spellStart"/>
+      <w:r>
+        <w:rPr>
+          <w:rFonts w:cstheme="minorHAnsi"/>
+          <w:sz w:val="24"/>
+          <w:szCs w:val="24"/>
+        </w:rPr>
+        <w:t>az</w:t>
+      </w:r>
+      <w:proofErr w:type="spellEnd"/>
+      <w:r>
+        <w:rPr>
+          <w:rFonts w:cstheme="minorHAnsi"/>
+          <w:sz w:val="24"/>
+          <w:szCs w:val="24"/>
+        </w:rPr>
+        <w:t xml:space="preserve"> </w:t>
+      </w:r>
+      <w:proofErr w:type="spellStart"/>
+      <w:r>
+        <w:rPr>
+          <w:rFonts w:cstheme="minorHAnsi"/>
+          <w:sz w:val="24"/>
+          <w:szCs w:val="24"/>
+        </w:rPr>
+        <w:t>acr</w:t>
+      </w:r>
+      <w:proofErr w:type="spellEnd"/>
+      <w:r>
+        <w:rPr>
+          <w:rFonts w:cstheme="minorHAnsi"/>
+          <w:sz w:val="24"/>
+          <w:szCs w:val="24"/>
+        </w:rPr>
+        <w:t xml:space="preserve"> login --name </w:t>
+      </w:r>
+      <w:proofErr w:type="spellStart"/>
+      <w:r>
+        <w:rPr>
+          <w:rFonts w:cstheme="minorHAnsi"/>
+          <w:sz w:val="24"/>
+          <w:szCs w:val="24"/>
+        </w:rPr>
+        <w:t>TestMskACR</w:t>
+      </w:r>
+      <w:proofErr w:type="spellEnd"/>
+    </w:p>
+    <w:p>
+      <w:pPr>
+        <w:rPr>
+          <w:rFonts w:cstheme="minorHAnsi"/>
+          <w:sz w:val="24"/>
+          <w:szCs w:val="24"/>
+        </w:rPr>
+      </w:pPr>
+      <w:r>
+        <w:rPr>
+          <w:rFonts w:cstheme="minorHAnsi"/>
+          <w:sz w:val="24"/>
+          <w:szCs w:val="24"/>
+        </w:rPr>
+        <w:t xml:space="preserve">        docker build -t testmskacr.azurecr.io/orderapi:v1 .</w:t>
+      </w:r>
+    </w:p>
+    <w:p>
+      <w:pPr>
+        <w:rPr>
+          <w:rFonts w:cstheme="minorHAnsi"/>
+          <w:sz w:val="24"/>
+          <w:szCs w:val="24"/>
+        </w:rPr>
+      </w:pPr>
+      <w:r>
+        <w:rPr>
+          <w:rFonts w:cstheme="minorHAnsi"/>
+          <w:sz w:val="24"/>
+          <w:szCs w:val="24"/>
+        </w:rPr>
+        <w:t xml:space="preserve">        docker push testmskacr.azurecr.io/orderapi:v1</w:t>
+      </w:r>
+    </w:p>
+    <w:p>
+      <w:pPr>
+        <w:rPr>
+          <w:rFonts w:cstheme="minorHAnsi"/>
+          <w:sz w:val="24"/>
+          <w:szCs w:val="24"/>
+        </w:rPr>
+      </w:pPr>
+    </w:p>
+    <w:p>
+      <w:pPr>
+        <w:rPr>
+          <w:rFonts w:cstheme="minorHAnsi"/>
+          <w:sz w:val="24"/>
+          <w:szCs w:val="24"/>
+        </w:rPr>
+      </w:pPr>
+      <w:r>
+        <w:rPr>
+          <w:rFonts w:cstheme="minorHAnsi"/>
+          <w:sz w:val="24"/>
+          <w:szCs w:val="24"/>
+        </w:rPr>
+        <w:t xml:space="preserve">    - name: Deploy to AKS</w:t>
+      </w:r>
+    </w:p>
+    <w:p>
+      <w:pPr>
+        <w:rPr>
+          <w:rFonts w:cstheme="minorHAnsi"/>
+          <w:sz w:val="24"/>
+          <w:szCs w:val="24"/>
+        </w:rPr>
+      </w:pPr>
+      <w:r>
+        <w:rPr>
+          <w:rFonts w:cstheme="minorHAnsi"/>
+          <w:sz w:val="24"/>
+          <w:szCs w:val="24"/>
+        </w:rPr>
+        <w:t xml:space="preserve">      run: |</w:t>
+      </w:r>
+    </w:p>
+    <w:p>
+      <w:pPr>
+        <w:rPr>
+          <w:rFonts w:cstheme="minorHAnsi"/>
+          <w:sz w:val="24"/>
+          <w:szCs w:val="24"/>
+        </w:rPr>
+      </w:pPr>
+      <w:r>
+        <w:rPr>
+          <w:rFonts w:cstheme="minorHAnsi"/>
+          <w:sz w:val="24"/>
+          <w:szCs w:val="24"/>
+        </w:rPr>
+        <w:t xml:space="preserve">        </w:t>
+      </w:r>
+      <w:proofErr w:type="spellStart"/>
+      <w:r>
+        <w:rPr>
+          <w:rFonts w:cstheme="minorHAnsi"/>
+          <w:sz w:val="24"/>
+          <w:szCs w:val="24"/>
+        </w:rPr>
+        <w:t>az</w:t>
+      </w:r>
+      <w:proofErr w:type="spellEnd"/>
+      <w:r>
+        <w:rPr>
+          <w:rFonts w:cstheme="minorHAnsi"/>
+          <w:sz w:val="24"/>
+          <w:szCs w:val="24"/>
+        </w:rPr>
+        <w:t xml:space="preserve"> </w:t>
+      </w:r>
+      <w:proofErr w:type="spellStart"/>
+      <w:r>
+        <w:rPr>
+          <w:rFonts w:cstheme="minorHAnsi"/>
+          <w:sz w:val="24"/>
+          <w:szCs w:val="24"/>
+        </w:rPr>
+        <w:t>aks</w:t>
+      </w:r>
+      <w:proofErr w:type="spellEnd"/>
+      <w:r>
+        <w:rPr>
+          <w:rFonts w:cstheme="minorHAnsi"/>
+          <w:sz w:val="24"/>
+          <w:szCs w:val="24"/>
+        </w:rPr>
+        <w:t xml:space="preserve"> get-credentials --resource-group </w:t>
+      </w:r>
+      <w:proofErr w:type="spellStart"/>
+      <w:r>
+        <w:rPr>
+          <w:rFonts w:cstheme="minorHAnsi"/>
+          <w:sz w:val="24"/>
+          <w:szCs w:val="24"/>
+        </w:rPr>
+        <w:t>TestMskRsGrp</w:t>
+      </w:r>
+      <w:proofErr w:type="spellEnd"/>
+      <w:r>
+        <w:rPr>
+          <w:rFonts w:cstheme="minorHAnsi"/>
+          <w:sz w:val="24"/>
+          <w:szCs w:val="24"/>
+        </w:rPr>
+        <w:t xml:space="preserve"> --name </w:t>
+      </w:r>
+      <w:proofErr w:type="spellStart"/>
+      <w:r>
+        <w:rPr>
+          <w:rFonts w:cstheme="minorHAnsi"/>
+          <w:sz w:val="24"/>
+          <w:szCs w:val="24"/>
+        </w:rPr>
+        <w:t>TestMskAKS</w:t>
+      </w:r>
+      <w:proofErr w:type="spellEnd"/>
+    </w:p>
+    <w:p>
+      <w:pPr>
+        <w:rPr>
+          <w:rFonts w:cstheme="minorHAnsi"/>
+          <w:sz w:val="24"/>
+          <w:szCs w:val="24"/>
+        </w:rPr>
+      </w:pPr>
+      <w:r>
+        <w:rPr>
+          <w:rFonts w:cstheme="minorHAnsi"/>
+          <w:sz w:val="24"/>
+          <w:szCs w:val="24"/>
+        </w:rPr>
+        <w:t xml:space="preserve">        </w:t>
+      </w:r>
+      <w:proofErr w:type="spellStart"/>
+      <w:r>
+        <w:rPr>
+          <w:rFonts w:cstheme="minorHAnsi"/>
+          <w:sz w:val="24"/>
+          <w:szCs w:val="24"/>
+        </w:rPr>
+        <w:t>kubectl</w:t>
+      </w:r>
+      <w:proofErr w:type="spellEnd"/>
+      <w:r>
+        <w:rPr>
+          <w:rFonts w:cstheme="minorHAnsi"/>
+          <w:sz w:val="24"/>
+          <w:szCs w:val="24"/>
+        </w:rPr>
+        <w:t xml:space="preserve"> apply -f </w:t>
+      </w:r>
+      <w:proofErr w:type="spellStart"/>
+      <w:r>
+        <w:rPr>
+          <w:rFonts w:cstheme="minorHAnsi"/>
+          <w:sz w:val="24"/>
+          <w:szCs w:val="24"/>
+        </w:rPr>
+        <w:t>orderapi-deployment.yaml</w:t>
+      </w:r>
+      <w:proofErr w:type="spellEnd"/>
+    </w:p>
+    <w:p>
+      <w:pPr>
+        <w:rPr>
+          <w:rFonts w:cstheme="minorHAnsi"/>
+          <w:sz w:val="24"/>
+          <w:szCs w:val="24"/>
+        </w:rPr>
+      </w:pPr>
+      <w:r>
+        <w:rPr>
+          <w:rFonts w:cstheme="minorHAnsi"/>
+          <w:b/>
+          <w:bCs/>
+          <w:sz w:val="24"/>
+          <w:szCs w:val="24"/>
         </w:rPr>
         <w:t>Verify:</w:t>
       </w:r>
@@ -1333,8 +5762,18 @@
           <w:ilvl w:val="0"/>
           <w:numId w:val="2"/>
         </w:numPr>
-      </w:pPr>
-      <w:r>
+        <w:rPr>
+          <w:rFonts w:cstheme="minorHAnsi"/>
+          <w:sz w:val="24"/>
+          <w:szCs w:val="24"/>
+        </w:rPr>
+      </w:pPr>
+      <w:r>
+        <w:rPr>
+          <w:rFonts w:cstheme="minorHAnsi"/>
+          <w:sz w:val="24"/>
+          <w:szCs w:val="24"/>
+        </w:rPr>
         <w:t>Check GitHub Actions run logs → should show successful build, push, and deployment.</w:t>
       </w:r>
     </w:p>
@@ -1344,39 +5783,110 @@
           <w:ilvl w:val="0"/>
           <w:numId w:val="2"/>
         </w:numPr>
-      </w:pPr>
-      <w:r>
+        <w:rPr>
+          <w:rFonts w:cstheme="minorHAnsi"/>
+          <w:sz w:val="24"/>
+          <w:szCs w:val="24"/>
+        </w:rPr>
+      </w:pPr>
+      <w:r>
+        <w:rPr>
+          <w:rFonts w:cstheme="minorHAnsi"/>
+          <w:sz w:val="24"/>
+          <w:szCs w:val="24"/>
+        </w:rPr>
         <w:t>Run in Cloud Shell:</w:t>
       </w:r>
     </w:p>
     <w:p>
-      <w:r>
+      <w:pPr>
+        <w:rPr>
+          <w:rFonts w:cstheme="minorHAnsi"/>
+          <w:sz w:val="24"/>
+          <w:szCs w:val="24"/>
+        </w:rPr>
+      </w:pPr>
+      <w:r>
+        <w:rPr>
+          <w:rFonts w:cstheme="minorHAnsi"/>
+          <w:sz w:val="24"/>
+          <w:szCs w:val="24"/>
+        </w:rPr>
         <w:t>bash</w:t>
       </w:r>
     </w:p>
     <w:p>
-      <w:r>
-        <w:t>kubectl get pods -l app=orderapi</w:t>
-      </w:r>
-    </w:p>
-    <w:p>
-      <w:r>
-        <w:rPr>
+      <w:pPr>
+        <w:rPr>
+          <w:rFonts w:cstheme="minorHAnsi"/>
+          <w:sz w:val="24"/>
+          <w:szCs w:val="24"/>
+        </w:rPr>
+      </w:pPr>
+      <w:proofErr w:type="spellStart"/>
+      <w:r>
+        <w:rPr>
+          <w:rFonts w:cstheme="minorHAnsi"/>
+          <w:sz w:val="24"/>
+          <w:szCs w:val="24"/>
+        </w:rPr>
+        <w:t>kubectl</w:t>
+      </w:r>
+      <w:proofErr w:type="spellEnd"/>
+      <w:r>
+        <w:rPr>
+          <w:rFonts w:cstheme="minorHAnsi"/>
+          <w:sz w:val="24"/>
+          <w:szCs w:val="24"/>
+        </w:rPr>
+        <w:t xml:space="preserve"> get pods -l app=</w:t>
+      </w:r>
+      <w:proofErr w:type="spellStart"/>
+      <w:r>
+        <w:rPr>
+          <w:rFonts w:cstheme="minorHAnsi"/>
+          <w:sz w:val="24"/>
+          <w:szCs w:val="24"/>
+        </w:rPr>
+        <w:t>orderapi</w:t>
+      </w:r>
+      <w:proofErr w:type="spellEnd"/>
+    </w:p>
+    <w:p>
+      <w:pPr>
+        <w:rPr>
+          <w:rFonts w:cstheme="minorHAnsi"/>
+          <w:sz w:val="24"/>
+          <w:szCs w:val="24"/>
+        </w:rPr>
+      </w:pPr>
+      <w:r>
+        <w:rPr>
+          <w:rFonts w:cstheme="minorHAnsi"/>
           <w:b/>
           <w:bCs/>
-        </w:rPr>
-        <w:lastRenderedPageBreak/>
+          <w:sz w:val="24"/>
+          <w:szCs w:val="24"/>
+        </w:rPr>
         <w:t>Expected Result:</w:t>
       </w:r>
       <w:r>
+        <w:rPr>
+          <w:rFonts w:cstheme="minorHAnsi"/>
+          <w:sz w:val="24"/>
+          <w:szCs w:val="24"/>
+        </w:rPr>
         <w:t xml:space="preserve"> Pods updated with latest image.</w:t>
       </w:r>
     </w:p>
     <w:p>
       <w:pPr>
         <w:rPr>
+          <w:rFonts w:cstheme="minorHAnsi"/>
           <w:b/>
           <w:bCs/>
+          <w:sz w:val="24"/>
+          <w:szCs w:val="24"/>
         </w:rPr>
       </w:pPr>
       <w:r>
@@ -1384,13 +5894,18 @@
           <w:rFonts w:ascii="Segoe UI Emoji" w:hAnsi="Segoe UI Emoji" w:cs="Segoe UI Emoji"/>
           <w:b/>
           <w:bCs/>
+          <w:sz w:val="24"/>
+          <w:szCs w:val="24"/>
         </w:rPr>
         <w:t>🔑</w:t>
       </w:r>
       <w:r>
         <w:rPr>
+          <w:rFonts w:cstheme="minorHAnsi"/>
           <w:b/>
           <w:bCs/>
+          <w:sz w:val="24"/>
+          <w:szCs w:val="24"/>
         </w:rPr>
         <w:t xml:space="preserve"> Enterprise Notes</w:t>
       </w:r>
@@ -1401,16 +5916,101 @@
           <w:ilvl w:val="0"/>
           <w:numId w:val="3"/>
         </w:numPr>
-      </w:pPr>
-      <w:r>
-        <w:rPr>
+        <w:rPr>
+          <w:rFonts w:cstheme="minorHAnsi"/>
+          <w:sz w:val="24"/>
+          <w:szCs w:val="24"/>
+        </w:rPr>
+      </w:pPr>
+      <w:r>
+        <w:rPr>
+          <w:rFonts w:cstheme="minorHAnsi"/>
           <w:b/>
           <w:bCs/>
+          <w:sz w:val="24"/>
+          <w:szCs w:val="24"/>
         </w:rPr>
         <w:t>Reusable</w:t>
       </w:r>
       <w:r>
-        <w:t>: Replace names (TestMskRsGrp, TestMskACR, TestMskAKS, orderapi) and subscription ID for other teams.</w:t>
+        <w:rPr>
+          <w:rFonts w:cstheme="minorHAnsi"/>
+          <w:sz w:val="24"/>
+          <w:szCs w:val="24"/>
+        </w:rPr>
+        <w:t>: Replace names (</w:t>
+      </w:r>
+      <w:proofErr w:type="spellStart"/>
+      <w:r>
+        <w:rPr>
+          <w:rFonts w:cstheme="minorHAnsi"/>
+          <w:sz w:val="24"/>
+          <w:szCs w:val="24"/>
+        </w:rPr>
+        <w:t>TestMskRsGrp</w:t>
+      </w:r>
+      <w:proofErr w:type="spellEnd"/>
+      <w:r>
+        <w:rPr>
+          <w:rFonts w:cstheme="minorHAnsi"/>
+          <w:sz w:val="24"/>
+          <w:szCs w:val="24"/>
+        </w:rPr>
+        <w:t xml:space="preserve">, </w:t>
+      </w:r>
+      <w:proofErr w:type="spellStart"/>
+      <w:r>
+        <w:rPr>
+          <w:rFonts w:cstheme="minorHAnsi"/>
+          <w:sz w:val="24"/>
+          <w:szCs w:val="24"/>
+        </w:rPr>
+        <w:t>TestMskACR</w:t>
+      </w:r>
+      <w:proofErr w:type="spellEnd"/>
+      <w:r>
+        <w:rPr>
+          <w:rFonts w:cstheme="minorHAnsi"/>
+          <w:sz w:val="24"/>
+          <w:szCs w:val="24"/>
+        </w:rPr>
+        <w:t xml:space="preserve">, </w:t>
+      </w:r>
+      <w:proofErr w:type="spellStart"/>
+      <w:r>
+        <w:rPr>
+          <w:rFonts w:cstheme="minorHAnsi"/>
+          <w:sz w:val="24"/>
+          <w:szCs w:val="24"/>
+        </w:rPr>
+        <w:t>TestMskAKS</w:t>
+      </w:r>
+      <w:proofErr w:type="spellEnd"/>
+      <w:r>
+        <w:rPr>
+          <w:rFonts w:cstheme="minorHAnsi"/>
+          <w:sz w:val="24"/>
+          <w:szCs w:val="24"/>
+        </w:rPr>
+        <w:t xml:space="preserve">, </w:t>
+      </w:r>
+      <w:proofErr w:type="spellStart"/>
+      <w:r>
+        <w:rPr>
+          <w:rFonts w:cstheme="minorHAnsi"/>
+          <w:sz w:val="24"/>
+          <w:szCs w:val="24"/>
+        </w:rPr>
+        <w:t>orderapi</w:t>
+      </w:r>
+      <w:proofErr w:type="spellEnd"/>
+      <w:r>
+        <w:rPr>
+          <w:rFonts w:cstheme="minorHAnsi"/>
+          <w:sz w:val="24"/>
+          <w:szCs w:val="24"/>
+        </w:rPr>
+        <w:t>) and subscription ID for other teams.</w:t>
       </w:r>
     </w:p>
     <w:p>
@@ -1419,15 +6019,28 @@
           <w:ilvl w:val="0"/>
           <w:numId w:val="3"/>
         </w:numPr>
-      </w:pPr>
-      <w:r>
-        <w:rPr>
+        <w:rPr>
+          <w:rFonts w:cstheme="minorHAnsi"/>
+          <w:sz w:val="24"/>
+          <w:szCs w:val="24"/>
+        </w:rPr>
+      </w:pPr>
+      <w:r>
+        <w:rPr>
+          <w:rFonts w:cstheme="minorHAnsi"/>
           <w:b/>
           <w:bCs/>
+          <w:sz w:val="24"/>
+          <w:szCs w:val="24"/>
         </w:rPr>
         <w:t>Security</w:t>
       </w:r>
       <w:r>
+        <w:rPr>
+          <w:rFonts w:cstheme="minorHAnsi"/>
+          <w:sz w:val="24"/>
+          <w:szCs w:val="24"/>
+        </w:rPr>
         <w:t>: Use OIDC federated credentials for GitHub Actions in production.</w:t>
       </w:r>
     </w:p>
@@ -1437,15 +6050,28 @@
           <w:ilvl w:val="0"/>
           <w:numId w:val="3"/>
         </w:numPr>
-      </w:pPr>
-      <w:r>
-        <w:rPr>
+        <w:rPr>
+          <w:rFonts w:cstheme="minorHAnsi"/>
+          <w:sz w:val="24"/>
+          <w:szCs w:val="24"/>
+        </w:rPr>
+      </w:pPr>
+      <w:r>
+        <w:rPr>
+          <w:rFonts w:cstheme="minorHAnsi"/>
           <w:b/>
           <w:bCs/>
+          <w:sz w:val="24"/>
+          <w:szCs w:val="24"/>
         </w:rPr>
         <w:t>Scalability</w:t>
       </w:r>
       <w:r>
+        <w:rPr>
+          <w:rFonts w:cstheme="minorHAnsi"/>
+          <w:sz w:val="24"/>
+          <w:szCs w:val="24"/>
+        </w:rPr>
         <w:t>: Adjust replicas and enable autoscaling.</w:t>
       </w:r>
     </w:p>
@@ -1455,15 +6081,28 @@
           <w:ilvl w:val="0"/>
           <w:numId w:val="3"/>
         </w:numPr>
-      </w:pPr>
-      <w:r>
-        <w:rPr>
+        <w:rPr>
+          <w:rFonts w:cstheme="minorHAnsi"/>
+          <w:sz w:val="24"/>
+          <w:szCs w:val="24"/>
+        </w:rPr>
+      </w:pPr>
+      <w:r>
+        <w:rPr>
+          <w:rFonts w:cstheme="minorHAnsi"/>
           <w:b/>
           <w:bCs/>
+          <w:sz w:val="24"/>
+          <w:szCs w:val="24"/>
         </w:rPr>
         <w:t>Networking</w:t>
       </w:r>
       <w:r>
+        <w:rPr>
+          <w:rFonts w:cstheme="minorHAnsi"/>
+          <w:sz w:val="24"/>
+          <w:szCs w:val="24"/>
+        </w:rPr>
         <w:t>: Configure Ingress + TLS for enterprise APIs.</w:t>
       </w:r>
     </w:p>
@@ -1473,34 +6112,2555 @@
           <w:ilvl w:val="0"/>
           <w:numId w:val="3"/>
         </w:numPr>
-      </w:pPr>
-      <w:r>
-        <w:rPr>
+        <w:rPr>
+          <w:rFonts w:cstheme="minorHAnsi"/>
+          <w:sz w:val="24"/>
+          <w:szCs w:val="24"/>
+        </w:rPr>
+      </w:pPr>
+      <w:r>
+        <w:rPr>
+          <w:rFonts w:cstheme="minorHAnsi"/>
           <w:b/>
           <w:bCs/>
+          <w:sz w:val="24"/>
+          <w:szCs w:val="24"/>
         </w:rPr>
         <w:t>Monitoring</w:t>
       </w:r>
       <w:r>
+        <w:rPr>
+          <w:rFonts w:cstheme="minorHAnsi"/>
+          <w:sz w:val="24"/>
+          <w:szCs w:val="24"/>
+        </w:rPr>
         <w:t>: Integrate with Azure Monitor and Application Insights.</w:t>
       </w:r>
     </w:p>
     <w:p>
-      <w:r>
+      <w:pPr>
+        <w:rPr>
+          <w:rFonts w:cstheme="minorHAnsi"/>
+          <w:sz w:val="24"/>
+          <w:szCs w:val="24"/>
+        </w:rPr>
+      </w:pPr>
+      <w:r>
+        <w:rPr>
+          <w:rFonts w:cstheme="minorHAnsi"/>
+          <w:sz w:val="24"/>
+          <w:szCs w:val="24"/>
+        </w:rPr>
         <w:t xml:space="preserve">This is now a </w:t>
       </w:r>
       <w:r>
         <w:rPr>
+          <w:rFonts w:cstheme="minorHAnsi"/>
           <w:b/>
           <w:bCs/>
+          <w:sz w:val="24"/>
+          <w:szCs w:val="24"/>
         </w:rPr>
         <w:t>complete enterprise tutorial</w:t>
       </w:r>
       <w:r>
+        <w:rPr>
+          <w:rFonts w:cstheme="minorHAnsi"/>
+          <w:sz w:val="24"/>
+          <w:szCs w:val="24"/>
+        </w:rPr>
         <w:t>: ARM templates, Cloud Shell instructions, verification commands with expected results, and GitHub Actions integration.</w:t>
       </w:r>
     </w:p>
-    <w:p/>
+    <w:p>
+      <w:pPr>
+        <w:rPr>
+          <w:rFonts w:cstheme="minorHAnsi"/>
+          <w:sz w:val="24"/>
+          <w:szCs w:val="24"/>
+        </w:rPr>
+      </w:pPr>
+    </w:p>
+    <w:p>
+      <w:pPr>
+        <w:rPr>
+          <w:rFonts w:cstheme="minorHAnsi"/>
+          <w:sz w:val="24"/>
+          <w:szCs w:val="24"/>
+        </w:rPr>
+      </w:pPr>
+    </w:p>
+    <w:p>
+      <w:pPr>
+        <w:rPr>
+          <w:rFonts w:cstheme="minorHAnsi"/>
+          <w:b/>
+          <w:bCs/>
+          <w:sz w:val="24"/>
+          <w:szCs w:val="24"/>
+        </w:rPr>
+      </w:pPr>
+      <w:r>
+        <w:rPr>
+          <w:rFonts w:cstheme="minorHAnsi"/>
+          <w:b/>
+          <w:bCs/>
+          <w:sz w:val="24"/>
+          <w:szCs w:val="24"/>
+        </w:rPr>
+        <w:t>Azure Service bus creation</w:t>
+      </w:r>
+    </w:p>
+    <w:p>
+      <w:pPr>
+        <w:rPr>
+          <w:rFonts w:cstheme="minorHAnsi"/>
+          <w:b/>
+          <w:bCs/>
+          <w:sz w:val="24"/>
+          <w:szCs w:val="24"/>
+        </w:rPr>
+      </w:pPr>
+      <w:r>
+        <w:rPr>
+          <w:rFonts w:cstheme="minorHAnsi"/>
+          <w:b/>
+          <w:bCs/>
+          <w:sz w:val="24"/>
+          <w:szCs w:val="24"/>
+        </w:rPr>
+        <w:t>11. Create Azure Service Bus Namespace</w:t>
+      </w:r>
+    </w:p>
+    <w:p>
+      <w:pPr>
+        <w:rPr>
+          <w:rFonts w:cstheme="minorHAnsi"/>
+          <w:sz w:val="24"/>
+          <w:szCs w:val="24"/>
+        </w:rPr>
+      </w:pPr>
+      <w:r>
+        <w:rPr>
+          <w:rFonts w:cstheme="minorHAnsi"/>
+          <w:b/>
+          <w:bCs/>
+          <w:sz w:val="24"/>
+          <w:szCs w:val="24"/>
+        </w:rPr>
+        <w:t>ARM Template (</w:t>
+      </w:r>
+      <w:proofErr w:type="spellStart"/>
+      <w:r>
+        <w:rPr>
+          <w:rFonts w:cstheme="minorHAnsi"/>
+          <w:b/>
+          <w:bCs/>
+          <w:sz w:val="24"/>
+          <w:szCs w:val="24"/>
+        </w:rPr>
+        <w:t>servicebus-template.json</w:t>
+      </w:r>
+      <w:proofErr w:type="spellEnd"/>
+      <w:r>
+        <w:rPr>
+          <w:rFonts w:cstheme="minorHAnsi"/>
+          <w:b/>
+          <w:bCs/>
+          <w:sz w:val="24"/>
+          <w:szCs w:val="24"/>
+        </w:rPr>
+        <w:t>):</w:t>
+      </w:r>
+    </w:p>
+    <w:p>
+      <w:pPr>
+        <w:rPr>
+          <w:rFonts w:cstheme="minorHAnsi"/>
+          <w:sz w:val="24"/>
+          <w:szCs w:val="24"/>
+        </w:rPr>
+      </w:pPr>
+      <w:proofErr w:type="spellStart"/>
+      <w:r>
+        <w:rPr>
+          <w:rFonts w:cstheme="minorHAnsi"/>
+          <w:sz w:val="24"/>
+          <w:szCs w:val="24"/>
+        </w:rPr>
+        <w:t>json</w:t>
+      </w:r>
+      <w:proofErr w:type="spellEnd"/>
+    </w:p>
+    <w:p>
+      <w:pPr>
+        <w:rPr>
+          <w:rFonts w:cstheme="minorHAnsi"/>
+          <w:sz w:val="24"/>
+          <w:szCs w:val="24"/>
+        </w:rPr>
+      </w:pPr>
+      <w:r>
+        <w:rPr>
+          <w:rFonts w:cstheme="minorHAnsi"/>
+          <w:sz w:val="24"/>
+          <w:szCs w:val="24"/>
+        </w:rPr>
+        <w:lastRenderedPageBreak/>
+        <w:t>{</w:t>
+      </w:r>
+    </w:p>
+    <w:p>
+      <w:pPr>
+        <w:rPr>
+          <w:rFonts w:cstheme="minorHAnsi"/>
+          <w:sz w:val="24"/>
+          <w:szCs w:val="24"/>
+        </w:rPr>
+      </w:pPr>
+      <w:r>
+        <w:rPr>
+          <w:rFonts w:cstheme="minorHAnsi"/>
+          <w:sz w:val="24"/>
+          <w:szCs w:val="24"/>
+        </w:rPr>
+        <w:t xml:space="preserve">  "$schema": "https://schema.management.azure.com/schemas/2019-04-01/deploymentTemplate.json#",</w:t>
+      </w:r>
+    </w:p>
+    <w:p>
+      <w:pPr>
+        <w:rPr>
+          <w:rFonts w:cstheme="minorHAnsi"/>
+          <w:sz w:val="24"/>
+          <w:szCs w:val="24"/>
+        </w:rPr>
+      </w:pPr>
+      <w:r>
+        <w:rPr>
+          <w:rFonts w:cstheme="minorHAnsi"/>
+          <w:sz w:val="24"/>
+          <w:szCs w:val="24"/>
+        </w:rPr>
+        <w:t xml:space="preserve">  "</w:t>
+      </w:r>
+      <w:proofErr w:type="spellStart"/>
+      <w:r>
+        <w:rPr>
+          <w:rFonts w:cstheme="minorHAnsi"/>
+          <w:sz w:val="24"/>
+          <w:szCs w:val="24"/>
+        </w:rPr>
+        <w:t>contentVersion</w:t>
+      </w:r>
+      <w:proofErr w:type="spellEnd"/>
+      <w:r>
+        <w:rPr>
+          <w:rFonts w:cstheme="minorHAnsi"/>
+          <w:sz w:val="24"/>
+          <w:szCs w:val="24"/>
+        </w:rPr>
+        <w:t>": "1.0.0.0",</w:t>
+      </w:r>
+    </w:p>
+    <w:p>
+      <w:pPr>
+        <w:rPr>
+          <w:rFonts w:cstheme="minorHAnsi"/>
+          <w:sz w:val="24"/>
+          <w:szCs w:val="24"/>
+        </w:rPr>
+      </w:pPr>
+      <w:r>
+        <w:rPr>
+          <w:rFonts w:cstheme="minorHAnsi"/>
+          <w:sz w:val="24"/>
+          <w:szCs w:val="24"/>
+        </w:rPr>
+        <w:t xml:space="preserve">  "resources": [</w:t>
+      </w:r>
+    </w:p>
+    <w:p>
+      <w:pPr>
+        <w:rPr>
+          <w:rFonts w:cstheme="minorHAnsi"/>
+          <w:sz w:val="24"/>
+          <w:szCs w:val="24"/>
+        </w:rPr>
+      </w:pPr>
+      <w:r>
+        <w:rPr>
+          <w:rFonts w:cstheme="minorHAnsi"/>
+          <w:sz w:val="24"/>
+          <w:szCs w:val="24"/>
+        </w:rPr>
+        <w:t xml:space="preserve">    {</w:t>
+      </w:r>
+    </w:p>
+    <w:p>
+      <w:pPr>
+        <w:rPr>
+          <w:rFonts w:cstheme="minorHAnsi"/>
+          <w:sz w:val="24"/>
+          <w:szCs w:val="24"/>
+        </w:rPr>
+      </w:pPr>
+      <w:r>
+        <w:rPr>
+          <w:rFonts w:cstheme="minorHAnsi"/>
+          <w:sz w:val="24"/>
+          <w:szCs w:val="24"/>
+        </w:rPr>
+        <w:t xml:space="preserve">      "type": "</w:t>
+      </w:r>
+      <w:proofErr w:type="spellStart"/>
+      <w:r>
+        <w:rPr>
+          <w:rFonts w:cstheme="minorHAnsi"/>
+          <w:sz w:val="24"/>
+          <w:szCs w:val="24"/>
+        </w:rPr>
+        <w:t>Microsoft.ServiceBus</w:t>
+      </w:r>
+      <w:proofErr w:type="spellEnd"/>
+      <w:r>
+        <w:rPr>
+          <w:rFonts w:cstheme="minorHAnsi"/>
+          <w:sz w:val="24"/>
+          <w:szCs w:val="24"/>
+        </w:rPr>
+        <w:t>/namespaces",</w:t>
+      </w:r>
+    </w:p>
+    <w:p>
+      <w:pPr>
+        <w:rPr>
+          <w:rFonts w:cstheme="minorHAnsi"/>
+          <w:sz w:val="24"/>
+          <w:szCs w:val="24"/>
+        </w:rPr>
+      </w:pPr>
+      <w:r>
+        <w:rPr>
+          <w:rFonts w:cstheme="minorHAnsi"/>
+          <w:sz w:val="24"/>
+          <w:szCs w:val="24"/>
+        </w:rPr>
+        <w:t xml:space="preserve">      "</w:t>
+      </w:r>
+      <w:proofErr w:type="spellStart"/>
+      <w:r>
+        <w:rPr>
+          <w:rFonts w:cstheme="minorHAnsi"/>
+          <w:sz w:val="24"/>
+          <w:szCs w:val="24"/>
+        </w:rPr>
+        <w:t>apiVersion</w:t>
+      </w:r>
+      <w:proofErr w:type="spellEnd"/>
+      <w:r>
+        <w:rPr>
+          <w:rFonts w:cstheme="minorHAnsi"/>
+          <w:sz w:val="24"/>
+          <w:szCs w:val="24"/>
+        </w:rPr>
+        <w:t>": "2025-05-01-preview",</w:t>
+      </w:r>
+    </w:p>
+    <w:p>
+      <w:pPr>
+        <w:rPr>
+          <w:rFonts w:cstheme="minorHAnsi"/>
+          <w:sz w:val="24"/>
+          <w:szCs w:val="24"/>
+        </w:rPr>
+      </w:pPr>
+      <w:r>
+        <w:rPr>
+          <w:rFonts w:cstheme="minorHAnsi"/>
+          <w:sz w:val="24"/>
+          <w:szCs w:val="24"/>
+        </w:rPr>
+        <w:t xml:space="preserve">      "name": "</w:t>
+      </w:r>
+      <w:proofErr w:type="spellStart"/>
+      <w:r>
+        <w:rPr>
+          <w:rFonts w:cstheme="minorHAnsi"/>
+          <w:sz w:val="24"/>
+          <w:szCs w:val="24"/>
+        </w:rPr>
+        <w:t>TestMskServBs</w:t>
+      </w:r>
+      <w:proofErr w:type="spellEnd"/>
+      <w:r>
+        <w:rPr>
+          <w:rFonts w:cstheme="minorHAnsi"/>
+          <w:sz w:val="24"/>
+          <w:szCs w:val="24"/>
+        </w:rPr>
+        <w:t>",</w:t>
+      </w:r>
+    </w:p>
+    <w:p>
+      <w:pPr>
+        <w:rPr>
+          <w:rFonts w:cstheme="minorHAnsi"/>
+          <w:sz w:val="24"/>
+          <w:szCs w:val="24"/>
+        </w:rPr>
+      </w:pPr>
+      <w:r>
+        <w:rPr>
+          <w:rFonts w:cstheme="minorHAnsi"/>
+          <w:sz w:val="24"/>
+          <w:szCs w:val="24"/>
+        </w:rPr>
+        <w:t xml:space="preserve">      "location": "</w:t>
+      </w:r>
+      <w:proofErr w:type="spellStart"/>
+      <w:r>
+        <w:rPr>
+          <w:rFonts w:cstheme="minorHAnsi"/>
+          <w:sz w:val="24"/>
+          <w:szCs w:val="24"/>
+        </w:rPr>
+        <w:t>southindia</w:t>
+      </w:r>
+      <w:proofErr w:type="spellEnd"/>
+      <w:r>
+        <w:rPr>
+          <w:rFonts w:cstheme="minorHAnsi"/>
+          <w:sz w:val="24"/>
+          <w:szCs w:val="24"/>
+        </w:rPr>
+        <w:t>",</w:t>
+      </w:r>
+    </w:p>
+    <w:p>
+      <w:pPr>
+        <w:rPr>
+          <w:rFonts w:cstheme="minorHAnsi"/>
+          <w:sz w:val="24"/>
+          <w:szCs w:val="24"/>
+        </w:rPr>
+      </w:pPr>
+      <w:r>
+        <w:rPr>
+          <w:rFonts w:cstheme="minorHAnsi"/>
+          <w:sz w:val="24"/>
+          <w:szCs w:val="24"/>
+        </w:rPr>
+        <w:t xml:space="preserve">      "</w:t>
+      </w:r>
+      <w:proofErr w:type="spellStart"/>
+      <w:r>
+        <w:rPr>
+          <w:rFonts w:cstheme="minorHAnsi"/>
+          <w:sz w:val="24"/>
+          <w:szCs w:val="24"/>
+        </w:rPr>
+        <w:t>sku</w:t>
+      </w:r>
+      <w:proofErr w:type="spellEnd"/>
+      <w:r>
+        <w:rPr>
+          <w:rFonts w:cstheme="minorHAnsi"/>
+          <w:sz w:val="24"/>
+          <w:szCs w:val="24"/>
+        </w:rPr>
+        <w:t>": {</w:t>
+      </w:r>
+    </w:p>
+    <w:p>
+      <w:pPr>
+        <w:rPr>
+          <w:rFonts w:cstheme="minorHAnsi"/>
+          <w:sz w:val="24"/>
+          <w:szCs w:val="24"/>
+        </w:rPr>
+      </w:pPr>
+      <w:r>
+        <w:rPr>
+          <w:rFonts w:cstheme="minorHAnsi"/>
+          <w:sz w:val="24"/>
+          <w:szCs w:val="24"/>
+        </w:rPr>
+        <w:t xml:space="preserve">        "name": "Basic",</w:t>
+      </w:r>
+    </w:p>
+    <w:p>
+      <w:pPr>
+        <w:rPr>
+          <w:rFonts w:cstheme="minorHAnsi"/>
+          <w:sz w:val="24"/>
+          <w:szCs w:val="24"/>
+        </w:rPr>
+      </w:pPr>
+      <w:r>
+        <w:rPr>
+          <w:rFonts w:cstheme="minorHAnsi"/>
+          <w:sz w:val="24"/>
+          <w:szCs w:val="24"/>
+        </w:rPr>
+        <w:t xml:space="preserve">        "tier": "Basic"</w:t>
+      </w:r>
+    </w:p>
+    <w:p>
+      <w:pPr>
+        <w:rPr>
+          <w:rFonts w:cstheme="minorHAnsi"/>
+          <w:sz w:val="24"/>
+          <w:szCs w:val="24"/>
+        </w:rPr>
+      </w:pPr>
+      <w:r>
+        <w:rPr>
+          <w:rFonts w:cstheme="minorHAnsi"/>
+          <w:sz w:val="24"/>
+          <w:szCs w:val="24"/>
+        </w:rPr>
+        <w:t xml:space="preserve">      },</w:t>
+      </w:r>
+    </w:p>
+    <w:p>
+      <w:pPr>
+        <w:rPr>
+          <w:rFonts w:cstheme="minorHAnsi"/>
+          <w:sz w:val="24"/>
+          <w:szCs w:val="24"/>
+        </w:rPr>
+      </w:pPr>
+      <w:r>
+        <w:rPr>
+          <w:rFonts w:cstheme="minorHAnsi"/>
+          <w:sz w:val="24"/>
+          <w:szCs w:val="24"/>
+        </w:rPr>
+        <w:t xml:space="preserve">      "properties": {</w:t>
+      </w:r>
+    </w:p>
+    <w:p>
+      <w:pPr>
+        <w:rPr>
+          <w:rFonts w:cstheme="minorHAnsi"/>
+          <w:sz w:val="24"/>
+          <w:szCs w:val="24"/>
+        </w:rPr>
+      </w:pPr>
+      <w:r>
+        <w:rPr>
+          <w:rFonts w:cstheme="minorHAnsi"/>
+          <w:sz w:val="24"/>
+          <w:szCs w:val="24"/>
+        </w:rPr>
+        <w:t xml:space="preserve">        "</w:t>
+      </w:r>
+      <w:proofErr w:type="spellStart"/>
+      <w:r>
+        <w:rPr>
+          <w:rFonts w:cstheme="minorHAnsi"/>
+          <w:sz w:val="24"/>
+          <w:szCs w:val="24"/>
+        </w:rPr>
+        <w:t>publicNetworkAccess</w:t>
+      </w:r>
+      <w:proofErr w:type="spellEnd"/>
+      <w:r>
+        <w:rPr>
+          <w:rFonts w:cstheme="minorHAnsi"/>
+          <w:sz w:val="24"/>
+          <w:szCs w:val="24"/>
+        </w:rPr>
+        <w:t>": "Enabled",</w:t>
+      </w:r>
+    </w:p>
+    <w:p>
+      <w:pPr>
+        <w:rPr>
+          <w:rFonts w:cstheme="minorHAnsi"/>
+          <w:sz w:val="24"/>
+          <w:szCs w:val="24"/>
+        </w:rPr>
+      </w:pPr>
+      <w:r>
+        <w:rPr>
+          <w:rFonts w:cstheme="minorHAnsi"/>
+          <w:sz w:val="24"/>
+          <w:szCs w:val="24"/>
+        </w:rPr>
+        <w:t xml:space="preserve">        "</w:t>
+      </w:r>
+      <w:proofErr w:type="spellStart"/>
+      <w:r>
+        <w:rPr>
+          <w:rFonts w:cstheme="minorHAnsi"/>
+          <w:sz w:val="24"/>
+          <w:szCs w:val="24"/>
+        </w:rPr>
+        <w:t>zoneRedundant</w:t>
+      </w:r>
+      <w:proofErr w:type="spellEnd"/>
+      <w:r>
+        <w:rPr>
+          <w:rFonts w:cstheme="minorHAnsi"/>
+          <w:sz w:val="24"/>
+          <w:szCs w:val="24"/>
+        </w:rPr>
+        <w:t>": false</w:t>
+      </w:r>
+    </w:p>
+    <w:p>
+      <w:pPr>
+        <w:rPr>
+          <w:rFonts w:cstheme="minorHAnsi"/>
+          <w:sz w:val="24"/>
+          <w:szCs w:val="24"/>
+        </w:rPr>
+      </w:pPr>
+      <w:r>
+        <w:rPr>
+          <w:rFonts w:cstheme="minorHAnsi"/>
+          <w:sz w:val="24"/>
+          <w:szCs w:val="24"/>
+        </w:rPr>
+        <w:t xml:space="preserve">      }</w:t>
+      </w:r>
+    </w:p>
+    <w:p>
+      <w:pPr>
+        <w:rPr>
+          <w:rFonts w:cstheme="minorHAnsi"/>
+          <w:sz w:val="24"/>
+          <w:szCs w:val="24"/>
+        </w:rPr>
+      </w:pPr>
+      <w:r>
+        <w:rPr>
+          <w:rFonts w:cstheme="minorHAnsi"/>
+          <w:sz w:val="24"/>
+          <w:szCs w:val="24"/>
+        </w:rPr>
+        <w:t xml:space="preserve">    }</w:t>
+      </w:r>
+    </w:p>
+    <w:p>
+      <w:pPr>
+        <w:rPr>
+          <w:rFonts w:cstheme="minorHAnsi"/>
+          <w:sz w:val="24"/>
+          <w:szCs w:val="24"/>
+        </w:rPr>
+      </w:pPr>
+      <w:r>
+        <w:rPr>
+          <w:rFonts w:cstheme="minorHAnsi"/>
+          <w:sz w:val="24"/>
+          <w:szCs w:val="24"/>
+        </w:rPr>
+        <w:t xml:space="preserve">  ]</w:t>
+      </w:r>
+    </w:p>
+    <w:p>
+      <w:pPr>
+        <w:rPr>
+          <w:rFonts w:cstheme="minorHAnsi"/>
+          <w:sz w:val="24"/>
+          <w:szCs w:val="24"/>
+        </w:rPr>
+      </w:pPr>
+      <w:r>
+        <w:rPr>
+          <w:rFonts w:cstheme="minorHAnsi"/>
+          <w:sz w:val="24"/>
+          <w:szCs w:val="24"/>
+        </w:rPr>
+        <w:t>}</w:t>
+      </w:r>
+    </w:p>
+    <w:p>
+      <w:pPr>
+        <w:rPr>
+          <w:rFonts w:cstheme="minorHAnsi"/>
+          <w:sz w:val="24"/>
+          <w:szCs w:val="24"/>
+        </w:rPr>
+      </w:pPr>
+      <w:r>
+        <w:rPr>
+          <w:rFonts w:cstheme="minorHAnsi"/>
+          <w:b/>
+          <w:bCs/>
+          <w:sz w:val="24"/>
+          <w:szCs w:val="24"/>
+        </w:rPr>
+        <w:t>Cloud Shell Steps:</w:t>
+      </w:r>
+    </w:p>
+    <w:p>
+      <w:pPr>
+        <w:rPr>
+          <w:rFonts w:cstheme="minorHAnsi"/>
+          <w:sz w:val="24"/>
+          <w:szCs w:val="24"/>
+        </w:rPr>
+      </w:pPr>
+      <w:r>
+        <w:rPr>
+          <w:rFonts w:cstheme="minorHAnsi"/>
+          <w:sz w:val="24"/>
+          <w:szCs w:val="24"/>
+        </w:rPr>
+        <w:t>bash</w:t>
+      </w:r>
+    </w:p>
+    <w:p>
+      <w:pPr>
+        <w:rPr>
+          <w:rFonts w:cstheme="minorHAnsi"/>
+          <w:sz w:val="24"/>
+          <w:szCs w:val="24"/>
+        </w:rPr>
+      </w:pPr>
+      <w:r>
+        <w:rPr>
+          <w:rFonts w:cstheme="minorHAnsi"/>
+          <w:sz w:val="24"/>
+          <w:szCs w:val="24"/>
+        </w:rPr>
+        <w:t xml:space="preserve">nano </w:t>
+      </w:r>
+      <w:proofErr w:type="spellStart"/>
+      <w:r>
+        <w:rPr>
+          <w:rFonts w:cstheme="minorHAnsi"/>
+          <w:sz w:val="24"/>
+          <w:szCs w:val="24"/>
+        </w:rPr>
+        <w:t>servicebus-template.json</w:t>
+      </w:r>
+      <w:proofErr w:type="spellEnd"/>
+      <w:r>
+        <w:rPr>
+          <w:rFonts w:cstheme="minorHAnsi"/>
+          <w:sz w:val="24"/>
+          <w:szCs w:val="24"/>
+        </w:rPr>
+        <w:t xml:space="preserve">   # paste JSON</w:t>
+      </w:r>
+    </w:p>
+    <w:p>
+      <w:pPr>
+        <w:rPr>
+          <w:rFonts w:cstheme="minorHAnsi"/>
+          <w:sz w:val="24"/>
+          <w:szCs w:val="24"/>
+        </w:rPr>
+      </w:pPr>
+      <w:proofErr w:type="spellStart"/>
+      <w:r>
+        <w:rPr>
+          <w:rFonts w:cstheme="minorHAnsi"/>
+          <w:sz w:val="24"/>
+          <w:szCs w:val="24"/>
+        </w:rPr>
+        <w:t>az</w:t>
+      </w:r>
+      <w:proofErr w:type="spellEnd"/>
+      <w:r>
+        <w:rPr>
+          <w:rFonts w:cstheme="minorHAnsi"/>
+          <w:sz w:val="24"/>
+          <w:szCs w:val="24"/>
+        </w:rPr>
+        <w:t xml:space="preserve"> deployment group create \</w:t>
+      </w:r>
+    </w:p>
+    <w:p>
+      <w:pPr>
+        <w:rPr>
+          <w:rFonts w:cstheme="minorHAnsi"/>
+          <w:sz w:val="24"/>
+          <w:szCs w:val="24"/>
+        </w:rPr>
+      </w:pPr>
+      <w:r>
+        <w:rPr>
+          <w:rFonts w:cstheme="minorHAnsi"/>
+          <w:sz w:val="24"/>
+          <w:szCs w:val="24"/>
+        </w:rPr>
+        <w:t xml:space="preserve">  --resource-group </w:t>
+      </w:r>
+      <w:proofErr w:type="spellStart"/>
+      <w:r>
+        <w:rPr>
+          <w:rFonts w:cstheme="minorHAnsi"/>
+          <w:sz w:val="24"/>
+          <w:szCs w:val="24"/>
+        </w:rPr>
+        <w:t>TestMskRsGrp</w:t>
+      </w:r>
+      <w:proofErr w:type="spellEnd"/>
+      <w:r>
+        <w:rPr>
+          <w:rFonts w:cstheme="minorHAnsi"/>
+          <w:sz w:val="24"/>
+          <w:szCs w:val="24"/>
+        </w:rPr>
+        <w:t xml:space="preserve"> \</w:t>
+      </w:r>
+    </w:p>
+    <w:p>
+      <w:pPr>
+        <w:rPr>
+          <w:rFonts w:cstheme="minorHAnsi"/>
+          <w:sz w:val="24"/>
+          <w:szCs w:val="24"/>
+        </w:rPr>
+      </w:pPr>
+      <w:r>
+        <w:rPr>
+          <w:rFonts w:cstheme="minorHAnsi"/>
+          <w:sz w:val="24"/>
+          <w:szCs w:val="24"/>
+        </w:rPr>
+        <w:t xml:space="preserve">  --template-file </w:t>
+      </w:r>
+      <w:proofErr w:type="spellStart"/>
+      <w:r>
+        <w:rPr>
+          <w:rFonts w:cstheme="minorHAnsi"/>
+          <w:sz w:val="24"/>
+          <w:szCs w:val="24"/>
+        </w:rPr>
+        <w:t>servicebus-template.json</w:t>
+      </w:r>
+      <w:proofErr w:type="spellEnd"/>
+    </w:p>
+    <w:p>
+      <w:pPr>
+        <w:rPr>
+          <w:rFonts w:cstheme="minorHAnsi"/>
+          <w:sz w:val="24"/>
+          <w:szCs w:val="24"/>
+        </w:rPr>
+      </w:pPr>
+      <w:r>
+        <w:rPr>
+          <w:rFonts w:cstheme="minorHAnsi"/>
+          <w:b/>
+          <w:bCs/>
+          <w:sz w:val="24"/>
+          <w:szCs w:val="24"/>
+        </w:rPr>
+        <w:t>Verify:</w:t>
+      </w:r>
+    </w:p>
+    <w:p>
+      <w:pPr>
+        <w:rPr>
+          <w:rFonts w:cstheme="minorHAnsi"/>
+          <w:sz w:val="24"/>
+          <w:szCs w:val="24"/>
+        </w:rPr>
+      </w:pPr>
+      <w:r>
+        <w:rPr>
+          <w:rFonts w:cstheme="minorHAnsi"/>
+          <w:sz w:val="24"/>
+          <w:szCs w:val="24"/>
+        </w:rPr>
+        <w:t>bash</w:t>
+      </w:r>
+    </w:p>
+    <w:p>
+      <w:pPr>
+        <w:rPr>
+          <w:rFonts w:cstheme="minorHAnsi"/>
+          <w:sz w:val="24"/>
+          <w:szCs w:val="24"/>
+        </w:rPr>
+      </w:pPr>
+      <w:proofErr w:type="spellStart"/>
+      <w:r>
+        <w:rPr>
+          <w:rFonts w:cstheme="minorHAnsi"/>
+          <w:sz w:val="24"/>
+          <w:szCs w:val="24"/>
+        </w:rPr>
+        <w:t>az</w:t>
+      </w:r>
+      <w:proofErr w:type="spellEnd"/>
+      <w:r>
+        <w:rPr>
+          <w:rFonts w:cstheme="minorHAnsi"/>
+          <w:sz w:val="24"/>
+          <w:szCs w:val="24"/>
+        </w:rPr>
+        <w:t xml:space="preserve"> </w:t>
+      </w:r>
+      <w:proofErr w:type="spellStart"/>
+      <w:r>
+        <w:rPr>
+          <w:rFonts w:cstheme="minorHAnsi"/>
+          <w:sz w:val="24"/>
+          <w:szCs w:val="24"/>
+        </w:rPr>
+        <w:t>servicebus</w:t>
+      </w:r>
+      <w:proofErr w:type="spellEnd"/>
+      <w:r>
+        <w:rPr>
+          <w:rFonts w:cstheme="minorHAnsi"/>
+          <w:sz w:val="24"/>
+          <w:szCs w:val="24"/>
+        </w:rPr>
+        <w:t xml:space="preserve"> namespace show \</w:t>
+      </w:r>
+    </w:p>
+    <w:p>
+      <w:pPr>
+        <w:rPr>
+          <w:rFonts w:cstheme="minorHAnsi"/>
+          <w:sz w:val="24"/>
+          <w:szCs w:val="24"/>
+        </w:rPr>
+      </w:pPr>
+      <w:r>
+        <w:rPr>
+          <w:rFonts w:cstheme="minorHAnsi"/>
+          <w:sz w:val="24"/>
+          <w:szCs w:val="24"/>
+        </w:rPr>
+        <w:lastRenderedPageBreak/>
+        <w:t xml:space="preserve">  --name </w:t>
+      </w:r>
+      <w:proofErr w:type="spellStart"/>
+      <w:r>
+        <w:rPr>
+          <w:rFonts w:cstheme="minorHAnsi"/>
+          <w:sz w:val="24"/>
+          <w:szCs w:val="24"/>
+        </w:rPr>
+        <w:t>TestMskServBs</w:t>
+      </w:r>
+      <w:proofErr w:type="spellEnd"/>
+      <w:r>
+        <w:rPr>
+          <w:rFonts w:cstheme="minorHAnsi"/>
+          <w:sz w:val="24"/>
+          <w:szCs w:val="24"/>
+        </w:rPr>
+        <w:t xml:space="preserve"> \</w:t>
+      </w:r>
+    </w:p>
+    <w:p>
+      <w:pPr>
+        <w:rPr>
+          <w:rFonts w:cstheme="minorHAnsi"/>
+          <w:sz w:val="24"/>
+          <w:szCs w:val="24"/>
+        </w:rPr>
+      </w:pPr>
+      <w:r>
+        <w:rPr>
+          <w:rFonts w:cstheme="minorHAnsi"/>
+          <w:sz w:val="24"/>
+          <w:szCs w:val="24"/>
+        </w:rPr>
+        <w:t xml:space="preserve">  --resource-group </w:t>
+      </w:r>
+      <w:proofErr w:type="spellStart"/>
+      <w:r>
+        <w:rPr>
+          <w:rFonts w:cstheme="minorHAnsi"/>
+          <w:sz w:val="24"/>
+          <w:szCs w:val="24"/>
+        </w:rPr>
+        <w:t>TestMskRsGrp</w:t>
+      </w:r>
+      <w:proofErr w:type="spellEnd"/>
+      <w:r>
+        <w:rPr>
+          <w:rFonts w:cstheme="minorHAnsi"/>
+          <w:sz w:val="24"/>
+          <w:szCs w:val="24"/>
+        </w:rPr>
+        <w:t xml:space="preserve"> \</w:t>
+      </w:r>
+    </w:p>
+    <w:p>
+      <w:pPr>
+        <w:rPr>
+          <w:rFonts w:cstheme="minorHAnsi"/>
+          <w:sz w:val="24"/>
+          <w:szCs w:val="24"/>
+        </w:rPr>
+      </w:pPr>
+      <w:r>
+        <w:rPr>
+          <w:rFonts w:cstheme="minorHAnsi"/>
+          <w:sz w:val="24"/>
+          <w:szCs w:val="24"/>
+        </w:rPr>
+        <w:t xml:space="preserve">  --output table</w:t>
+      </w:r>
+    </w:p>
+    <w:p>
+      <w:pPr>
+        <w:rPr>
+          <w:rFonts w:cstheme="minorHAnsi"/>
+          <w:sz w:val="24"/>
+          <w:szCs w:val="24"/>
+        </w:rPr>
+      </w:pPr>
+      <w:r>
+        <w:rPr>
+          <w:rFonts w:cstheme="minorHAnsi"/>
+          <w:b/>
+          <w:bCs/>
+          <w:sz w:val="24"/>
+          <w:szCs w:val="24"/>
+        </w:rPr>
+        <w:t>Expected Result:</w:t>
+      </w:r>
+      <w:r>
+        <w:rPr>
+          <w:rFonts w:cstheme="minorHAnsi"/>
+          <w:sz w:val="24"/>
+          <w:szCs w:val="24"/>
+        </w:rPr>
+        <w:t xml:space="preserve"> Service Bus namespace </w:t>
+      </w:r>
+      <w:proofErr w:type="spellStart"/>
+      <w:r>
+        <w:rPr>
+          <w:rFonts w:cstheme="minorHAnsi"/>
+          <w:sz w:val="24"/>
+          <w:szCs w:val="24"/>
+        </w:rPr>
+        <w:t>TestMskServBs</w:t>
+      </w:r>
+      <w:proofErr w:type="spellEnd"/>
+      <w:r>
+        <w:rPr>
+          <w:rFonts w:cstheme="minorHAnsi"/>
+          <w:sz w:val="24"/>
+          <w:szCs w:val="24"/>
+        </w:rPr>
+        <w:t xml:space="preserve"> listed with SKU Basic and status Active.</w:t>
+      </w:r>
+    </w:p>
+    <w:p>
+      <w:pPr>
+        <w:rPr>
+          <w:rFonts w:cstheme="minorHAnsi"/>
+          <w:b/>
+          <w:bCs/>
+          <w:sz w:val="24"/>
+          <w:szCs w:val="24"/>
+        </w:rPr>
+      </w:pPr>
+      <w:r>
+        <w:rPr>
+          <w:rFonts w:cstheme="minorHAnsi"/>
+          <w:b/>
+          <w:bCs/>
+          <w:sz w:val="24"/>
+          <w:szCs w:val="24"/>
+        </w:rPr>
+        <w:t>12. Create Queues for Microservices</w:t>
+      </w:r>
+    </w:p>
+    <w:p>
+      <w:pPr>
+        <w:rPr>
+          <w:rFonts w:cstheme="minorHAnsi"/>
+          <w:sz w:val="24"/>
+          <w:szCs w:val="24"/>
+        </w:rPr>
+      </w:pPr>
+      <w:r>
+        <w:rPr>
+          <w:rFonts w:cstheme="minorHAnsi"/>
+          <w:b/>
+          <w:bCs/>
+          <w:sz w:val="24"/>
+          <w:szCs w:val="24"/>
+        </w:rPr>
+        <w:t>Cloud Shell Steps:</w:t>
+      </w:r>
+    </w:p>
+    <w:p>
+      <w:pPr>
+        <w:rPr>
+          <w:rFonts w:cstheme="minorHAnsi"/>
+          <w:sz w:val="24"/>
+          <w:szCs w:val="24"/>
+        </w:rPr>
+      </w:pPr>
+      <w:r>
+        <w:rPr>
+          <w:rFonts w:cstheme="minorHAnsi"/>
+          <w:sz w:val="24"/>
+          <w:szCs w:val="24"/>
+        </w:rPr>
+        <w:t>bash</w:t>
+      </w:r>
+    </w:p>
+    <w:p>
+      <w:pPr>
+        <w:rPr>
+          <w:rFonts w:cstheme="minorHAnsi"/>
+          <w:sz w:val="24"/>
+          <w:szCs w:val="24"/>
+        </w:rPr>
+      </w:pPr>
+      <w:proofErr w:type="spellStart"/>
+      <w:r>
+        <w:rPr>
+          <w:rFonts w:cstheme="minorHAnsi"/>
+          <w:sz w:val="24"/>
+          <w:szCs w:val="24"/>
+        </w:rPr>
+        <w:t>az</w:t>
+      </w:r>
+      <w:proofErr w:type="spellEnd"/>
+      <w:r>
+        <w:rPr>
+          <w:rFonts w:cstheme="minorHAnsi"/>
+          <w:sz w:val="24"/>
+          <w:szCs w:val="24"/>
+        </w:rPr>
+        <w:t xml:space="preserve"> </w:t>
+      </w:r>
+      <w:proofErr w:type="spellStart"/>
+      <w:r>
+        <w:rPr>
+          <w:rFonts w:cstheme="minorHAnsi"/>
+          <w:sz w:val="24"/>
+          <w:szCs w:val="24"/>
+        </w:rPr>
+        <w:t>servicebus</w:t>
+      </w:r>
+      <w:proofErr w:type="spellEnd"/>
+      <w:r>
+        <w:rPr>
+          <w:rFonts w:cstheme="minorHAnsi"/>
+          <w:sz w:val="24"/>
+          <w:szCs w:val="24"/>
+        </w:rPr>
+        <w:t xml:space="preserve"> queue create \</w:t>
+      </w:r>
+    </w:p>
+    <w:p>
+      <w:pPr>
+        <w:rPr>
+          <w:rFonts w:cstheme="minorHAnsi"/>
+          <w:sz w:val="24"/>
+          <w:szCs w:val="24"/>
+        </w:rPr>
+      </w:pPr>
+      <w:r>
+        <w:rPr>
+          <w:rFonts w:cstheme="minorHAnsi"/>
+          <w:sz w:val="24"/>
+          <w:szCs w:val="24"/>
+        </w:rPr>
+        <w:t xml:space="preserve">  --resource-group </w:t>
+      </w:r>
+      <w:proofErr w:type="spellStart"/>
+      <w:r>
+        <w:rPr>
+          <w:rFonts w:cstheme="minorHAnsi"/>
+          <w:sz w:val="24"/>
+          <w:szCs w:val="24"/>
+        </w:rPr>
+        <w:t>TestMskRsGrp</w:t>
+      </w:r>
+      <w:proofErr w:type="spellEnd"/>
+      <w:r>
+        <w:rPr>
+          <w:rFonts w:cstheme="minorHAnsi"/>
+          <w:sz w:val="24"/>
+          <w:szCs w:val="24"/>
+        </w:rPr>
+        <w:t xml:space="preserve"> \</w:t>
+      </w:r>
+    </w:p>
+    <w:p>
+      <w:pPr>
+        <w:rPr>
+          <w:rFonts w:cstheme="minorHAnsi"/>
+          <w:sz w:val="24"/>
+          <w:szCs w:val="24"/>
+        </w:rPr>
+      </w:pPr>
+      <w:r>
+        <w:rPr>
+          <w:rFonts w:cstheme="minorHAnsi"/>
+          <w:sz w:val="24"/>
+          <w:szCs w:val="24"/>
+        </w:rPr>
+        <w:t xml:space="preserve">  --namespace-name </w:t>
+      </w:r>
+      <w:proofErr w:type="spellStart"/>
+      <w:r>
+        <w:rPr>
+          <w:rFonts w:cstheme="minorHAnsi"/>
+          <w:sz w:val="24"/>
+          <w:szCs w:val="24"/>
+        </w:rPr>
+        <w:t>TestMskServBs</w:t>
+      </w:r>
+      <w:proofErr w:type="spellEnd"/>
+      <w:r>
+        <w:rPr>
+          <w:rFonts w:cstheme="minorHAnsi"/>
+          <w:sz w:val="24"/>
+          <w:szCs w:val="24"/>
+        </w:rPr>
+        <w:t xml:space="preserve"> \</w:t>
+      </w:r>
+    </w:p>
+    <w:p>
+      <w:pPr>
+        <w:rPr>
+          <w:rFonts w:cstheme="minorHAnsi"/>
+          <w:sz w:val="24"/>
+          <w:szCs w:val="24"/>
+        </w:rPr>
+      </w:pPr>
+      <w:r>
+        <w:rPr>
+          <w:rFonts w:cstheme="minorHAnsi"/>
+          <w:sz w:val="24"/>
+          <w:szCs w:val="24"/>
+        </w:rPr>
+        <w:t xml:space="preserve">  --name </w:t>
+      </w:r>
+      <w:proofErr w:type="spellStart"/>
+      <w:r>
+        <w:rPr>
+          <w:rFonts w:cstheme="minorHAnsi"/>
+          <w:sz w:val="24"/>
+          <w:szCs w:val="24"/>
+        </w:rPr>
+        <w:t>OrderQueue</w:t>
+      </w:r>
+      <w:proofErr w:type="spellEnd"/>
+    </w:p>
+    <w:p>
+      <w:pPr>
+        <w:rPr>
+          <w:rFonts w:cstheme="minorHAnsi"/>
+          <w:sz w:val="24"/>
+          <w:szCs w:val="24"/>
+        </w:rPr>
+      </w:pPr>
+    </w:p>
+    <w:p>
+      <w:pPr>
+        <w:rPr>
+          <w:rFonts w:cstheme="minorHAnsi"/>
+          <w:sz w:val="24"/>
+          <w:szCs w:val="24"/>
+        </w:rPr>
+      </w:pPr>
+      <w:proofErr w:type="spellStart"/>
+      <w:r>
+        <w:rPr>
+          <w:rFonts w:cstheme="minorHAnsi"/>
+          <w:sz w:val="24"/>
+          <w:szCs w:val="24"/>
+        </w:rPr>
+        <w:t>az</w:t>
+      </w:r>
+      <w:proofErr w:type="spellEnd"/>
+      <w:r>
+        <w:rPr>
+          <w:rFonts w:cstheme="minorHAnsi"/>
+          <w:sz w:val="24"/>
+          <w:szCs w:val="24"/>
+        </w:rPr>
+        <w:t xml:space="preserve"> </w:t>
+      </w:r>
+      <w:proofErr w:type="spellStart"/>
+      <w:r>
+        <w:rPr>
+          <w:rFonts w:cstheme="minorHAnsi"/>
+          <w:sz w:val="24"/>
+          <w:szCs w:val="24"/>
+        </w:rPr>
+        <w:t>servicebus</w:t>
+      </w:r>
+      <w:proofErr w:type="spellEnd"/>
+      <w:r>
+        <w:rPr>
+          <w:rFonts w:cstheme="minorHAnsi"/>
+          <w:sz w:val="24"/>
+          <w:szCs w:val="24"/>
+        </w:rPr>
+        <w:t xml:space="preserve"> queue create \</w:t>
+      </w:r>
+    </w:p>
+    <w:p>
+      <w:pPr>
+        <w:rPr>
+          <w:rFonts w:cstheme="minorHAnsi"/>
+          <w:sz w:val="24"/>
+          <w:szCs w:val="24"/>
+        </w:rPr>
+      </w:pPr>
+      <w:r>
+        <w:rPr>
+          <w:rFonts w:cstheme="minorHAnsi"/>
+          <w:sz w:val="24"/>
+          <w:szCs w:val="24"/>
+        </w:rPr>
+        <w:t xml:space="preserve">  --resource-group </w:t>
+      </w:r>
+      <w:proofErr w:type="spellStart"/>
+      <w:r>
+        <w:rPr>
+          <w:rFonts w:cstheme="minorHAnsi"/>
+          <w:sz w:val="24"/>
+          <w:szCs w:val="24"/>
+        </w:rPr>
+        <w:t>TestMskRsGrp</w:t>
+      </w:r>
+      <w:proofErr w:type="spellEnd"/>
+      <w:r>
+        <w:rPr>
+          <w:rFonts w:cstheme="minorHAnsi"/>
+          <w:sz w:val="24"/>
+          <w:szCs w:val="24"/>
+        </w:rPr>
+        <w:t xml:space="preserve"> \</w:t>
+      </w:r>
+    </w:p>
+    <w:p>
+      <w:pPr>
+        <w:rPr>
+          <w:rFonts w:cstheme="minorHAnsi"/>
+          <w:sz w:val="24"/>
+          <w:szCs w:val="24"/>
+        </w:rPr>
+      </w:pPr>
+      <w:r>
+        <w:rPr>
+          <w:rFonts w:cstheme="minorHAnsi"/>
+          <w:sz w:val="24"/>
+          <w:szCs w:val="24"/>
+        </w:rPr>
+        <w:t xml:space="preserve">  --namespace-name </w:t>
+      </w:r>
+      <w:proofErr w:type="spellStart"/>
+      <w:r>
+        <w:rPr>
+          <w:rFonts w:cstheme="minorHAnsi"/>
+          <w:sz w:val="24"/>
+          <w:szCs w:val="24"/>
+        </w:rPr>
+        <w:t>TestMskServBs</w:t>
+      </w:r>
+      <w:proofErr w:type="spellEnd"/>
+      <w:r>
+        <w:rPr>
+          <w:rFonts w:cstheme="minorHAnsi"/>
+          <w:sz w:val="24"/>
+          <w:szCs w:val="24"/>
+        </w:rPr>
+        <w:t xml:space="preserve"> \</w:t>
+      </w:r>
+    </w:p>
+    <w:p>
+      <w:pPr>
+        <w:rPr>
+          <w:rFonts w:cstheme="minorHAnsi"/>
+          <w:sz w:val="24"/>
+          <w:szCs w:val="24"/>
+        </w:rPr>
+      </w:pPr>
+      <w:r>
+        <w:rPr>
+          <w:rFonts w:cstheme="minorHAnsi"/>
+          <w:sz w:val="24"/>
+          <w:szCs w:val="24"/>
+        </w:rPr>
+        <w:t xml:space="preserve">  --name </w:t>
+      </w:r>
+      <w:proofErr w:type="spellStart"/>
+      <w:r>
+        <w:rPr>
+          <w:rFonts w:cstheme="minorHAnsi"/>
+          <w:sz w:val="24"/>
+          <w:szCs w:val="24"/>
+        </w:rPr>
+        <w:t>PaymentQueue</w:t>
+      </w:r>
+      <w:proofErr w:type="spellEnd"/>
+    </w:p>
+    <w:p>
+      <w:pPr>
+        <w:rPr>
+          <w:rFonts w:cstheme="minorHAnsi"/>
+          <w:sz w:val="24"/>
+          <w:szCs w:val="24"/>
+        </w:rPr>
+      </w:pPr>
+    </w:p>
+    <w:p>
+      <w:pPr>
+        <w:rPr>
+          <w:rFonts w:cstheme="minorHAnsi"/>
+          <w:sz w:val="24"/>
+          <w:szCs w:val="24"/>
+        </w:rPr>
+      </w:pPr>
+      <w:proofErr w:type="spellStart"/>
+      <w:r>
+        <w:rPr>
+          <w:rFonts w:cstheme="minorHAnsi"/>
+          <w:sz w:val="24"/>
+          <w:szCs w:val="24"/>
+        </w:rPr>
+        <w:t>az</w:t>
+      </w:r>
+      <w:proofErr w:type="spellEnd"/>
+      <w:r>
+        <w:rPr>
+          <w:rFonts w:cstheme="minorHAnsi"/>
+          <w:sz w:val="24"/>
+          <w:szCs w:val="24"/>
+        </w:rPr>
+        <w:t xml:space="preserve"> </w:t>
+      </w:r>
+      <w:proofErr w:type="spellStart"/>
+      <w:r>
+        <w:rPr>
+          <w:rFonts w:cstheme="minorHAnsi"/>
+          <w:sz w:val="24"/>
+          <w:szCs w:val="24"/>
+        </w:rPr>
+        <w:t>servicebus</w:t>
+      </w:r>
+      <w:proofErr w:type="spellEnd"/>
+      <w:r>
+        <w:rPr>
+          <w:rFonts w:cstheme="minorHAnsi"/>
+          <w:sz w:val="24"/>
+          <w:szCs w:val="24"/>
+        </w:rPr>
+        <w:t xml:space="preserve"> queue create \</w:t>
+      </w:r>
+    </w:p>
+    <w:p>
+      <w:pPr>
+        <w:rPr>
+          <w:rFonts w:cstheme="minorHAnsi"/>
+          <w:sz w:val="24"/>
+          <w:szCs w:val="24"/>
+        </w:rPr>
+      </w:pPr>
+      <w:r>
+        <w:rPr>
+          <w:rFonts w:cstheme="minorHAnsi"/>
+          <w:sz w:val="24"/>
+          <w:szCs w:val="24"/>
+        </w:rPr>
+        <w:t xml:space="preserve">  --resource-group </w:t>
+      </w:r>
+      <w:proofErr w:type="spellStart"/>
+      <w:r>
+        <w:rPr>
+          <w:rFonts w:cstheme="minorHAnsi"/>
+          <w:sz w:val="24"/>
+          <w:szCs w:val="24"/>
+        </w:rPr>
+        <w:t>TestMskRsGrp</w:t>
+      </w:r>
+      <w:proofErr w:type="spellEnd"/>
+      <w:r>
+        <w:rPr>
+          <w:rFonts w:cstheme="minorHAnsi"/>
+          <w:sz w:val="24"/>
+          <w:szCs w:val="24"/>
+        </w:rPr>
+        <w:t xml:space="preserve"> \</w:t>
+      </w:r>
+    </w:p>
+    <w:p>
+      <w:pPr>
+        <w:rPr>
+          <w:rFonts w:cstheme="minorHAnsi"/>
+          <w:sz w:val="24"/>
+          <w:szCs w:val="24"/>
+        </w:rPr>
+      </w:pPr>
+      <w:r>
+        <w:rPr>
+          <w:rFonts w:cstheme="minorHAnsi"/>
+          <w:sz w:val="24"/>
+          <w:szCs w:val="24"/>
+        </w:rPr>
+        <w:t xml:space="preserve">  --namespace-name </w:t>
+      </w:r>
+      <w:proofErr w:type="spellStart"/>
+      <w:r>
+        <w:rPr>
+          <w:rFonts w:cstheme="minorHAnsi"/>
+          <w:sz w:val="24"/>
+          <w:szCs w:val="24"/>
+        </w:rPr>
+        <w:t>TestMskServBs</w:t>
+      </w:r>
+      <w:proofErr w:type="spellEnd"/>
+      <w:r>
+        <w:rPr>
+          <w:rFonts w:cstheme="minorHAnsi"/>
+          <w:sz w:val="24"/>
+          <w:szCs w:val="24"/>
+        </w:rPr>
+        <w:t xml:space="preserve"> \</w:t>
+      </w:r>
+    </w:p>
+    <w:p>
+      <w:pPr>
+        <w:rPr>
+          <w:rFonts w:cstheme="minorHAnsi"/>
+          <w:sz w:val="24"/>
+          <w:szCs w:val="24"/>
+        </w:rPr>
+      </w:pPr>
+      <w:r>
+        <w:rPr>
+          <w:rFonts w:cstheme="minorHAnsi"/>
+          <w:sz w:val="24"/>
+          <w:szCs w:val="24"/>
+        </w:rPr>
+        <w:t xml:space="preserve">  --name </w:t>
+      </w:r>
+      <w:proofErr w:type="spellStart"/>
+      <w:r>
+        <w:rPr>
+          <w:rFonts w:cstheme="minorHAnsi"/>
+          <w:sz w:val="24"/>
+          <w:szCs w:val="24"/>
+        </w:rPr>
+        <w:t>ShippingQueue</w:t>
+      </w:r>
+      <w:proofErr w:type="spellEnd"/>
+    </w:p>
+    <w:p>
+      <w:pPr>
+        <w:rPr>
+          <w:rFonts w:cstheme="minorHAnsi"/>
+          <w:sz w:val="24"/>
+          <w:szCs w:val="24"/>
+        </w:rPr>
+      </w:pPr>
+      <w:r>
+        <w:rPr>
+          <w:rFonts w:cstheme="minorHAnsi"/>
+          <w:b/>
+          <w:bCs/>
+          <w:sz w:val="24"/>
+          <w:szCs w:val="24"/>
+        </w:rPr>
+        <w:t>Verify:</w:t>
+      </w:r>
+    </w:p>
+    <w:p>
+      <w:pPr>
+        <w:rPr>
+          <w:rFonts w:cstheme="minorHAnsi"/>
+          <w:sz w:val="24"/>
+          <w:szCs w:val="24"/>
+        </w:rPr>
+      </w:pPr>
+      <w:r>
+        <w:rPr>
+          <w:rFonts w:cstheme="minorHAnsi"/>
+          <w:sz w:val="24"/>
+          <w:szCs w:val="24"/>
+        </w:rPr>
+        <w:t>bash</w:t>
+      </w:r>
+    </w:p>
+    <w:p>
+      <w:pPr>
+        <w:rPr>
+          <w:rFonts w:cstheme="minorHAnsi"/>
+          <w:sz w:val="24"/>
+          <w:szCs w:val="24"/>
+        </w:rPr>
+      </w:pPr>
+      <w:proofErr w:type="spellStart"/>
+      <w:r>
+        <w:rPr>
+          <w:rFonts w:cstheme="minorHAnsi"/>
+          <w:sz w:val="24"/>
+          <w:szCs w:val="24"/>
+        </w:rPr>
+        <w:t>az</w:t>
+      </w:r>
+      <w:proofErr w:type="spellEnd"/>
+      <w:r>
+        <w:rPr>
+          <w:rFonts w:cstheme="minorHAnsi"/>
+          <w:sz w:val="24"/>
+          <w:szCs w:val="24"/>
+        </w:rPr>
+        <w:t xml:space="preserve"> </w:t>
+      </w:r>
+      <w:proofErr w:type="spellStart"/>
+      <w:r>
+        <w:rPr>
+          <w:rFonts w:cstheme="minorHAnsi"/>
+          <w:sz w:val="24"/>
+          <w:szCs w:val="24"/>
+        </w:rPr>
+        <w:t>servicebus</w:t>
+      </w:r>
+      <w:proofErr w:type="spellEnd"/>
+      <w:r>
+        <w:rPr>
+          <w:rFonts w:cstheme="minorHAnsi"/>
+          <w:sz w:val="24"/>
+          <w:szCs w:val="24"/>
+        </w:rPr>
+        <w:t xml:space="preserve"> queue list \</w:t>
+      </w:r>
+    </w:p>
+    <w:p>
+      <w:pPr>
+        <w:rPr>
+          <w:rFonts w:cstheme="minorHAnsi"/>
+          <w:sz w:val="24"/>
+          <w:szCs w:val="24"/>
+        </w:rPr>
+      </w:pPr>
+      <w:r>
+        <w:rPr>
+          <w:rFonts w:cstheme="minorHAnsi"/>
+          <w:sz w:val="24"/>
+          <w:szCs w:val="24"/>
+        </w:rPr>
+        <w:t xml:space="preserve">  --resource-group </w:t>
+      </w:r>
+      <w:proofErr w:type="spellStart"/>
+      <w:r>
+        <w:rPr>
+          <w:rFonts w:cstheme="minorHAnsi"/>
+          <w:sz w:val="24"/>
+          <w:szCs w:val="24"/>
+        </w:rPr>
+        <w:t>TestMskRsGrp</w:t>
+      </w:r>
+      <w:proofErr w:type="spellEnd"/>
+      <w:r>
+        <w:rPr>
+          <w:rFonts w:cstheme="minorHAnsi"/>
+          <w:sz w:val="24"/>
+          <w:szCs w:val="24"/>
+        </w:rPr>
+        <w:t xml:space="preserve"> \</w:t>
+      </w:r>
+    </w:p>
+    <w:p>
+      <w:pPr>
+        <w:rPr>
+          <w:rFonts w:cstheme="minorHAnsi"/>
+          <w:sz w:val="24"/>
+          <w:szCs w:val="24"/>
+        </w:rPr>
+      </w:pPr>
+      <w:r>
+        <w:rPr>
+          <w:rFonts w:cstheme="minorHAnsi"/>
+          <w:sz w:val="24"/>
+          <w:szCs w:val="24"/>
+        </w:rPr>
+        <w:t xml:space="preserve">  --namespace-name </w:t>
+      </w:r>
+      <w:proofErr w:type="spellStart"/>
+      <w:r>
+        <w:rPr>
+          <w:rFonts w:cstheme="minorHAnsi"/>
+          <w:sz w:val="24"/>
+          <w:szCs w:val="24"/>
+        </w:rPr>
+        <w:t>TestMskServBs</w:t>
+      </w:r>
+      <w:proofErr w:type="spellEnd"/>
+      <w:r>
+        <w:rPr>
+          <w:rFonts w:cstheme="minorHAnsi"/>
+          <w:sz w:val="24"/>
+          <w:szCs w:val="24"/>
+        </w:rPr>
+        <w:t xml:space="preserve"> \</w:t>
+      </w:r>
+    </w:p>
+    <w:p>
+      <w:pPr>
+        <w:rPr>
+          <w:rFonts w:cstheme="minorHAnsi"/>
+          <w:sz w:val="24"/>
+          <w:szCs w:val="24"/>
+        </w:rPr>
+      </w:pPr>
+      <w:r>
+        <w:rPr>
+          <w:rFonts w:cstheme="minorHAnsi"/>
+          <w:sz w:val="24"/>
+          <w:szCs w:val="24"/>
+        </w:rPr>
+        <w:t xml:space="preserve">  --output table</w:t>
+      </w:r>
+    </w:p>
+    <w:p>
+      <w:pPr>
+        <w:rPr>
+          <w:rFonts w:cstheme="minorHAnsi"/>
+          <w:sz w:val="24"/>
+          <w:szCs w:val="24"/>
+        </w:rPr>
+      </w:pPr>
+      <w:r>
+        <w:rPr>
+          <w:rFonts w:cstheme="minorHAnsi"/>
+          <w:b/>
+          <w:bCs/>
+          <w:sz w:val="24"/>
+          <w:szCs w:val="24"/>
+        </w:rPr>
+        <w:t>Expected Result:</w:t>
+      </w:r>
+      <w:r>
+        <w:rPr>
+          <w:rFonts w:cstheme="minorHAnsi"/>
+          <w:sz w:val="24"/>
+          <w:szCs w:val="24"/>
+        </w:rPr>
+        <w:t xml:space="preserve"> Queues </w:t>
+      </w:r>
+      <w:proofErr w:type="spellStart"/>
+      <w:r>
+        <w:rPr>
+          <w:rFonts w:cstheme="minorHAnsi"/>
+          <w:sz w:val="24"/>
+          <w:szCs w:val="24"/>
+        </w:rPr>
+        <w:t>OrderQueue</w:t>
+      </w:r>
+      <w:proofErr w:type="spellEnd"/>
+      <w:r>
+        <w:rPr>
+          <w:rFonts w:cstheme="minorHAnsi"/>
+          <w:sz w:val="24"/>
+          <w:szCs w:val="24"/>
+        </w:rPr>
+        <w:t xml:space="preserve">, </w:t>
+      </w:r>
+      <w:proofErr w:type="spellStart"/>
+      <w:r>
+        <w:rPr>
+          <w:rFonts w:cstheme="minorHAnsi"/>
+          <w:sz w:val="24"/>
+          <w:szCs w:val="24"/>
+        </w:rPr>
+        <w:t>PaymentQueue</w:t>
+      </w:r>
+      <w:proofErr w:type="spellEnd"/>
+      <w:r>
+        <w:rPr>
+          <w:rFonts w:cstheme="minorHAnsi"/>
+          <w:sz w:val="24"/>
+          <w:szCs w:val="24"/>
+        </w:rPr>
+        <w:t xml:space="preserve">, and </w:t>
+      </w:r>
+      <w:proofErr w:type="spellStart"/>
+      <w:r>
+        <w:rPr>
+          <w:rFonts w:cstheme="minorHAnsi"/>
+          <w:sz w:val="24"/>
+          <w:szCs w:val="24"/>
+        </w:rPr>
+        <w:t>ShippingQueue</w:t>
+      </w:r>
+      <w:proofErr w:type="spellEnd"/>
+      <w:r>
+        <w:rPr>
+          <w:rFonts w:cstheme="minorHAnsi"/>
+          <w:sz w:val="24"/>
+          <w:szCs w:val="24"/>
+        </w:rPr>
+        <w:t xml:space="preserve"> listed under namespace </w:t>
+      </w:r>
+      <w:proofErr w:type="spellStart"/>
+      <w:r>
+        <w:rPr>
+          <w:rFonts w:cstheme="minorHAnsi"/>
+          <w:sz w:val="24"/>
+          <w:szCs w:val="24"/>
+        </w:rPr>
+        <w:t>TestMskServBs</w:t>
+      </w:r>
+      <w:proofErr w:type="spellEnd"/>
+      <w:r>
+        <w:rPr>
+          <w:rFonts w:cstheme="minorHAnsi"/>
+          <w:sz w:val="24"/>
+          <w:szCs w:val="24"/>
+        </w:rPr>
+        <w:t>.</w:t>
+      </w:r>
+    </w:p>
+    <w:p>
+      <w:pPr>
+        <w:rPr>
+          <w:rFonts w:cstheme="minorHAnsi"/>
+          <w:b/>
+          <w:bCs/>
+          <w:sz w:val="24"/>
+          <w:szCs w:val="24"/>
+        </w:rPr>
+      </w:pPr>
+      <w:r>
+        <w:rPr>
+          <w:rFonts w:cstheme="minorHAnsi"/>
+          <w:b/>
+          <w:bCs/>
+          <w:sz w:val="24"/>
+          <w:szCs w:val="24"/>
+        </w:rPr>
+        <w:lastRenderedPageBreak/>
+        <w:t>13. Retrieve Connection String</w:t>
+      </w:r>
+    </w:p>
+    <w:p>
+      <w:pPr>
+        <w:rPr>
+          <w:rFonts w:cstheme="minorHAnsi"/>
+          <w:sz w:val="24"/>
+          <w:szCs w:val="24"/>
+        </w:rPr>
+      </w:pPr>
+      <w:r>
+        <w:rPr>
+          <w:rFonts w:cstheme="minorHAnsi"/>
+          <w:b/>
+          <w:bCs/>
+          <w:sz w:val="24"/>
+          <w:szCs w:val="24"/>
+        </w:rPr>
+        <w:t>Cloud Shell Steps:</w:t>
+      </w:r>
+    </w:p>
+    <w:p>
+      <w:pPr>
+        <w:rPr>
+          <w:rFonts w:cstheme="minorHAnsi"/>
+          <w:sz w:val="24"/>
+          <w:szCs w:val="24"/>
+        </w:rPr>
+      </w:pPr>
+      <w:r>
+        <w:rPr>
+          <w:rFonts w:cstheme="minorHAnsi"/>
+          <w:sz w:val="24"/>
+          <w:szCs w:val="24"/>
+        </w:rPr>
+        <w:t>bash</w:t>
+      </w:r>
+    </w:p>
+    <w:p>
+      <w:pPr>
+        <w:rPr>
+          <w:rFonts w:cstheme="minorHAnsi"/>
+          <w:sz w:val="24"/>
+          <w:szCs w:val="24"/>
+        </w:rPr>
+      </w:pPr>
+      <w:proofErr w:type="spellStart"/>
+      <w:r>
+        <w:rPr>
+          <w:rFonts w:cstheme="minorHAnsi"/>
+          <w:sz w:val="24"/>
+          <w:szCs w:val="24"/>
+        </w:rPr>
+        <w:t>az</w:t>
+      </w:r>
+      <w:proofErr w:type="spellEnd"/>
+      <w:r>
+        <w:rPr>
+          <w:rFonts w:cstheme="minorHAnsi"/>
+          <w:sz w:val="24"/>
+          <w:szCs w:val="24"/>
+        </w:rPr>
+        <w:t xml:space="preserve"> </w:t>
+      </w:r>
+      <w:proofErr w:type="spellStart"/>
+      <w:r>
+        <w:rPr>
+          <w:rFonts w:cstheme="minorHAnsi"/>
+          <w:sz w:val="24"/>
+          <w:szCs w:val="24"/>
+        </w:rPr>
+        <w:t>servicebus</w:t>
+      </w:r>
+      <w:proofErr w:type="spellEnd"/>
+      <w:r>
+        <w:rPr>
+          <w:rFonts w:cstheme="minorHAnsi"/>
+          <w:sz w:val="24"/>
+          <w:szCs w:val="24"/>
+        </w:rPr>
+        <w:t xml:space="preserve"> namespace authorization-rule keys list \</w:t>
+      </w:r>
+    </w:p>
+    <w:p>
+      <w:pPr>
+        <w:rPr>
+          <w:rFonts w:cstheme="minorHAnsi"/>
+          <w:sz w:val="24"/>
+          <w:szCs w:val="24"/>
+        </w:rPr>
+      </w:pPr>
+      <w:r>
+        <w:rPr>
+          <w:rFonts w:cstheme="minorHAnsi"/>
+          <w:sz w:val="24"/>
+          <w:szCs w:val="24"/>
+        </w:rPr>
+        <w:t xml:space="preserve">  --resource-group </w:t>
+      </w:r>
+      <w:proofErr w:type="spellStart"/>
+      <w:r>
+        <w:rPr>
+          <w:rFonts w:cstheme="minorHAnsi"/>
+          <w:sz w:val="24"/>
+          <w:szCs w:val="24"/>
+        </w:rPr>
+        <w:t>TestMskRsGrp</w:t>
+      </w:r>
+      <w:proofErr w:type="spellEnd"/>
+      <w:r>
+        <w:rPr>
+          <w:rFonts w:cstheme="minorHAnsi"/>
+          <w:sz w:val="24"/>
+          <w:szCs w:val="24"/>
+        </w:rPr>
+        <w:t xml:space="preserve"> \</w:t>
+      </w:r>
+    </w:p>
+    <w:p>
+      <w:pPr>
+        <w:rPr>
+          <w:rFonts w:cstheme="minorHAnsi"/>
+          <w:sz w:val="24"/>
+          <w:szCs w:val="24"/>
+        </w:rPr>
+      </w:pPr>
+      <w:r>
+        <w:rPr>
+          <w:rFonts w:cstheme="minorHAnsi"/>
+          <w:sz w:val="24"/>
+          <w:szCs w:val="24"/>
+        </w:rPr>
+        <w:t xml:space="preserve">  --namespace-name </w:t>
+      </w:r>
+      <w:proofErr w:type="spellStart"/>
+      <w:r>
+        <w:rPr>
+          <w:rFonts w:cstheme="minorHAnsi"/>
+          <w:sz w:val="24"/>
+          <w:szCs w:val="24"/>
+        </w:rPr>
+        <w:t>TestMskServBs</w:t>
+      </w:r>
+      <w:proofErr w:type="spellEnd"/>
+      <w:r>
+        <w:rPr>
+          <w:rFonts w:cstheme="minorHAnsi"/>
+          <w:sz w:val="24"/>
+          <w:szCs w:val="24"/>
+        </w:rPr>
+        <w:t xml:space="preserve"> \</w:t>
+      </w:r>
+    </w:p>
+    <w:p>
+      <w:pPr>
+        <w:rPr>
+          <w:rFonts w:cstheme="minorHAnsi"/>
+          <w:sz w:val="24"/>
+          <w:szCs w:val="24"/>
+        </w:rPr>
+      </w:pPr>
+      <w:r>
+        <w:rPr>
+          <w:rFonts w:cstheme="minorHAnsi"/>
+          <w:sz w:val="24"/>
+          <w:szCs w:val="24"/>
+        </w:rPr>
+        <w:t xml:space="preserve">  --name </w:t>
+      </w:r>
+      <w:proofErr w:type="spellStart"/>
+      <w:r>
+        <w:rPr>
+          <w:rFonts w:cstheme="minorHAnsi"/>
+          <w:sz w:val="24"/>
+          <w:szCs w:val="24"/>
+        </w:rPr>
+        <w:t>RootManageSharedAccessKey</w:t>
+      </w:r>
+      <w:proofErr w:type="spellEnd"/>
+      <w:r>
+        <w:rPr>
+          <w:rFonts w:cstheme="minorHAnsi"/>
+          <w:sz w:val="24"/>
+          <w:szCs w:val="24"/>
+        </w:rPr>
+        <w:t xml:space="preserve"> \</w:t>
+      </w:r>
+    </w:p>
+    <w:p>
+      <w:pPr>
+        <w:rPr>
+          <w:rFonts w:cstheme="minorHAnsi"/>
+          <w:sz w:val="24"/>
+          <w:szCs w:val="24"/>
+        </w:rPr>
+      </w:pPr>
+      <w:r>
+        <w:rPr>
+          <w:rFonts w:cstheme="minorHAnsi"/>
+          <w:sz w:val="24"/>
+          <w:szCs w:val="24"/>
+        </w:rPr>
+        <w:t xml:space="preserve">  --query </w:t>
+      </w:r>
+      <w:proofErr w:type="spellStart"/>
+      <w:r>
+        <w:rPr>
+          <w:rFonts w:cstheme="minorHAnsi"/>
+          <w:sz w:val="24"/>
+          <w:szCs w:val="24"/>
+        </w:rPr>
+        <w:t>primaryConnectionString</w:t>
+      </w:r>
+      <w:proofErr w:type="spellEnd"/>
+      <w:r>
+        <w:rPr>
+          <w:rFonts w:cstheme="minorHAnsi"/>
+          <w:sz w:val="24"/>
+          <w:szCs w:val="24"/>
+        </w:rPr>
+        <w:t xml:space="preserve"> \</w:t>
+      </w:r>
+    </w:p>
+    <w:p>
+      <w:pPr>
+        <w:rPr>
+          <w:rFonts w:cstheme="minorHAnsi"/>
+          <w:sz w:val="24"/>
+          <w:szCs w:val="24"/>
+        </w:rPr>
+      </w:pPr>
+      <w:r>
+        <w:rPr>
+          <w:rFonts w:cstheme="minorHAnsi"/>
+          <w:sz w:val="24"/>
+          <w:szCs w:val="24"/>
+        </w:rPr>
+        <w:t xml:space="preserve">  --output </w:t>
+      </w:r>
+      <w:proofErr w:type="spellStart"/>
+      <w:r>
+        <w:rPr>
+          <w:rFonts w:cstheme="minorHAnsi"/>
+          <w:sz w:val="24"/>
+          <w:szCs w:val="24"/>
+        </w:rPr>
+        <w:t>tsv</w:t>
+      </w:r>
+      <w:proofErr w:type="spellEnd"/>
+    </w:p>
+    <w:p>
+      <w:pPr>
+        <w:rPr>
+          <w:rFonts w:cstheme="minorHAnsi"/>
+          <w:sz w:val="24"/>
+          <w:szCs w:val="24"/>
+        </w:rPr>
+      </w:pPr>
+      <w:r>
+        <w:rPr>
+          <w:rFonts w:cstheme="minorHAnsi"/>
+          <w:b/>
+          <w:bCs/>
+          <w:sz w:val="24"/>
+          <w:szCs w:val="24"/>
+        </w:rPr>
+        <w:t>Expected Result:</w:t>
+      </w:r>
+      <w:r>
+        <w:rPr>
+          <w:rFonts w:cstheme="minorHAnsi"/>
+          <w:sz w:val="24"/>
+          <w:szCs w:val="24"/>
+        </w:rPr>
+        <w:t xml:space="preserve"> Full connection string printed in format: Endpoint=sb://testmskservbs.servicebus.windows.net/;SharedAccessKeyName=RootManageSharedAccessKey;SharedAccessKey=...</w:t>
+      </w:r>
+    </w:p>
+    <w:p>
+      <w:pPr>
+        <w:rPr>
+          <w:rFonts w:cstheme="minorHAnsi"/>
+          <w:b/>
+          <w:bCs/>
+          <w:sz w:val="24"/>
+          <w:szCs w:val="24"/>
+        </w:rPr>
+      </w:pPr>
+      <w:r>
+        <w:rPr>
+          <w:rFonts w:cstheme="minorHAnsi"/>
+          <w:b/>
+          <w:bCs/>
+          <w:sz w:val="24"/>
+          <w:szCs w:val="24"/>
+        </w:rPr>
+        <w:t>14. Secure Connection String in AKS</w:t>
+      </w:r>
+    </w:p>
+    <w:p>
+      <w:pPr>
+        <w:rPr>
+          <w:rFonts w:cstheme="minorHAnsi"/>
+          <w:sz w:val="24"/>
+          <w:szCs w:val="24"/>
+        </w:rPr>
+      </w:pPr>
+      <w:r>
+        <w:rPr>
+          <w:rFonts w:cstheme="minorHAnsi"/>
+          <w:b/>
+          <w:bCs/>
+          <w:sz w:val="24"/>
+          <w:szCs w:val="24"/>
+        </w:rPr>
+        <w:t>Cloud Shell Steps:</w:t>
+      </w:r>
+    </w:p>
+    <w:p>
+      <w:pPr>
+        <w:rPr>
+          <w:rFonts w:cstheme="minorHAnsi"/>
+          <w:sz w:val="24"/>
+          <w:szCs w:val="24"/>
+        </w:rPr>
+      </w:pPr>
+      <w:r>
+        <w:rPr>
+          <w:rFonts w:cstheme="minorHAnsi"/>
+          <w:sz w:val="24"/>
+          <w:szCs w:val="24"/>
+        </w:rPr>
+        <w:t>bash</w:t>
+      </w:r>
+    </w:p>
+    <w:p>
+      <w:pPr>
+        <w:rPr>
+          <w:rFonts w:cstheme="minorHAnsi"/>
+          <w:sz w:val="24"/>
+          <w:szCs w:val="24"/>
+        </w:rPr>
+      </w:pPr>
+      <w:proofErr w:type="spellStart"/>
+      <w:r>
+        <w:rPr>
+          <w:rFonts w:cstheme="minorHAnsi"/>
+          <w:sz w:val="24"/>
+          <w:szCs w:val="24"/>
+        </w:rPr>
+        <w:t>kubectl</w:t>
+      </w:r>
+      <w:proofErr w:type="spellEnd"/>
+      <w:r>
+        <w:rPr>
+          <w:rFonts w:cstheme="minorHAnsi"/>
+          <w:sz w:val="24"/>
+          <w:szCs w:val="24"/>
+        </w:rPr>
+        <w:t xml:space="preserve"> create secret generic </w:t>
+      </w:r>
+      <w:proofErr w:type="spellStart"/>
+      <w:r>
+        <w:rPr>
+          <w:rFonts w:cstheme="minorHAnsi"/>
+          <w:sz w:val="24"/>
+          <w:szCs w:val="24"/>
+        </w:rPr>
+        <w:t>servicebus</w:t>
+      </w:r>
+      <w:proofErr w:type="spellEnd"/>
+      <w:r>
+        <w:rPr>
+          <w:rFonts w:cstheme="minorHAnsi"/>
+          <w:sz w:val="24"/>
+          <w:szCs w:val="24"/>
+        </w:rPr>
+        <w:t>-secret \</w:t>
+      </w:r>
+    </w:p>
+    <w:p>
+      <w:pPr>
+        <w:rPr>
+          <w:rFonts w:cstheme="minorHAnsi"/>
+          <w:sz w:val="24"/>
+          <w:szCs w:val="24"/>
+        </w:rPr>
+      </w:pPr>
+      <w:r>
+        <w:rPr>
+          <w:rFonts w:cstheme="minorHAnsi"/>
+          <w:sz w:val="24"/>
+          <w:szCs w:val="24"/>
+        </w:rPr>
+        <w:t xml:space="preserve">  --from-literal=connectionString="Endpoint=sb://testmskservbs.servicebus.windows.net/;SharedAccessKeyName=RootManageSharedAccessKey;SharedAccessKey=..."</w:t>
+      </w:r>
+    </w:p>
+    <w:p>
+      <w:pPr>
+        <w:rPr>
+          <w:rFonts w:cstheme="minorHAnsi"/>
+          <w:sz w:val="24"/>
+          <w:szCs w:val="24"/>
+        </w:rPr>
+      </w:pPr>
+      <w:r>
+        <w:rPr>
+          <w:rFonts w:cstheme="minorHAnsi"/>
+          <w:b/>
+          <w:bCs/>
+          <w:sz w:val="24"/>
+          <w:szCs w:val="24"/>
+        </w:rPr>
+        <w:t>Verify:</w:t>
+      </w:r>
+    </w:p>
+    <w:p>
+      <w:pPr>
+        <w:rPr>
+          <w:rFonts w:cstheme="minorHAnsi"/>
+          <w:sz w:val="24"/>
+          <w:szCs w:val="24"/>
+        </w:rPr>
+      </w:pPr>
+      <w:r>
+        <w:rPr>
+          <w:rFonts w:cstheme="minorHAnsi"/>
+          <w:sz w:val="24"/>
+          <w:szCs w:val="24"/>
+        </w:rPr>
+        <w:t>bash</w:t>
+      </w:r>
+    </w:p>
+    <w:p>
+      <w:pPr>
+        <w:rPr>
+          <w:rFonts w:cstheme="minorHAnsi"/>
+          <w:sz w:val="24"/>
+          <w:szCs w:val="24"/>
+        </w:rPr>
+      </w:pPr>
+      <w:proofErr w:type="spellStart"/>
+      <w:r>
+        <w:rPr>
+          <w:rFonts w:cstheme="minorHAnsi"/>
+          <w:sz w:val="24"/>
+          <w:szCs w:val="24"/>
+        </w:rPr>
+        <w:t>kubectl</w:t>
+      </w:r>
+      <w:proofErr w:type="spellEnd"/>
+      <w:r>
+        <w:rPr>
+          <w:rFonts w:cstheme="minorHAnsi"/>
+          <w:sz w:val="24"/>
+          <w:szCs w:val="24"/>
+        </w:rPr>
+        <w:t xml:space="preserve"> get secret </w:t>
+      </w:r>
+      <w:proofErr w:type="spellStart"/>
+      <w:r>
+        <w:rPr>
+          <w:rFonts w:cstheme="minorHAnsi"/>
+          <w:sz w:val="24"/>
+          <w:szCs w:val="24"/>
+        </w:rPr>
+        <w:t>servicebus</w:t>
+      </w:r>
+      <w:proofErr w:type="spellEnd"/>
+      <w:r>
+        <w:rPr>
+          <w:rFonts w:cstheme="minorHAnsi"/>
+          <w:sz w:val="24"/>
+          <w:szCs w:val="24"/>
+        </w:rPr>
+        <w:t>-secret</w:t>
+      </w:r>
+    </w:p>
+    <w:p>
+      <w:pPr>
+        <w:rPr>
+          <w:rFonts w:cstheme="minorHAnsi"/>
+          <w:sz w:val="24"/>
+          <w:szCs w:val="24"/>
+        </w:rPr>
+      </w:pPr>
+      <w:r>
+        <w:rPr>
+          <w:rFonts w:cstheme="minorHAnsi"/>
+          <w:b/>
+          <w:bCs/>
+          <w:sz w:val="24"/>
+          <w:szCs w:val="24"/>
+        </w:rPr>
+        <w:t>Expected Result:</w:t>
+      </w:r>
+      <w:r>
+        <w:rPr>
+          <w:rFonts w:cstheme="minorHAnsi"/>
+          <w:sz w:val="24"/>
+          <w:szCs w:val="24"/>
+        </w:rPr>
+        <w:t xml:space="preserve"> Secret </w:t>
+      </w:r>
+      <w:proofErr w:type="spellStart"/>
+      <w:r>
+        <w:rPr>
+          <w:rFonts w:cstheme="minorHAnsi"/>
+          <w:sz w:val="24"/>
+          <w:szCs w:val="24"/>
+        </w:rPr>
+        <w:t>servicebus</w:t>
+      </w:r>
+      <w:proofErr w:type="spellEnd"/>
+      <w:r>
+        <w:rPr>
+          <w:rFonts w:cstheme="minorHAnsi"/>
+          <w:sz w:val="24"/>
+          <w:szCs w:val="24"/>
+        </w:rPr>
+        <w:t>-secret listed with type Opaque.</w:t>
+      </w:r>
+    </w:p>
+    <w:p>
+      <w:pPr>
+        <w:rPr>
+          <w:rFonts w:cstheme="minorHAnsi"/>
+          <w:b/>
+          <w:bCs/>
+          <w:sz w:val="24"/>
+          <w:szCs w:val="24"/>
+        </w:rPr>
+      </w:pPr>
+      <w:r>
+        <w:rPr>
+          <w:rFonts w:ascii="Segoe UI Emoji" w:hAnsi="Segoe UI Emoji" w:cs="Segoe UI Emoji"/>
+          <w:b/>
+          <w:bCs/>
+          <w:sz w:val="24"/>
+          <w:szCs w:val="24"/>
+        </w:rPr>
+        <w:t>🔑</w:t>
+      </w:r>
+      <w:r>
+        <w:rPr>
+          <w:rFonts w:cstheme="minorHAnsi"/>
+          <w:b/>
+          <w:bCs/>
+          <w:sz w:val="24"/>
+          <w:szCs w:val="24"/>
+        </w:rPr>
+        <w:t xml:space="preserve"> Enterprise Notes (Service Bus)</w:t>
+      </w:r>
+    </w:p>
+    <w:p>
+      <w:pPr>
+        <w:numPr>
+          <w:ilvl w:val="0"/>
+          <w:numId w:val="4"/>
+        </w:numPr>
+        <w:rPr>
+          <w:rFonts w:cstheme="minorHAnsi"/>
+          <w:sz w:val="24"/>
+          <w:szCs w:val="24"/>
+        </w:rPr>
+      </w:pPr>
+      <w:r>
+        <w:rPr>
+          <w:rFonts w:cstheme="minorHAnsi"/>
+          <w:b/>
+          <w:bCs/>
+          <w:sz w:val="24"/>
+          <w:szCs w:val="24"/>
+        </w:rPr>
+        <w:t>Reusable:</w:t>
+      </w:r>
+      <w:r>
+        <w:rPr>
+          <w:rFonts w:cstheme="minorHAnsi"/>
+          <w:sz w:val="24"/>
+          <w:szCs w:val="24"/>
+        </w:rPr>
+        <w:t xml:space="preserve"> Replace namespace name (</w:t>
+      </w:r>
+      <w:proofErr w:type="spellStart"/>
+      <w:r>
+        <w:rPr>
+          <w:rFonts w:cstheme="minorHAnsi"/>
+          <w:sz w:val="24"/>
+          <w:szCs w:val="24"/>
+        </w:rPr>
+        <w:t>TestMskServBs</w:t>
+      </w:r>
+      <w:proofErr w:type="spellEnd"/>
+      <w:r>
+        <w:rPr>
+          <w:rFonts w:cstheme="minorHAnsi"/>
+          <w:sz w:val="24"/>
+          <w:szCs w:val="24"/>
+        </w:rPr>
+        <w:t>) and queue names for other projects.</w:t>
+      </w:r>
+    </w:p>
+    <w:p>
+      <w:pPr>
+        <w:numPr>
+          <w:ilvl w:val="0"/>
+          <w:numId w:val="4"/>
+        </w:numPr>
+        <w:rPr>
+          <w:rFonts w:cstheme="minorHAnsi"/>
+          <w:sz w:val="24"/>
+          <w:szCs w:val="24"/>
+        </w:rPr>
+      </w:pPr>
+      <w:r>
+        <w:rPr>
+          <w:rFonts w:cstheme="minorHAnsi"/>
+          <w:b/>
+          <w:bCs/>
+          <w:sz w:val="24"/>
+          <w:szCs w:val="24"/>
+        </w:rPr>
+        <w:t>Security:</w:t>
+      </w:r>
+      <w:r>
+        <w:rPr>
+          <w:rFonts w:cstheme="minorHAnsi"/>
+          <w:sz w:val="24"/>
+          <w:szCs w:val="24"/>
+        </w:rPr>
+        <w:t xml:space="preserve"> Never commit connection strings to GitHub; inject via Kubernetes Secrets or Azure Key Vault.</w:t>
+      </w:r>
+    </w:p>
+    <w:p>
+      <w:pPr>
+        <w:numPr>
+          <w:ilvl w:val="0"/>
+          <w:numId w:val="4"/>
+        </w:numPr>
+        <w:rPr>
+          <w:rFonts w:cstheme="minorHAnsi"/>
+          <w:sz w:val="24"/>
+          <w:szCs w:val="24"/>
+        </w:rPr>
+      </w:pPr>
+      <w:r>
+        <w:rPr>
+          <w:rFonts w:cstheme="minorHAnsi"/>
+          <w:b/>
+          <w:bCs/>
+          <w:sz w:val="24"/>
+          <w:szCs w:val="24"/>
+        </w:rPr>
+        <w:t>Scalability:</w:t>
+      </w:r>
+      <w:r>
+        <w:rPr>
+          <w:rFonts w:cstheme="minorHAnsi"/>
+          <w:sz w:val="24"/>
+          <w:szCs w:val="24"/>
+        </w:rPr>
+        <w:t xml:space="preserve"> Use Topics + Subscriptions for fan</w:t>
+      </w:r>
+      <w:r>
+        <w:rPr>
+          <w:rFonts w:cstheme="minorHAnsi"/>
+          <w:sz w:val="24"/>
+          <w:szCs w:val="24"/>
+        </w:rPr>
+        <w:noBreakHyphen/>
+        <w:t>out messaging patterns.</w:t>
+      </w:r>
+    </w:p>
+    <w:p>
+      <w:pPr>
+        <w:numPr>
+          <w:ilvl w:val="0"/>
+          <w:numId w:val="4"/>
+        </w:numPr>
+        <w:rPr>
+          <w:rFonts w:cstheme="minorHAnsi"/>
+          <w:sz w:val="24"/>
+          <w:szCs w:val="24"/>
+        </w:rPr>
+      </w:pPr>
+      <w:r>
+        <w:rPr>
+          <w:rFonts w:cstheme="minorHAnsi"/>
+          <w:b/>
+          <w:bCs/>
+          <w:sz w:val="24"/>
+          <w:szCs w:val="24"/>
+        </w:rPr>
+        <w:t>Monitoring:</w:t>
+      </w:r>
+      <w:r>
+        <w:rPr>
+          <w:rFonts w:cstheme="minorHAnsi"/>
+          <w:sz w:val="24"/>
+          <w:szCs w:val="24"/>
+        </w:rPr>
+        <w:t xml:space="preserve"> Enable diagnostics and integrate with Azure Monitor for message tracking.</w:t>
+      </w:r>
+    </w:p>
+    <w:p>
+      <w:pPr>
+        <w:rPr>
+          <w:rFonts w:cstheme="minorHAnsi"/>
+          <w:sz w:val="24"/>
+          <w:szCs w:val="24"/>
+        </w:rPr>
+      </w:pPr>
+    </w:p>
+    <w:p>
+      <w:pPr>
+        <w:rPr>
+          <w:rFonts w:cstheme="minorHAnsi"/>
+          <w:sz w:val="24"/>
+          <w:szCs w:val="24"/>
+        </w:rPr>
+      </w:pPr>
+    </w:p>
     <w:sectPr>
       <w:pgSz w:w="11906" w:h="16838"/>
       <w:pgMar w:top="1440" w:right="1440" w:bottom="1440" w:left="1440" w:header="708" w:footer="708" w:gutter="0"/>
@@ -1960,6 +9120,155 @@
       </w:rPr>
     </w:lvl>
   </w:abstractNum>
+  <w:abstractNum w:abstractNumId="3" w15:restartNumberingAfterBreak="0">
+    <w:nsid w:val="71AB7FF7"/>
+    <w:multiLevelType w:val="multilevel"/>
+    <w:tmpl w:val="11149EDC"/>
+    <w:lvl w:ilvl="0">
+      <w:start w:val="1"/>
+      <w:numFmt w:val="bullet"/>
+      <w:lvlText w:val=""/>
+      <w:lvlJc w:val="left"/>
+      <w:pPr>
+        <w:tabs>
+          <w:tab w:val="num" w:pos="720"/>
+        </w:tabs>
+        <w:ind w:left="720" w:hanging="360"/>
+      </w:pPr>
+      <w:rPr>
+        <w:rFonts w:ascii="Symbol" w:hAnsi="Symbol" w:hint="default"/>
+        <w:sz w:val="20"/>
+      </w:rPr>
+    </w:lvl>
+    <w:lvl w:ilvl="1" w:tentative="1">
+      <w:start w:val="1"/>
+      <w:numFmt w:val="bullet"/>
+      <w:lvlText w:val="o"/>
+      <w:lvlJc w:val="left"/>
+      <w:pPr>
+        <w:tabs>
+          <w:tab w:val="num" w:pos="1440"/>
+        </w:tabs>
+        <w:ind w:left="1440" w:hanging="360"/>
+      </w:pPr>
+      <w:rPr>
+        <w:rFonts w:ascii="Courier New" w:hAnsi="Courier New" w:hint="default"/>
+        <w:sz w:val="20"/>
+      </w:rPr>
+    </w:lvl>
+    <w:lvl w:ilvl="2" w:tentative="1">
+      <w:start w:val="1"/>
+      <w:numFmt w:val="bullet"/>
+      <w:lvlText w:val=""/>
+      <w:lvlJc w:val="left"/>
+      <w:pPr>
+        <w:tabs>
+          <w:tab w:val="num" w:pos="2160"/>
+        </w:tabs>
+        <w:ind w:left="2160" w:hanging="360"/>
+      </w:pPr>
+      <w:rPr>
+        <w:rFonts w:ascii="Wingdings" w:hAnsi="Wingdings" w:hint="default"/>
+        <w:sz w:val="20"/>
+      </w:rPr>
+    </w:lvl>
+    <w:lvl w:ilvl="3" w:tentative="1">
+      <w:start w:val="1"/>
+      <w:numFmt w:val="bullet"/>
+      <w:lvlText w:val=""/>
+      <w:lvlJc w:val="left"/>
+      <w:pPr>
+        <w:tabs>
+          <w:tab w:val="num" w:pos="2880"/>
+        </w:tabs>
+        <w:ind w:left="2880" w:hanging="360"/>
+      </w:pPr>
+      <w:rPr>
+        <w:rFonts w:ascii="Wingdings" w:hAnsi="Wingdings" w:hint="default"/>
+        <w:sz w:val="20"/>
+      </w:rPr>
+    </w:lvl>
+    <w:lvl w:ilvl="4" w:tentative="1">
+      <w:start w:val="1"/>
+      <w:numFmt w:val="bullet"/>
+      <w:lvlText w:val=""/>
+      <w:lvlJc w:val="left"/>
+      <w:pPr>
+        <w:tabs>
+          <w:tab w:val="num" w:pos="3600"/>
+        </w:tabs>
+        <w:ind w:left="3600" w:hanging="360"/>
+      </w:pPr>
+      <w:rPr>
+        <w:rFonts w:ascii="Wingdings" w:hAnsi="Wingdings" w:hint="default"/>
+        <w:sz w:val="20"/>
+      </w:rPr>
+    </w:lvl>
+    <w:lvl w:ilvl="5" w:tentative="1">
+      <w:start w:val="1"/>
+      <w:numFmt w:val="bullet"/>
+      <w:lvlText w:val=""/>
+      <w:lvlJc w:val="left"/>
+      <w:pPr>
+        <w:tabs>
+          <w:tab w:val="num" w:pos="4320"/>
+        </w:tabs>
+        <w:ind w:left="4320" w:hanging="360"/>
+      </w:pPr>
+      <w:rPr>
+        <w:rFonts w:ascii="Wingdings" w:hAnsi="Wingdings" w:hint="default"/>
+        <w:sz w:val="20"/>
+      </w:rPr>
+    </w:lvl>
+    <w:lvl w:ilvl="6" w:tentative="1">
+      <w:start w:val="1"/>
+      <w:numFmt w:val="bullet"/>
+      <w:lvlText w:val=""/>
+      <w:lvlJc w:val="left"/>
+      <w:pPr>
+        <w:tabs>
+          <w:tab w:val="num" w:pos="5040"/>
+        </w:tabs>
+        <w:ind w:left="5040" w:hanging="360"/>
+      </w:pPr>
+      <w:rPr>
+        <w:rFonts w:ascii="Wingdings" w:hAnsi="Wingdings" w:hint="default"/>
+        <w:sz w:val="20"/>
+      </w:rPr>
+    </w:lvl>
+    <w:lvl w:ilvl="7" w:tentative="1">
+      <w:start w:val="1"/>
+      <w:numFmt w:val="bullet"/>
+      <w:lvlText w:val=""/>
+      <w:lvlJc w:val="left"/>
+      <w:pPr>
+        <w:tabs>
+          <w:tab w:val="num" w:pos="5760"/>
+        </w:tabs>
+        <w:ind w:left="5760" w:hanging="360"/>
+      </w:pPr>
+      <w:rPr>
+        <w:rFonts w:ascii="Wingdings" w:hAnsi="Wingdings" w:hint="default"/>
+        <w:sz w:val="20"/>
+      </w:rPr>
+    </w:lvl>
+    <w:lvl w:ilvl="8" w:tentative="1">
+      <w:start w:val="1"/>
+      <w:numFmt w:val="bullet"/>
+      <w:lvlText w:val=""/>
+      <w:lvlJc w:val="left"/>
+      <w:pPr>
+        <w:tabs>
+          <w:tab w:val="num" w:pos="6480"/>
+        </w:tabs>
+        <w:ind w:left="6480" w:hanging="360"/>
+      </w:pPr>
+      <w:rPr>
+        <w:rFonts w:ascii="Wingdings" w:hAnsi="Wingdings" w:hint="default"/>
+        <w:sz w:val="20"/>
+      </w:rPr>
+    </w:lvl>
+  </w:abstractNum>
   <w:num w:numId="1" w16cid:durableId="1322544568">
     <w:abstractNumId w:val="0"/>
   </w:num>
@@ -1968,6 +9277,9 @@
   </w:num>
   <w:num w:numId="3" w16cid:durableId="560412129">
     <w:abstractNumId w:val="2"/>
+  </w:num>
+  <w:num w:numId="4" w16cid:durableId="1771393035">
+    <w:abstractNumId w:val="3"/>
   </w:num>
 </w:numbering>
 </file>

--- a/Azure-Practices/AzureServiceBus/ShoppingMicroServices/Azure-ACR-AKS-Deployment-Guide.docx
+++ b/Azure-Practices/AzureServiceBus/ShoppingMicroServices/Azure-ACR-AKS-Deployment-Guide.docx
@@ -4398,7 +4398,14 @@
           <w:rFonts w:ascii="Segoe UI Emoji" w:hAnsi="Segoe UI Emoji" w:cs="Segoe UI Emoji"/>
           <w:highlight w:val="yellow"/>
         </w:rPr>
-        <w:t xml:space="preserve">  --from-literal=AzureServiceBus="Endpoint=</w:t>
+        <w:t xml:space="preserve">  --from-</w:t>
+      </w:r>
+      <w:r>
+        <w:rPr>
+          <w:rFonts w:ascii="Segoe UI Emoji" w:hAnsi="Segoe UI Emoji" w:cs="Segoe UI Emoji"/>
+          <w:highlight w:val="yellow"/>
+        </w:rPr>
+        <w:t>literal=AzureServiceBus="Endpoint=</w:t>
       </w:r>
       <w:r>
         <w:rPr>
@@ -4419,7 +4426,21 @@
           <w:rFonts w:ascii="Segoe UI Emoji" w:hAnsi="Segoe UI Emoji" w:cs="Segoe UI Emoji"/>
           <w:highlight w:val="yellow"/>
         </w:rPr>
-        <w:t>xLNrxuchsiqn7WVvs7jAsy/kPHY0zTjaQ+ASbJJu5g8=</w:t>
+        <w:t>=</w:t>
+      </w:r>
+      <w:r>
+        <w:rPr>
+          <w:rFonts w:ascii="Segoe UI Emoji" w:hAnsi="Segoe UI Emoji" w:cs="Segoe UI Emoji"/>
+          <w:highlight w:val="yellow"/>
+        </w:rPr>
+        <w:t>iVMEOtH451cDECzHTCqE464fYvFeo77Ls+ASbNq0GOo=</w:t>
+      </w:r>
+      <w:r>
+        <w:rPr>
+          <w:rFonts w:ascii="Segoe UI Emoji" w:hAnsi="Segoe UI Emoji" w:cs="Segoe UI Emoji"/>
+          <w:highlight w:val="yellow"/>
+        </w:rPr>
+        <w:t xml:space="preserve"> </w:t>
       </w:r>
       <w:r>
         <w:rPr>
@@ -9327,6 +9348,7 @@
   <w:style w:type="character" w:default="1" w:styleId="DefaultParagraphFont">
     <w:name w:val="Default Paragraph Font"/>
     <w:uiPriority w:val="1"/>
+    <w:semiHidden/>
     <w:unhideWhenUsed/>
   </w:style>
   <w:style w:type="table" w:default="1" w:styleId="TableNormal">
